--- a/research/Axion-T9-Renewable-Energy-Tax-Research.docx
+++ b/research/Axion-T9-Renewable-Energy-Tax-Research.docx
@@ -172,20 +172,20 @@
                 <w:sz w:val="18"/>
                 <w:szCs w:val="18"/>
               </w:rPr>
-              <w:t xml:space="preserve">Verify before you rely on it.</w:t>
-            </w:r>
-            <w:r>
-              <w:rPr>
-                <w:rFonts w:ascii="Arial" w:cs="Arial" w:eastAsia="Arial" w:hAnsi="Arial"/>
-                <w:b w:val="false"/>
-                <w:bCs w:val="false"/>
-                <w:i w:val="false"/>
-                <w:iCs w:val="false"/>
-                <w:color w:val="000000"/>
-                <w:sz w:val="18"/>
-                <w:szCs w:val="18"/>
-              </w:rPr>
-              <w:t xml:space="preserve"> Section numbers, rates, thresholds and sunset dates in this document are written from knowledge and must be checked against your SAICA Income Tax Act handbook and the SARS guide the CFO linked to, before the exam. Items flagged </w:t>
+              <w:t xml:space="preserve">Verification.</w:t>
+            </w:r>
+            <w:r>
+              <w:rPr>
+                <w:rFonts w:ascii="Arial" w:cs="Arial" w:eastAsia="Arial" w:hAnsi="Arial"/>
+                <w:b w:val="false"/>
+                <w:bCs w:val="false"/>
+                <w:i w:val="false"/>
+                <w:iCs w:val="false"/>
+                <w:color w:val="000000"/>
+                <w:sz w:val="18"/>
+                <w:szCs w:val="18"/>
+              </w:rPr>
+              <w:t xml:space="preserve"> The income tax content in Part A has been checked against published sources and is marked </w:t>
             </w:r>
             <w:r>
               <w:rPr>
@@ -198,20 +198,46 @@
                 <w:sz w:val="18"/>
                 <w:szCs w:val="18"/>
               </w:rPr>
-              <w:t xml:space="preserve">[confirm]</w:t>
-            </w:r>
-            <w:r>
-              <w:rPr>
-                <w:rFonts w:ascii="Arial" w:cs="Arial" w:eastAsia="Arial" w:hAnsi="Arial"/>
-                <w:b w:val="false"/>
-                <w:bCs w:val="false"/>
-                <w:i w:val="false"/>
-                <w:iCs w:val="false"/>
-                <w:color w:val="000000"/>
-                <w:sz w:val="18"/>
-                <w:szCs w:val="18"/>
-              </w:rPr>
-              <w:t xml:space="preserve"> are the ones most likely to have moved. Do not take a rate into the exam that you have not seen in the Act yourself.</w:t>
+              <w:t xml:space="preserve">[verified]</w:t>
+            </w:r>
+            <w:r>
+              <w:rPr>
+                <w:rFonts w:ascii="Arial" w:cs="Arial" w:eastAsia="Arial" w:hAnsi="Arial"/>
+                <w:b w:val="false"/>
+                <w:bCs w:val="false"/>
+                <w:i w:val="false"/>
+                <w:iCs w:val="false"/>
+                <w:color w:val="000000"/>
+                <w:sz w:val="18"/>
+                <w:szCs w:val="18"/>
+              </w:rPr>
+              <w:t xml:space="preserve"> where it has. Items that have </w:t>
+            </w:r>
+            <w:r>
+              <w:rPr>
+                <w:rFonts w:ascii="Arial" w:cs="Arial" w:eastAsia="Arial" w:hAnsi="Arial"/>
+                <w:b/>
+                <w:bCs/>
+                <w:i w:val="false"/>
+                <w:iCs w:val="false"/>
+                <w:color w:val="000000"/>
+                <w:sz w:val="18"/>
+                <w:szCs w:val="18"/>
+              </w:rPr>
+              <w:t xml:space="preserve">not</w:t>
+            </w:r>
+            <w:r>
+              <w:rPr>
+                <w:rFonts w:ascii="Arial" w:cs="Arial" w:eastAsia="Arial" w:hAnsi="Arial"/>
+                <w:b w:val="false"/>
+                <w:bCs w:val="false"/>
+                <w:i w:val="false"/>
+                <w:iCs w:val="false"/>
+                <w:color w:val="000000"/>
+                <w:sz w:val="18"/>
+                <w:szCs w:val="18"/>
+              </w:rPr>
+              <w:t xml:space="preserve"> been verified are listed in Part E, section E2 — read them before using them. Assumptions and inferences, as distinct from facts in the pre-release, are listed in E3. Every figure used is traced to its source in E4.</w:t>
             </w:r>
           </w:p>
           <w:p>
@@ -654,7 +680,7 @@
           <w:sz w:val="19"/>
           <w:szCs w:val="19"/>
         </w:rPr>
-        <w:t xml:space="preserve">[confirm the current list and the hydro threshold]</w:t>
+        <w:t xml:space="preserve">[verified]</w:t>
       </w:r>
     </w:p>
     <w:p>
@@ -677,98 +703,85 @@
           <w:sz w:val="19"/>
           <w:szCs w:val="19"/>
         </w:rPr>
-        <w:t xml:space="preserve">Rate — section 12B(2):</w:t>
-      </w:r>
-      <w:r>
-        <w:rPr>
-          <w:rFonts w:ascii="Arial" w:cs="Arial" w:eastAsia="Arial" w:hAnsi="Arial"/>
-          <w:b w:val="false"/>
-          <w:bCs w:val="false"/>
-          <w:i w:val="false"/>
-          <w:iCs w:val="false"/>
-          <w:color w:val="000000"/>
-          <w:sz w:val="19"/>
-          <w:szCs w:val="19"/>
-        </w:rPr>
-        <w:t xml:space="preserve"> </w:t>
-      </w:r>
-      <w:r>
-        <w:rPr>
-          <w:rFonts w:ascii="Arial" w:cs="Arial" w:eastAsia="Arial" w:hAnsi="Arial"/>
-          <w:b/>
-          <w:bCs/>
-          <w:i w:val="false"/>
-          <w:iCs w:val="false"/>
-          <w:color w:val="000000"/>
-          <w:sz w:val="19"/>
-          <w:szCs w:val="19"/>
-        </w:rPr>
-        <w:t xml:space="preserve">50%</w:t>
-      </w:r>
-      <w:r>
-        <w:rPr>
-          <w:rFonts w:ascii="Arial" w:cs="Arial" w:eastAsia="Arial" w:hAnsi="Arial"/>
-          <w:b w:val="false"/>
-          <w:bCs w:val="false"/>
-          <w:i w:val="false"/>
-          <w:iCs w:val="false"/>
-          <w:color w:val="000000"/>
-          <w:sz w:val="19"/>
-          <w:szCs w:val="19"/>
-        </w:rPr>
-        <w:t xml:space="preserve"> of the cost in the year the asset is brought into use, </w:t>
-      </w:r>
-      <w:r>
-        <w:rPr>
-          <w:rFonts w:ascii="Arial" w:cs="Arial" w:eastAsia="Arial" w:hAnsi="Arial"/>
-          <w:b/>
-          <w:bCs/>
-          <w:i w:val="false"/>
-          <w:iCs w:val="false"/>
-          <w:color w:val="000000"/>
-          <w:sz w:val="19"/>
-          <w:szCs w:val="19"/>
-        </w:rPr>
-        <w:t xml:space="preserve">30%</w:t>
-      </w:r>
-      <w:r>
-        <w:rPr>
-          <w:rFonts w:ascii="Arial" w:cs="Arial" w:eastAsia="Arial" w:hAnsi="Arial"/>
-          <w:b w:val="false"/>
-          <w:bCs w:val="false"/>
-          <w:i w:val="false"/>
-          <w:iCs w:val="false"/>
-          <w:color w:val="000000"/>
-          <w:sz w:val="19"/>
-          <w:szCs w:val="19"/>
-        </w:rPr>
-        <w:t xml:space="preserve"> in the second year and </w:t>
-      </w:r>
-      <w:r>
-        <w:rPr>
-          <w:rFonts w:ascii="Arial" w:cs="Arial" w:eastAsia="Arial" w:hAnsi="Arial"/>
-          <w:b/>
-          <w:bCs/>
-          <w:i w:val="false"/>
-          <w:iCs w:val="false"/>
-          <w:color w:val="000000"/>
-          <w:sz w:val="19"/>
-          <w:szCs w:val="19"/>
-        </w:rPr>
-        <w:t xml:space="preserve">20%</w:t>
-      </w:r>
-      <w:r>
-        <w:rPr>
-          <w:rFonts w:ascii="Arial" w:cs="Arial" w:eastAsia="Arial" w:hAnsi="Arial"/>
-          <w:b w:val="false"/>
-          <w:bCs w:val="false"/>
-          <w:i w:val="false"/>
-          <w:iCs w:val="false"/>
-          <w:color w:val="000000"/>
-          <w:sz w:val="19"/>
-          <w:szCs w:val="19"/>
-        </w:rPr>
-        <w:t xml:space="preserve"> in the third year.</w:t>
+        <w:t xml:space="preserve">Rate — 50 / 30 / 20.</w:t>
+      </w:r>
+      <w:r>
+        <w:rPr>
+          <w:rFonts w:ascii="Arial" w:cs="Arial" w:eastAsia="Arial" w:hAnsi="Arial"/>
+          <w:b w:val="false"/>
+          <w:bCs w:val="false"/>
+          <w:i w:val="false"/>
+          <w:iCs w:val="false"/>
+          <w:color w:val="000000"/>
+          <w:sz w:val="19"/>
+          <w:szCs w:val="19"/>
+        </w:rPr>
+        <w:t xml:space="preserve"> 50% of the cost in the year the asset is brought into use, 30% in the second year and 20% in the third. This applies to </w:t>
+      </w:r>
+      <w:r>
+        <w:rPr>
+          <w:rFonts w:ascii="Arial" w:cs="Arial" w:eastAsia="Arial" w:hAnsi="Arial"/>
+          <w:b/>
+          <w:bCs/>
+          <w:i w:val="false"/>
+          <w:iCs w:val="false"/>
+          <w:color w:val="000000"/>
+          <w:sz w:val="19"/>
+          <w:szCs w:val="19"/>
+        </w:rPr>
+        <w:t xml:space="preserve">all wind</w:t>
+      </w:r>
+      <w:r>
+        <w:rPr>
+          <w:rFonts w:ascii="Arial" w:cs="Arial" w:eastAsia="Arial" w:hAnsi="Arial"/>
+          <w:b w:val="false"/>
+          <w:bCs w:val="false"/>
+          <w:i w:val="false"/>
+          <w:iCs w:val="false"/>
+          <w:color w:val="000000"/>
+          <w:sz w:val="19"/>
+          <w:szCs w:val="19"/>
+        </w:rPr>
+        <w:t xml:space="preserve">, </w:t>
+      </w:r>
+      <w:r>
+        <w:rPr>
+          <w:rFonts w:ascii="Arial" w:cs="Arial" w:eastAsia="Arial" w:hAnsi="Arial"/>
+          <w:b/>
+          <w:bCs/>
+          <w:i w:val="false"/>
+          <w:iCs w:val="false"/>
+          <w:color w:val="000000"/>
+          <w:sz w:val="19"/>
+          <w:szCs w:val="19"/>
+        </w:rPr>
+        <w:t xml:space="preserve">PV solar exceeding 1MW</w:t>
+      </w:r>
+      <w:r>
+        <w:rPr>
+          <w:rFonts w:ascii="Arial" w:cs="Arial" w:eastAsia="Arial" w:hAnsi="Arial"/>
+          <w:b w:val="false"/>
+          <w:bCs w:val="false"/>
+          <w:i w:val="false"/>
+          <w:iCs w:val="false"/>
+          <w:color w:val="000000"/>
+          <w:sz w:val="19"/>
+          <w:szCs w:val="19"/>
+        </w:rPr>
+        <w:t xml:space="preserve">, concentrated solar, hydro not exceeding 30MW, and biomass. </w:t>
+      </w:r>
+      <w:r>
+        <w:rPr>
+          <w:rFonts w:ascii="Arial" w:cs="Arial" w:eastAsia="Arial" w:hAnsi="Arial"/>
+          <w:b/>
+          <w:bCs/>
+          <w:i w:val="false"/>
+          <w:iCs w:val="false"/>
+          <w:color w:val="000000"/>
+          <w:sz w:val="19"/>
+          <w:szCs w:val="19"/>
+        </w:rPr>
+        <w:t xml:space="preserve">[verified]</w:t>
       </w:r>
     </w:p>
     <w:p>
@@ -791,85 +804,59 @@
           <w:sz w:val="19"/>
           <w:szCs w:val="19"/>
         </w:rPr>
-        <w:t xml:space="preserve">Accelerated rate:</w:t>
-      </w:r>
-      <w:r>
-        <w:rPr>
-          <w:rFonts w:ascii="Arial" w:cs="Arial" w:eastAsia="Arial" w:hAnsi="Arial"/>
-          <w:b w:val="false"/>
-          <w:bCs w:val="false"/>
-          <w:i w:val="false"/>
-          <w:iCs w:val="false"/>
-          <w:color w:val="000000"/>
-          <w:sz w:val="19"/>
-          <w:szCs w:val="19"/>
-        </w:rPr>
-        <w:t xml:space="preserve"> </w:t>
-      </w:r>
-      <w:r>
-        <w:rPr>
-          <w:rFonts w:ascii="Arial" w:cs="Arial" w:eastAsia="Arial" w:hAnsi="Arial"/>
-          <w:b/>
-          <w:bCs/>
-          <w:i w:val="false"/>
-          <w:iCs w:val="false"/>
-          <w:color w:val="000000"/>
-          <w:sz w:val="19"/>
-          <w:szCs w:val="19"/>
-        </w:rPr>
-        <w:t xml:space="preserve">100%</w:t>
-      </w:r>
-      <w:r>
-        <w:rPr>
-          <w:rFonts w:ascii="Arial" w:cs="Arial" w:eastAsia="Arial" w:hAnsi="Arial"/>
-          <w:b w:val="false"/>
-          <w:bCs w:val="false"/>
-          <w:i w:val="false"/>
-          <w:iCs w:val="false"/>
-          <w:color w:val="000000"/>
-          <w:sz w:val="19"/>
-          <w:szCs w:val="19"/>
-        </w:rPr>
-        <w:t xml:space="preserve"> in the year brought into use where the asset is used in the generation of electricity from </w:t>
-      </w:r>
-      <w:r>
-        <w:rPr>
-          <w:rFonts w:ascii="Arial" w:cs="Arial" w:eastAsia="Arial" w:hAnsi="Arial"/>
-          <w:b/>
-          <w:bCs/>
-          <w:i w:val="false"/>
-          <w:iCs w:val="false"/>
-          <w:color w:val="000000"/>
-          <w:sz w:val="19"/>
-          <w:szCs w:val="19"/>
-        </w:rPr>
-        <w:t xml:space="preserve">photovoltaic solar energy of not more than one megawatt</w:t>
-      </w:r>
-      <w:r>
-        <w:rPr>
-          <w:rFonts w:ascii="Arial" w:cs="Arial" w:eastAsia="Arial" w:hAnsi="Arial"/>
-          <w:b w:val="false"/>
-          <w:bCs w:val="false"/>
-          <w:i w:val="false"/>
-          <w:iCs w:val="false"/>
-          <w:color w:val="000000"/>
-          <w:sz w:val="19"/>
-          <w:szCs w:val="19"/>
-        </w:rPr>
-        <w:t xml:space="preserve">. </w:t>
-      </w:r>
-      <w:r>
-        <w:rPr>
-          <w:rFonts w:ascii="Arial" w:cs="Arial" w:eastAsia="Arial" w:hAnsi="Arial"/>
-          <w:b/>
-          <w:bCs/>
-          <w:i w:val="false"/>
-          <w:iCs w:val="false"/>
-          <w:color w:val="000000"/>
-          <w:sz w:val="19"/>
-          <w:szCs w:val="19"/>
-        </w:rPr>
-        <w:t xml:space="preserve">[confirm]</w:t>
+        <w:t xml:space="preserve">Accelerated rate — 100%</w:t>
+      </w:r>
+      <w:r>
+        <w:rPr>
+          <w:rFonts w:ascii="Arial" w:cs="Arial" w:eastAsia="Arial" w:hAnsi="Arial"/>
+          <w:b w:val="false"/>
+          <w:bCs w:val="false"/>
+          <w:i w:val="false"/>
+          <w:iCs w:val="false"/>
+          <w:color w:val="000000"/>
+          <w:sz w:val="19"/>
+          <w:szCs w:val="19"/>
+        </w:rPr>
+        <w:t xml:space="preserve"> in the year brought into use, where the asset is used in the generation of electricity from </w:t>
+      </w:r>
+      <w:r>
+        <w:rPr>
+          <w:rFonts w:ascii="Arial" w:cs="Arial" w:eastAsia="Arial" w:hAnsi="Arial"/>
+          <w:b/>
+          <w:bCs/>
+          <w:i w:val="false"/>
+          <w:iCs w:val="false"/>
+          <w:color w:val="000000"/>
+          <w:sz w:val="19"/>
+          <w:szCs w:val="19"/>
+        </w:rPr>
+        <w:t xml:space="preserve">PV solar energy not exceeding one megawatt</w:t>
+      </w:r>
+      <w:r>
+        <w:rPr>
+          <w:rFonts w:ascii="Arial" w:cs="Arial" w:eastAsia="Arial" w:hAnsi="Arial"/>
+          <w:b w:val="false"/>
+          <w:bCs w:val="false"/>
+          <w:i w:val="false"/>
+          <w:iCs w:val="false"/>
+          <w:color w:val="000000"/>
+          <w:sz w:val="19"/>
+          <w:szCs w:val="19"/>
+        </w:rPr>
+        <w:t xml:space="preserve">. This has applied since 2015. </w:t>
+      </w:r>
+      <w:r>
+        <w:rPr>
+          <w:rFonts w:ascii="Arial" w:cs="Arial" w:eastAsia="Arial" w:hAnsi="Arial"/>
+          <w:b/>
+          <w:bCs/>
+          <w:i w:val="false"/>
+          <w:iCs w:val="false"/>
+          <w:color w:val="000000"/>
+          <w:sz w:val="19"/>
+          <w:szCs w:val="19"/>
+        </w:rPr>
+        <w:t xml:space="preserve">[verified]</w:t>
       </w:r>
     </w:p>
     <w:p>
@@ -990,33 +977,59 @@
           <w:sz w:val="19"/>
           <w:szCs w:val="19"/>
         </w:rPr>
-        <w:t xml:space="preserve">Foundations and supporting structures</w:t>
-      </w:r>
-      <w:r>
-        <w:rPr>
-          <w:rFonts w:ascii="Arial" w:cs="Arial" w:eastAsia="Arial" w:hAnsi="Arial"/>
-          <w:b w:val="false"/>
-          <w:bCs w:val="false"/>
-          <w:i w:val="false"/>
-          <w:iCs w:val="false"/>
-          <w:color w:val="000000"/>
-          <w:sz w:val="19"/>
-          <w:szCs w:val="19"/>
-        </w:rPr>
-        <w:t xml:space="preserve"> designed for the machinery and constructed so as to be integrated with it are deemed to form part of the cost of the machinery. </w:t>
-      </w:r>
-      <w:r>
-        <w:rPr>
-          <w:rFonts w:ascii="Arial" w:cs="Arial" w:eastAsia="Arial" w:hAnsi="Arial"/>
-          <w:b/>
-          <w:bCs/>
-          <w:i w:val="false"/>
-          <w:iCs w:val="false"/>
-          <w:color w:val="000000"/>
-          <w:sz w:val="19"/>
-          <w:szCs w:val="19"/>
-        </w:rPr>
-        <w:t xml:space="preserve">[confirm the exact subsection]</w:t>
+        <w:t xml:space="preserve">Foundations and supporting structures.</w:t>
+      </w:r>
+      <w:r>
+        <w:rPr>
+          <w:rFonts w:ascii="Arial" w:cs="Arial" w:eastAsia="Arial" w:hAnsi="Arial"/>
+          <w:b w:val="false"/>
+          <w:bCs w:val="false"/>
+          <w:i w:val="false"/>
+          <w:iCs w:val="false"/>
+          <w:color w:val="000000"/>
+          <w:sz w:val="19"/>
+          <w:szCs w:val="19"/>
+        </w:rPr>
+        <w:t xml:space="preserve"> The cost base includes the cost of any </w:t>
+      </w:r>
+      <w:r>
+        <w:rPr>
+          <w:rFonts w:ascii="Arial" w:cs="Arial" w:eastAsia="Arial" w:hAnsi="Arial"/>
+          <w:b/>
+          <w:bCs/>
+          <w:i w:val="false"/>
+          <w:iCs w:val="false"/>
+          <w:color w:val="000000"/>
+          <w:sz w:val="19"/>
+          <w:szCs w:val="19"/>
+        </w:rPr>
+        <w:t xml:space="preserve">concrete, foundation or supporting structure</w:t>
+      </w:r>
+      <w:r>
+        <w:rPr>
+          <w:rFonts w:ascii="Arial" w:cs="Arial" w:eastAsia="Arial" w:hAnsi="Arial"/>
+          <w:b w:val="false"/>
+          <w:bCs w:val="false"/>
+          <w:i w:val="false"/>
+          <w:iCs w:val="false"/>
+          <w:color w:val="000000"/>
+          <w:sz w:val="19"/>
+          <w:szCs w:val="19"/>
+        </w:rPr>
+        <w:t xml:space="preserve"> to which the qualifying asset is mounted or affixed, together with the costs of erection, installation and construction. </w:t>
+      </w:r>
+      <w:r>
+        <w:rPr>
+          <w:rFonts w:ascii="Arial" w:cs="Arial" w:eastAsia="Arial" w:hAnsi="Arial"/>
+          <w:b/>
+          <w:bCs/>
+          <w:i w:val="false"/>
+          <w:iCs w:val="false"/>
+          <w:color w:val="000000"/>
+          <w:sz w:val="19"/>
+          <w:szCs w:val="19"/>
+        </w:rPr>
+        <w:t xml:space="preserve">[verified]</w:t>
       </w:r>
     </w:p>
     <w:p>
@@ -1153,20 +1166,46 @@
           <w:sz w:val="19"/>
           <w:szCs w:val="19"/>
         </w:rPr>
-        <w:t xml:space="preserve"> require the asset to be new and unused. Second-hand qualifying plant can attract the 50/30/20 allowance. </w:t>
-      </w:r>
-      <w:r>
-        <w:rPr>
-          <w:rFonts w:ascii="Arial" w:cs="Arial" w:eastAsia="Arial" w:hAnsi="Arial"/>
-          <w:b/>
-          <w:bCs/>
-          <w:i w:val="false"/>
-          <w:iCs w:val="false"/>
-          <w:color w:val="000000"/>
-          <w:sz w:val="19"/>
-          <w:szCs w:val="19"/>
-        </w:rPr>
-        <w:t xml:space="preserve">[confirm — this is a key distinction from section 12BA]</w:t>
+        <w:t xml:space="preserve"> require the asset to be new and unused. It is available for any asset </w:t>
+      </w:r>
+      <w:r>
+        <w:rPr>
+          <w:rFonts w:ascii="Arial" w:cs="Arial" w:eastAsia="Arial" w:hAnsi="Arial"/>
+          <w:b/>
+          <w:bCs/>
+          <w:i w:val="false"/>
+          <w:iCs w:val="false"/>
+          <w:color w:val="000000"/>
+          <w:sz w:val="19"/>
+          <w:szCs w:val="19"/>
+        </w:rPr>
+        <w:t xml:space="preserve">brought into use for the first time by that taxpayer</w:t>
+      </w:r>
+      <w:r>
+        <w:rPr>
+          <w:rFonts w:ascii="Arial" w:cs="Arial" w:eastAsia="Arial" w:hAnsi="Arial"/>
+          <w:b w:val="false"/>
+          <w:bCs w:val="false"/>
+          <w:i w:val="false"/>
+          <w:iCs w:val="false"/>
+          <w:color w:val="000000"/>
+          <w:sz w:val="19"/>
+          <w:szCs w:val="19"/>
+        </w:rPr>
+        <w:t xml:space="preserve">, whether new or second-hand. </w:t>
+      </w:r>
+      <w:r>
+        <w:rPr>
+          <w:rFonts w:ascii="Arial" w:cs="Arial" w:eastAsia="Arial" w:hAnsi="Arial"/>
+          <w:b/>
+          <w:bCs/>
+          <w:i w:val="false"/>
+          <w:iCs w:val="false"/>
+          <w:color w:val="000000"/>
+          <w:sz w:val="19"/>
+          <w:szCs w:val="19"/>
+        </w:rPr>
+        <w:t xml:space="preserve">[verified — this is a key distinction from section 12BA]</w:t>
       </w:r>
     </w:p>
     <w:p>
@@ -1716,33 +1755,85 @@
           <w:sz w:val="19"/>
           <w:szCs w:val="19"/>
         </w:rPr>
-        <w:t xml:space="preserve">The section applied only to assets brought into use on or after 1 March 2023 and before 1 March 2025.</w:t>
-      </w:r>
-      <w:r>
-        <w:rPr>
-          <w:rFonts w:ascii="Arial" w:cs="Arial" w:eastAsia="Arial" w:hAnsi="Arial"/>
-          <w:b w:val="false"/>
-          <w:bCs w:val="false"/>
-          <w:i w:val="false"/>
-          <w:iCs w:val="false"/>
-          <w:color w:val="000000"/>
-          <w:sz w:val="19"/>
-          <w:szCs w:val="19"/>
-        </w:rPr>
-        <w:t xml:space="preserve"> </w:t>
-      </w:r>
-      <w:r>
-        <w:rPr>
-          <w:rFonts w:ascii="Arial" w:cs="Arial" w:eastAsia="Arial" w:hAnsi="Arial"/>
-          <w:b/>
-          <w:bCs/>
-          <w:i w:val="false"/>
-          <w:iCs w:val="false"/>
-          <w:color w:val="000000"/>
-          <w:sz w:val="19"/>
-          <w:szCs w:val="19"/>
-        </w:rPr>
-        <w:t xml:space="preserve">[confirm — and confirm whether any subsequent amendment extended, replaced or reintroduced it]</w:t>
+        <w:t xml:space="preserve">Cost base.</w:t>
+      </w:r>
+      <w:r>
+        <w:rPr>
+          <w:rFonts w:ascii="Arial" w:cs="Arial" w:eastAsia="Arial" w:hAnsi="Arial"/>
+          <w:b w:val="false"/>
+          <w:bCs w:val="false"/>
+          <w:i w:val="false"/>
+          <w:iCs w:val="false"/>
+          <w:color w:val="000000"/>
+          <w:sz w:val="19"/>
+          <w:szCs w:val="19"/>
+        </w:rPr>
+        <w:t xml:space="preserve"> The 125% applied to the </w:t>
+      </w:r>
+      <w:r>
+        <w:rPr>
+          <w:rFonts w:ascii="Arial" w:cs="Arial" w:eastAsia="Arial" w:hAnsi="Arial"/>
+          <w:b/>
+          <w:bCs/>
+          <w:i w:val="false"/>
+          <w:iCs w:val="false"/>
+          <w:color w:val="000000"/>
+          <w:sz w:val="19"/>
+          <w:szCs w:val="19"/>
+        </w:rPr>
+        <w:t xml:space="preserve">direct costs of acquisition, installation and erection</w:t>
+      </w:r>
+      <w:r>
+        <w:rPr>
+          <w:rFonts w:ascii="Arial" w:cs="Arial" w:eastAsia="Arial" w:hAnsi="Arial"/>
+          <w:b w:val="false"/>
+          <w:bCs w:val="false"/>
+          <w:i w:val="false"/>
+          <w:iCs w:val="false"/>
+          <w:color w:val="000000"/>
+          <w:sz w:val="19"/>
+          <w:szCs w:val="19"/>
+        </w:rPr>
+        <w:t xml:space="preserve">, and extended to any </w:t>
+      </w:r>
+      <w:r>
+        <w:rPr>
+          <w:rFonts w:ascii="Arial" w:cs="Arial" w:eastAsia="Arial" w:hAnsi="Arial"/>
+          <w:b/>
+          <w:bCs/>
+          <w:i w:val="false"/>
+          <w:iCs w:val="false"/>
+          <w:color w:val="000000"/>
+          <w:sz w:val="19"/>
+          <w:szCs w:val="19"/>
+        </w:rPr>
+        <w:t xml:space="preserve">foundation or supporting structure</w:t>
+      </w:r>
+      <w:r>
+        <w:rPr>
+          <w:rFonts w:ascii="Arial" w:cs="Arial" w:eastAsia="Arial" w:hAnsi="Arial"/>
+          <w:b w:val="false"/>
+          <w:bCs w:val="false"/>
+          <w:i w:val="false"/>
+          <w:iCs w:val="false"/>
+          <w:color w:val="000000"/>
+          <w:sz w:val="19"/>
+          <w:szCs w:val="19"/>
+        </w:rPr>
+        <w:t xml:space="preserve"> in relation to those assets. </w:t>
+      </w:r>
+      <w:r>
+        <w:rPr>
+          <w:rFonts w:ascii="Arial" w:cs="Arial" w:eastAsia="Arial" w:hAnsi="Arial"/>
+          <w:b/>
+          <w:bCs/>
+          <w:i w:val="false"/>
+          <w:iCs w:val="false"/>
+          <w:color w:val="000000"/>
+          <w:sz w:val="19"/>
+          <w:szCs w:val="19"/>
+        </w:rPr>
+        <w:t xml:space="preserve">[verified]</w:t>
       </w:r>
     </w:p>
     <w:p>
@@ -1757,41 +1848,67 @@
       <w:r>
         <w:rPr>
           <w:rFonts w:ascii="Arial" w:cs="Arial" w:eastAsia="Arial" w:hAnsi="Arial"/>
-          <w:b w:val="false"/>
-          <w:bCs w:val="false"/>
-          <w:i w:val="false"/>
-          <w:iCs w:val="false"/>
-          <w:color w:val="000000"/>
-          <w:sz w:val="19"/>
-          <w:szCs w:val="19"/>
-        </w:rPr>
-        <w:t xml:space="preserve">Sections 12B and 12BA are </w:t>
-      </w:r>
-      <w:r>
-        <w:rPr>
-          <w:rFonts w:ascii="Arial" w:cs="Arial" w:eastAsia="Arial" w:hAnsi="Arial"/>
-          <w:b/>
-          <w:bCs/>
-          <w:i w:val="false"/>
-          <w:iCs w:val="false"/>
-          <w:color w:val="000000"/>
-          <w:sz w:val="19"/>
-          <w:szCs w:val="19"/>
-        </w:rPr>
-        <w:t xml:space="preserve">mutually exclusive</w:t>
-      </w:r>
-      <w:r>
-        <w:rPr>
-          <w:rFonts w:ascii="Arial" w:cs="Arial" w:eastAsia="Arial" w:hAnsi="Arial"/>
-          <w:b w:val="false"/>
-          <w:bCs w:val="false"/>
-          <w:i w:val="false"/>
-          <w:iCs w:val="false"/>
-          <w:color w:val="000000"/>
-          <w:sz w:val="19"/>
-          <w:szCs w:val="19"/>
-        </w:rPr>
-        <w:t xml:space="preserve"> in respect of the same asset.</w:t>
+          <w:b/>
+          <w:bCs/>
+          <w:i w:val="false"/>
+          <w:iCs w:val="false"/>
+          <w:color w:val="000000"/>
+          <w:sz w:val="19"/>
+          <w:szCs w:val="19"/>
+        </w:rPr>
+        <w:t xml:space="preserve">The section applied only to assets brought into use on or after 1 March 2023 and before 1 March 2025.</w:t>
+      </w:r>
+      <w:r>
+        <w:rPr>
+          <w:rFonts w:ascii="Arial" w:cs="Arial" w:eastAsia="Arial" w:hAnsi="Arial"/>
+          <w:b w:val="false"/>
+          <w:bCs w:val="false"/>
+          <w:i w:val="false"/>
+          <w:iCs w:val="false"/>
+          <w:color w:val="000000"/>
+          <w:sz w:val="19"/>
+          <w:szCs w:val="19"/>
+        </w:rPr>
+        <w:t xml:space="preserve"> The Minister of Finance did </w:t>
+      </w:r>
+      <w:r>
+        <w:rPr>
+          <w:rFonts w:ascii="Arial" w:cs="Arial" w:eastAsia="Arial" w:hAnsi="Arial"/>
+          <w:b/>
+          <w:bCs/>
+          <w:i w:val="false"/>
+          <w:iCs w:val="false"/>
+          <w:color w:val="000000"/>
+          <w:sz w:val="19"/>
+          <w:szCs w:val="19"/>
+        </w:rPr>
+        <w:t xml:space="preserve">not</w:t>
+      </w:r>
+      <w:r>
+        <w:rPr>
+          <w:rFonts w:ascii="Arial" w:cs="Arial" w:eastAsia="Arial" w:hAnsi="Arial"/>
+          <w:b w:val="false"/>
+          <w:bCs w:val="false"/>
+          <w:i w:val="false"/>
+          <w:iCs w:val="false"/>
+          <w:color w:val="000000"/>
+          <w:sz w:val="19"/>
+          <w:szCs w:val="19"/>
+        </w:rPr>
+        <w:t xml:space="preserve"> renew it. </w:t>
+      </w:r>
+      <w:r>
+        <w:rPr>
+          <w:rFonts w:ascii="Arial" w:cs="Arial" w:eastAsia="Arial" w:hAnsi="Arial"/>
+          <w:b/>
+          <w:bCs/>
+          <w:i w:val="false"/>
+          <w:iCs w:val="false"/>
+          <w:color w:val="000000"/>
+          <w:sz w:val="19"/>
+          <w:szCs w:val="19"/>
+        </w:rPr>
+        <w:t xml:space="preserve">[verified]</w:t>
       </w:r>
     </w:p>
     <w:p>
@@ -1814,46 +1931,212 @@
           <w:sz w:val="19"/>
           <w:szCs w:val="19"/>
         </w:rPr>
-        <w:t xml:space="preserve">A </w:t>
-      </w:r>
-      <w:r>
-        <w:rPr>
-          <w:rFonts w:ascii="Arial" w:cs="Arial" w:eastAsia="Arial" w:hAnsi="Arial"/>
-          <w:b/>
-          <w:bCs/>
-          <w:i w:val="false"/>
-          <w:iCs w:val="false"/>
-          <w:color w:val="000000"/>
-          <w:sz w:val="19"/>
-          <w:szCs w:val="19"/>
-        </w:rPr>
-        <w:t xml:space="preserve">specific recoupment rule</w:t>
-      </w:r>
-      <w:r>
-        <w:rPr>
-          <w:rFonts w:ascii="Arial" w:cs="Arial" w:eastAsia="Arial" w:hAnsi="Arial"/>
-          <w:b w:val="false"/>
-          <w:bCs w:val="false"/>
-          <w:i w:val="false"/>
-          <w:iCs w:val="false"/>
-          <w:color w:val="000000"/>
-          <w:sz w:val="19"/>
-          <w:szCs w:val="19"/>
-        </w:rPr>
-        <w:t xml:space="preserve"> applied where an asset on which the 125% allowance was claimed was subsequently disposed of within a prescribed period. </w:t>
-      </w:r>
-      <w:r>
-        <w:rPr>
-          <w:rFonts w:ascii="Arial" w:cs="Arial" w:eastAsia="Arial" w:hAnsi="Arial"/>
-          <w:b/>
-          <w:bCs/>
-          <w:i w:val="false"/>
-          <w:iCs w:val="false"/>
-          <w:color w:val="000000"/>
-          <w:sz w:val="19"/>
-          <w:szCs w:val="19"/>
-        </w:rPr>
-        <w:t xml:space="preserve">[confirm the wording and the period — do not guess this one]</w:t>
+        <w:t xml:space="preserve">Sections 12B and 12BA are </w:t>
+      </w:r>
+      <w:r>
+        <w:rPr>
+          <w:rFonts w:ascii="Arial" w:cs="Arial" w:eastAsia="Arial" w:hAnsi="Arial"/>
+          <w:b/>
+          <w:bCs/>
+          <w:i w:val="false"/>
+          <w:iCs w:val="false"/>
+          <w:color w:val="000000"/>
+          <w:sz w:val="19"/>
+          <w:szCs w:val="19"/>
+        </w:rPr>
+        <w:t xml:space="preserve">mutually exclusive</w:t>
+      </w:r>
+      <w:r>
+        <w:rPr>
+          <w:rFonts w:ascii="Arial" w:cs="Arial" w:eastAsia="Arial" w:hAnsi="Arial"/>
+          <w:b w:val="false"/>
+          <w:bCs w:val="false"/>
+          <w:i w:val="false"/>
+          <w:iCs w:val="false"/>
+          <w:color w:val="000000"/>
+          <w:sz w:val="19"/>
+          <w:szCs w:val="19"/>
+        </w:rPr>
+        <w:t xml:space="preserve"> in respect of the same asset.</w:t>
+      </w:r>
+    </w:p>
+    <w:p>
+      <w:pPr>
+        <w:pStyle w:val="ListParagraph"/>
+        <w:numPr>
+          <w:ilvl w:val="0"/>
+          <w:numId w:val="2"/>
+        </w:numPr>
+        <w:spacing w:after="50" w:before="0" w:line="250" w:lineRule="auto"/>
+      </w:pPr>
+      <w:r>
+        <w:rPr>
+          <w:rFonts w:ascii="Arial" w:cs="Arial" w:eastAsia="Arial" w:hAnsi="Arial"/>
+          <w:b/>
+          <w:bCs/>
+          <w:i w:val="false"/>
+          <w:iCs w:val="false"/>
+          <w:color w:val="000000"/>
+          <w:sz w:val="19"/>
+          <w:szCs w:val="19"/>
+        </w:rPr>
+        <w:t xml:space="preserve">Recoupment — section 8(4)(nA).</w:t>
+      </w:r>
+      <w:r>
+        <w:rPr>
+          <w:rFonts w:ascii="Arial" w:cs="Arial" w:eastAsia="Arial" w:hAnsi="Arial"/>
+          <w:b w:val="false"/>
+          <w:bCs w:val="false"/>
+          <w:i w:val="false"/>
+          <w:iCs w:val="false"/>
+          <w:color w:val="000000"/>
+          <w:sz w:val="19"/>
+          <w:szCs w:val="19"/>
+        </w:rPr>
+        <w:t xml:space="preserve"> Where an asset on which the 125% allowance was claimed is </w:t>
+      </w:r>
+      <w:r>
+        <w:rPr>
+          <w:rFonts w:ascii="Arial" w:cs="Arial" w:eastAsia="Arial" w:hAnsi="Arial"/>
+          <w:b/>
+          <w:bCs/>
+          <w:i w:val="false"/>
+          <w:iCs w:val="false"/>
+          <w:color w:val="000000"/>
+          <w:sz w:val="19"/>
+          <w:szCs w:val="19"/>
+        </w:rPr>
+        <w:t xml:space="preserve">disposed of before 1 March 2026</w:t>
+      </w:r>
+      <w:r>
+        <w:rPr>
+          <w:rFonts w:ascii="Arial" w:cs="Arial" w:eastAsia="Arial" w:hAnsi="Arial"/>
+          <w:b w:val="false"/>
+          <w:bCs w:val="false"/>
+          <w:i w:val="false"/>
+          <w:iCs w:val="false"/>
+          <w:color w:val="000000"/>
+          <w:sz w:val="19"/>
+          <w:szCs w:val="19"/>
+        </w:rPr>
+        <w:t xml:space="preserve">, an enhanced recoupment applies: if proceeds equal or exceed cost, the </w:t>
+      </w:r>
+      <w:r>
+        <w:rPr>
+          <w:rFonts w:ascii="Arial" w:cs="Arial" w:eastAsia="Arial" w:hAnsi="Arial"/>
+          <w:b/>
+          <w:bCs/>
+          <w:i w:val="false"/>
+          <w:iCs w:val="false"/>
+          <w:color w:val="000000"/>
+          <w:sz w:val="19"/>
+          <w:szCs w:val="19"/>
+        </w:rPr>
+        <w:t xml:space="preserve">full 125%</w:t>
+      </w:r>
+      <w:r>
+        <w:rPr>
+          <w:rFonts w:ascii="Arial" w:cs="Arial" w:eastAsia="Arial" w:hAnsi="Arial"/>
+          <w:b w:val="false"/>
+          <w:bCs w:val="false"/>
+          <w:i w:val="false"/>
+          <w:iCs w:val="false"/>
+          <w:color w:val="000000"/>
+          <w:sz w:val="19"/>
+          <w:szCs w:val="19"/>
+        </w:rPr>
+        <w:t xml:space="preserve"> is included in income; if proceeds are below cost, </w:t>
+      </w:r>
+      <w:r>
+        <w:rPr>
+          <w:rFonts w:ascii="Arial" w:cs="Arial" w:eastAsia="Arial" w:hAnsi="Arial"/>
+          <w:b/>
+          <w:bCs/>
+          <w:i w:val="false"/>
+          <w:iCs w:val="false"/>
+          <w:color w:val="000000"/>
+          <w:sz w:val="19"/>
+          <w:szCs w:val="19"/>
+        </w:rPr>
+        <w:t xml:space="preserve">125% of the proceeds</w:t>
+      </w:r>
+      <w:r>
+        <w:rPr>
+          <w:rFonts w:ascii="Arial" w:cs="Arial" w:eastAsia="Arial" w:hAnsi="Arial"/>
+          <w:b w:val="false"/>
+          <w:bCs w:val="false"/>
+          <w:i w:val="false"/>
+          <w:iCs w:val="false"/>
+          <w:color w:val="000000"/>
+          <w:sz w:val="19"/>
+          <w:szCs w:val="19"/>
+        </w:rPr>
+        <w:t xml:space="preserve"> is included. Where disposal occurs </w:t>
+      </w:r>
+      <w:r>
+        <w:rPr>
+          <w:rFonts w:ascii="Arial" w:cs="Arial" w:eastAsia="Arial" w:hAnsi="Arial"/>
+          <w:b/>
+          <w:bCs/>
+          <w:i w:val="false"/>
+          <w:iCs w:val="false"/>
+          <w:color w:val="000000"/>
+          <w:sz w:val="19"/>
+          <w:szCs w:val="19"/>
+        </w:rPr>
+        <w:t xml:space="preserve">on or after 1 March 2026</w:t>
+      </w:r>
+      <w:r>
+        <w:rPr>
+          <w:rFonts w:ascii="Arial" w:cs="Arial" w:eastAsia="Arial" w:hAnsi="Arial"/>
+          <w:b w:val="false"/>
+          <w:bCs w:val="false"/>
+          <w:i w:val="false"/>
+          <w:iCs w:val="false"/>
+          <w:color w:val="000000"/>
+          <w:sz w:val="19"/>
+          <w:szCs w:val="19"/>
+        </w:rPr>
+        <w:t xml:space="preserve">, the recoupment is the </w:t>
+      </w:r>
+      <w:r>
+        <w:rPr>
+          <w:rFonts w:ascii="Arial" w:cs="Arial" w:eastAsia="Arial" w:hAnsi="Arial"/>
+          <w:b/>
+          <w:bCs/>
+          <w:i w:val="false"/>
+          <w:iCs w:val="false"/>
+          <w:color w:val="000000"/>
+          <w:sz w:val="19"/>
+          <w:szCs w:val="19"/>
+        </w:rPr>
+        <w:t xml:space="preserve">lesser of the proceeds and the allowance</w:t>
+      </w:r>
+      <w:r>
+        <w:rPr>
+          <w:rFonts w:ascii="Arial" w:cs="Arial" w:eastAsia="Arial" w:hAnsi="Arial"/>
+          <w:b w:val="false"/>
+          <w:bCs w:val="false"/>
+          <w:i w:val="false"/>
+          <w:iCs w:val="false"/>
+          <w:color w:val="000000"/>
+          <w:sz w:val="19"/>
+          <w:szCs w:val="19"/>
+        </w:rPr>
+        <w:t xml:space="preserve">, so the extra 25% is permanently retained. </w:t>
+      </w:r>
+      <w:r>
+        <w:rPr>
+          <w:rFonts w:ascii="Arial" w:cs="Arial" w:eastAsia="Arial" w:hAnsi="Arial"/>
+          <w:b/>
+          <w:bCs/>
+          <w:i w:val="false"/>
+          <w:iCs w:val="false"/>
+          <w:color w:val="000000"/>
+          <w:sz w:val="19"/>
+          <w:szCs w:val="19"/>
+        </w:rPr>
+        <w:t xml:space="preserve">[verified]</w:t>
       </w:r>
     </w:p>
     <w:p>
@@ -2044,7 +2327,7 @@
           <w:sz w:val="19"/>
           <w:szCs w:val="19"/>
         </w:rPr>
-        <w:t xml:space="preserve">Do not assume the sunset is the end of the story.</w:t>
+        <w:t xml:space="preserve">The enhanced recoupment window has also now passed.</w:t>
       </w:r>
       <w:r>
         <w:rPr>
@@ -2057,7 +2340,33 @@
           <w:sz w:val="19"/>
           <w:szCs w:val="19"/>
         </w:rPr>
-        <w:t xml:space="preserve"> Government has a stated policy interest in accelerating private generation. Confirm from the current Act whether anything replaced section 12BA. If a replacement incentive exists, it changes the economics of the direct investment route materially.</w:t>
+        <w:t xml:space="preserve"> Axion’s FY2026 ended on 30 June 2026, which is after 1 March 2026. So if Axion did claim section 12BA on any asset and later disposes of it, the recoupment is the </w:t>
+      </w:r>
+      <w:r>
+        <w:rPr>
+          <w:rFonts w:ascii="Arial" w:cs="Arial" w:eastAsia="Arial" w:hAnsi="Arial"/>
+          <w:b/>
+          <w:bCs/>
+          <w:i w:val="false"/>
+          <w:iCs w:val="false"/>
+          <w:color w:val="0070C0"/>
+          <w:sz w:val="19"/>
+          <w:szCs w:val="19"/>
+        </w:rPr>
+        <w:t xml:space="preserve">lesser of the proceeds and the allowance</w:t>
+      </w:r>
+      <w:r>
+        <w:rPr>
+          <w:rFonts w:ascii="Arial" w:cs="Arial" w:eastAsia="Arial" w:hAnsi="Arial"/>
+          <w:b w:val="false"/>
+          <w:bCs w:val="false"/>
+          <w:i w:val="false"/>
+          <w:iCs w:val="false"/>
+          <w:color w:val="0070C0"/>
+          <w:sz w:val="19"/>
+          <w:szCs w:val="19"/>
+        </w:rPr>
+        <w:t xml:space="preserve"> — the punitive full-125% recoupment no longer applies. That is a favourable and precise point, and exactly the kind of date-sensitive detail this trigger is built on.</w:t>
       </w:r>
     </w:p>
     <w:p>
@@ -2134,59 +2443,46 @@
           <w:sz w:val="19"/>
           <w:szCs w:val="19"/>
         </w:rPr>
-        <w:t xml:space="preserve"> allows a deduction for expenditure incurred on the </w:t>
-      </w:r>
-      <w:r>
-        <w:rPr>
-          <w:rFonts w:ascii="Arial" w:cs="Arial" w:eastAsia="Arial" w:hAnsi="Arial"/>
-          <w:b/>
-          <w:bCs/>
-          <w:i w:val="false"/>
-          <w:iCs w:val="false"/>
-          <w:color w:val="000000"/>
-          <w:sz w:val="19"/>
-          <w:szCs w:val="19"/>
-        </w:rPr>
-        <w:t xml:space="preserve">construction of roads</w:t>
-      </w:r>
-      <w:r>
-        <w:rPr>
-          <w:rFonts w:ascii="Arial" w:cs="Arial" w:eastAsia="Arial" w:hAnsi="Arial"/>
-          <w:b w:val="false"/>
-          <w:bCs w:val="false"/>
-          <w:i w:val="false"/>
-          <w:iCs w:val="false"/>
-          <w:color w:val="000000"/>
-          <w:sz w:val="19"/>
-          <w:szCs w:val="19"/>
-        </w:rPr>
-        <w:t xml:space="preserve"> and the </w:t>
-      </w:r>
-      <w:r>
-        <w:rPr>
-          <w:rFonts w:ascii="Arial" w:cs="Arial" w:eastAsia="Arial" w:hAnsi="Arial"/>
-          <w:b/>
-          <w:bCs/>
-          <w:i w:val="false"/>
-          <w:iCs w:val="false"/>
-          <w:color w:val="000000"/>
-          <w:sz w:val="19"/>
-          <w:szCs w:val="19"/>
-        </w:rPr>
-        <w:t xml:space="preserve">erection of fences</w:t>
-      </w:r>
-      <w:r>
-        <w:rPr>
-          <w:rFonts w:ascii="Arial" w:cs="Arial" w:eastAsia="Arial" w:hAnsi="Arial"/>
-          <w:b w:val="false"/>
-          <w:bCs w:val="false"/>
-          <w:i w:val="false"/>
-          <w:iCs w:val="false"/>
-          <w:color w:val="000000"/>
-          <w:sz w:val="19"/>
-          <w:szCs w:val="19"/>
-        </w:rPr>
-        <w:t xml:space="preserve">, and improvements to them, used in connection with the generation of electricity from the specified renewable sources.</w:t>
+        <w:t xml:space="preserve"> was introduced with effect from </w:t>
+      </w:r>
+      <w:r>
+        <w:rPr>
+          <w:rFonts w:ascii="Arial" w:cs="Arial" w:eastAsia="Arial" w:hAnsi="Arial"/>
+          <w:b/>
+          <w:bCs/>
+          <w:i w:val="false"/>
+          <w:iCs w:val="false"/>
+          <w:color w:val="000000"/>
+          <w:sz w:val="19"/>
+          <w:szCs w:val="19"/>
+        </w:rPr>
+        <w:t xml:space="preserve">1 April 2016</w:t>
+      </w:r>
+      <w:r>
+        <w:rPr>
+          <w:rFonts w:ascii="Arial" w:cs="Arial" w:eastAsia="Arial" w:hAnsi="Arial"/>
+          <w:b w:val="false"/>
+          <w:bCs w:val="false"/>
+          <w:i w:val="false"/>
+          <w:iCs w:val="false"/>
+          <w:color w:val="000000"/>
+          <w:sz w:val="19"/>
+          <w:szCs w:val="19"/>
+        </w:rPr>
+        <w:t xml:space="preserve"> to allow a deduction for supporting infrastructure that section 12B does not cover. </w:t>
+      </w:r>
+      <w:r>
+        <w:rPr>
+          <w:rFonts w:ascii="Arial" w:cs="Arial" w:eastAsia="Arial" w:hAnsi="Arial"/>
+          <w:b/>
+          <w:bCs/>
+          <w:i w:val="false"/>
+          <w:iCs w:val="false"/>
+          <w:color w:val="000000"/>
+          <w:sz w:val="19"/>
+          <w:szCs w:val="19"/>
+        </w:rPr>
+        <w:t xml:space="preserve">[verified]</w:t>
       </w:r>
     </w:p>
     <w:p>
@@ -2209,46 +2505,150 @@
           <w:sz w:val="19"/>
           <w:szCs w:val="19"/>
         </w:rPr>
-        <w:t xml:space="preserve">The deduction is available where the electricity generated </w:t>
-      </w:r>
-      <w:r>
-        <w:rPr>
-          <w:rFonts w:ascii="Arial" w:cs="Arial" w:eastAsia="Arial" w:hAnsi="Arial"/>
-          <w:b/>
-          <w:bCs/>
-          <w:i w:val="false"/>
-          <w:iCs w:val="false"/>
-          <w:color w:val="000000"/>
-          <w:sz w:val="19"/>
-          <w:szCs w:val="19"/>
-        </w:rPr>
-        <w:t xml:space="preserve">exceeds 5 megawatts</w:t>
-      </w:r>
-      <w:r>
-        <w:rPr>
-          <w:rFonts w:ascii="Arial" w:cs="Arial" w:eastAsia="Arial" w:hAnsi="Arial"/>
-          <w:b w:val="false"/>
-          <w:bCs w:val="false"/>
-          <w:i w:val="false"/>
-          <w:iCs w:val="false"/>
-          <w:color w:val="000000"/>
-          <w:sz w:val="19"/>
-          <w:szCs w:val="19"/>
-        </w:rPr>
-        <w:t xml:space="preserve">. </w:t>
-      </w:r>
-      <w:r>
-        <w:rPr>
-          <w:rFonts w:ascii="Arial" w:cs="Arial" w:eastAsia="Arial" w:hAnsi="Arial"/>
-          <w:b/>
-          <w:bCs/>
-          <w:i w:val="false"/>
-          <w:iCs w:val="false"/>
-          <w:color w:val="000000"/>
-          <w:sz w:val="19"/>
-          <w:szCs w:val="19"/>
-        </w:rPr>
-        <w:t xml:space="preserve">[confirm the threshold and how it is measured]</w:t>
+        <w:t xml:space="preserve">It allows a </w:t>
+      </w:r>
+      <w:r>
+        <w:rPr>
+          <w:rFonts w:ascii="Arial" w:cs="Arial" w:eastAsia="Arial" w:hAnsi="Arial"/>
+          <w:b/>
+          <w:bCs/>
+          <w:i w:val="false"/>
+          <w:iCs w:val="false"/>
+          <w:color w:val="000000"/>
+          <w:sz w:val="19"/>
+          <w:szCs w:val="19"/>
+        </w:rPr>
+        <w:t xml:space="preserve">100% write-off in the year incurred</w:t>
+      </w:r>
+      <w:r>
+        <w:rPr>
+          <w:rFonts w:ascii="Arial" w:cs="Arial" w:eastAsia="Arial" w:hAnsi="Arial"/>
+          <w:b w:val="false"/>
+          <w:bCs w:val="false"/>
+          <w:i w:val="false"/>
+          <w:iCs w:val="false"/>
+          <w:color w:val="000000"/>
+          <w:sz w:val="19"/>
+          <w:szCs w:val="19"/>
+        </w:rPr>
+        <w:t xml:space="preserve"> of expenditure on: the </w:t>
+      </w:r>
+      <w:r>
+        <w:rPr>
+          <w:rFonts w:ascii="Arial" w:cs="Arial" w:eastAsia="Arial" w:hAnsi="Arial"/>
+          <w:b/>
+          <w:bCs/>
+          <w:i w:val="false"/>
+          <w:iCs w:val="false"/>
+          <w:color w:val="000000"/>
+          <w:sz w:val="19"/>
+          <w:szCs w:val="19"/>
+        </w:rPr>
+        <w:t xml:space="preserve">construction of any road</w:t>
+      </w:r>
+      <w:r>
+        <w:rPr>
+          <w:rFonts w:ascii="Arial" w:cs="Arial" w:eastAsia="Arial" w:hAnsi="Arial"/>
+          <w:b w:val="false"/>
+          <w:bCs w:val="false"/>
+          <w:i w:val="false"/>
+          <w:iCs w:val="false"/>
+          <w:color w:val="000000"/>
+          <w:sz w:val="19"/>
+          <w:szCs w:val="19"/>
+        </w:rPr>
+        <w:t xml:space="preserve">; the </w:t>
+      </w:r>
+      <w:r>
+        <w:rPr>
+          <w:rFonts w:ascii="Arial" w:cs="Arial" w:eastAsia="Arial" w:hAnsi="Arial"/>
+          <w:b/>
+          <w:bCs/>
+          <w:i w:val="false"/>
+          <w:iCs w:val="false"/>
+          <w:color w:val="000000"/>
+          <w:sz w:val="19"/>
+          <w:szCs w:val="19"/>
+        </w:rPr>
+        <w:t xml:space="preserve">erection of any fence</w:t>
+      </w:r>
+      <w:r>
+        <w:rPr>
+          <w:rFonts w:ascii="Arial" w:cs="Arial" w:eastAsia="Arial" w:hAnsi="Arial"/>
+          <w:b w:val="false"/>
+          <w:bCs w:val="false"/>
+          <w:i w:val="false"/>
+          <w:iCs w:val="false"/>
+          <w:color w:val="000000"/>
+          <w:sz w:val="19"/>
+          <w:szCs w:val="19"/>
+        </w:rPr>
+        <w:t xml:space="preserve">; and a </w:t>
+      </w:r>
+      <w:r>
+        <w:rPr>
+          <w:rFonts w:ascii="Arial" w:cs="Arial" w:eastAsia="Arial" w:hAnsi="Arial"/>
+          <w:b/>
+          <w:bCs/>
+          <w:i w:val="false"/>
+          <w:iCs w:val="false"/>
+          <w:color w:val="000000"/>
+          <w:sz w:val="19"/>
+          <w:szCs w:val="19"/>
+        </w:rPr>
+        <w:t xml:space="preserve">foundation or supporting structure designed for such a fence</w:t>
+      </w:r>
+      <w:r>
+        <w:rPr>
+          <w:rFonts w:ascii="Arial" w:cs="Arial" w:eastAsia="Arial" w:hAnsi="Arial"/>
+          <w:b w:val="false"/>
+          <w:bCs w:val="false"/>
+          <w:i w:val="false"/>
+          <w:iCs w:val="false"/>
+          <w:color w:val="000000"/>
+          <w:sz w:val="19"/>
+          <w:szCs w:val="19"/>
+        </w:rPr>
+        <w:t xml:space="preserve"> — together with the cost of </w:t>
+      </w:r>
+      <w:r>
+        <w:rPr>
+          <w:rFonts w:ascii="Arial" w:cs="Arial" w:eastAsia="Arial" w:hAnsi="Arial"/>
+          <w:b/>
+          <w:bCs/>
+          <w:i w:val="false"/>
+          <w:iCs w:val="false"/>
+          <w:color w:val="000000"/>
+          <w:sz w:val="19"/>
+          <w:szCs w:val="19"/>
+        </w:rPr>
+        <w:t xml:space="preserve">improvements</w:t>
+      </w:r>
+      <w:r>
+        <w:rPr>
+          <w:rFonts w:ascii="Arial" w:cs="Arial" w:eastAsia="Arial" w:hAnsi="Arial"/>
+          <w:b w:val="false"/>
+          <w:bCs w:val="false"/>
+          <w:i w:val="false"/>
+          <w:iCs w:val="false"/>
+          <w:color w:val="000000"/>
+          <w:sz w:val="19"/>
+          <w:szCs w:val="19"/>
+        </w:rPr>
+        <w:t xml:space="preserve"> to any of them. </w:t>
+      </w:r>
+      <w:r>
+        <w:rPr>
+          <w:rFonts w:ascii="Arial" w:cs="Arial" w:eastAsia="Arial" w:hAnsi="Arial"/>
+          <w:b/>
+          <w:bCs/>
+          <w:i w:val="false"/>
+          <w:iCs w:val="false"/>
+          <w:color w:val="000000"/>
+          <w:sz w:val="19"/>
+          <w:szCs w:val="19"/>
+        </w:rPr>
+        <w:t xml:space="preserve">[verified]</w:t>
       </w:r>
     </w:p>
     <w:p>
@@ -2271,33 +2671,46 @@
           <w:sz w:val="19"/>
           <w:szCs w:val="19"/>
         </w:rPr>
-        <w:t xml:space="preserve">The expenditure is deducted </w:t>
-      </w:r>
-      <w:r>
-        <w:rPr>
-          <w:rFonts w:ascii="Arial" w:cs="Arial" w:eastAsia="Arial" w:hAnsi="Arial"/>
-          <w:b/>
-          <w:bCs/>
-          <w:i w:val="false"/>
-          <w:iCs w:val="false"/>
-          <w:color w:val="000000"/>
-          <w:sz w:val="19"/>
-          <w:szCs w:val="19"/>
-        </w:rPr>
-        <w:t xml:space="preserve">in full in the year in which it is incurred</w:t>
-      </w:r>
-      <w:r>
-        <w:rPr>
-          <w:rFonts w:ascii="Arial" w:cs="Arial" w:eastAsia="Arial" w:hAnsi="Arial"/>
-          <w:b w:val="false"/>
-          <w:bCs w:val="false"/>
-          <w:i w:val="false"/>
-          <w:iCs w:val="false"/>
-          <w:color w:val="000000"/>
-          <w:sz w:val="19"/>
-          <w:szCs w:val="19"/>
-        </w:rPr>
-        <w:t xml:space="preserve">, rather than spread over a period.</w:t>
+        <w:t xml:space="preserve">The deduction is available where the taxpayer’s trade is the generation of electricity </w:t>
+      </w:r>
+      <w:r>
+        <w:rPr>
+          <w:rFonts w:ascii="Arial" w:cs="Arial" w:eastAsia="Arial" w:hAnsi="Arial"/>
+          <w:b/>
+          <w:bCs/>
+          <w:i w:val="false"/>
+          <w:iCs w:val="false"/>
+          <w:color w:val="000000"/>
+          <w:sz w:val="19"/>
+          <w:szCs w:val="19"/>
+        </w:rPr>
+        <w:t xml:space="preserve">exceeding 5MW</w:t>
+      </w:r>
+      <w:r>
+        <w:rPr>
+          <w:rFonts w:ascii="Arial" w:cs="Arial" w:eastAsia="Arial" w:hAnsi="Arial"/>
+          <w:b w:val="false"/>
+          <w:bCs w:val="false"/>
+          <w:i w:val="false"/>
+          <w:iCs w:val="false"/>
+          <w:color w:val="000000"/>
+          <w:sz w:val="19"/>
+          <w:szCs w:val="19"/>
+        </w:rPr>
+        <w:t xml:space="preserve"> from solar and wind energy, hydropower not exceeding 30MW, and biomass. </w:t>
+      </w:r>
+      <w:r>
+        <w:rPr>
+          <w:rFonts w:ascii="Arial" w:cs="Arial" w:eastAsia="Arial" w:hAnsi="Arial"/>
+          <w:b/>
+          <w:bCs/>
+          <w:i w:val="false"/>
+          <w:iCs w:val="false"/>
+          <w:color w:val="000000"/>
+          <w:sz w:val="19"/>
+          <w:szCs w:val="19"/>
+        </w:rPr>
+        <w:t xml:space="preserve">[verified]</w:t>
       </w:r>
     </w:p>
     <w:p>
@@ -2320,20 +2733,59 @@
           <w:sz w:val="19"/>
           <w:szCs w:val="19"/>
         </w:rPr>
-        <w:t xml:space="preserve">[confirm]</w:t>
-      </w:r>
-      <w:r>
-        <w:rPr>
-          <w:rFonts w:ascii="Arial" w:cs="Arial" w:eastAsia="Arial" w:hAnsi="Arial"/>
-          <w:b w:val="false"/>
-          <w:bCs w:val="false"/>
-          <w:i w:val="false"/>
-          <w:iCs w:val="false"/>
-          <w:color w:val="000000"/>
-          <w:sz w:val="19"/>
-          <w:szCs w:val="19"/>
-        </w:rPr>
-        <w:t xml:space="preserve"> whether section 12U extends beyond roads and fences to transmission lines, substations and other supporting infrastructure, or whether that expenditure must be dealt with under section 12B, section 13quin or section 11(e). This is the single most important open question on this section for Axion.</w:t>
+        <w:t xml:space="preserve">Scope — resolved.</w:t>
+      </w:r>
+      <w:r>
+        <w:rPr>
+          <w:rFonts w:ascii="Arial" w:cs="Arial" w:eastAsia="Arial" w:hAnsi="Arial"/>
+          <w:b w:val="false"/>
+          <w:bCs w:val="false"/>
+          <w:i w:val="false"/>
+          <w:iCs w:val="false"/>
+          <w:color w:val="000000"/>
+          <w:sz w:val="19"/>
+          <w:szCs w:val="19"/>
+        </w:rPr>
+        <w:t xml:space="preserve"> Section 12U covers roads, fences and the foundations or supporting structures for those fences. It does </w:t>
+      </w:r>
+      <w:r>
+        <w:rPr>
+          <w:rFonts w:ascii="Arial" w:cs="Arial" w:eastAsia="Arial" w:hAnsi="Arial"/>
+          <w:b/>
+          <w:bCs/>
+          <w:i w:val="false"/>
+          <w:iCs w:val="false"/>
+          <w:color w:val="000000"/>
+          <w:sz w:val="19"/>
+          <w:szCs w:val="19"/>
+        </w:rPr>
+        <w:t xml:space="preserve">not</w:t>
+      </w:r>
+      <w:r>
+        <w:rPr>
+          <w:rFonts w:ascii="Arial" w:cs="Arial" w:eastAsia="Arial" w:hAnsi="Arial"/>
+          <w:b w:val="false"/>
+          <w:bCs w:val="false"/>
+          <w:i w:val="false"/>
+          <w:iCs w:val="false"/>
+          <w:color w:val="000000"/>
+          <w:sz w:val="19"/>
+          <w:szCs w:val="19"/>
+        </w:rPr>
+        <w:t xml:space="preserve"> extend to transmission lines, substations or grid connection infrastructure. That expenditure must be dealt with elsewhere — under section 12B if it forms part of the qualifying plant, or otherwise under section 13quin or section 11(e) depending on what it is. </w:t>
+      </w:r>
+      <w:r>
+        <w:rPr>
+          <w:rFonts w:ascii="Arial" w:cs="Arial" w:eastAsia="Arial" w:hAnsi="Arial"/>
+          <w:b/>
+          <w:bCs/>
+          <w:i w:val="false"/>
+          <w:iCs w:val="false"/>
+          <w:color w:val="000000"/>
+          <w:sz w:val="19"/>
+          <w:szCs w:val="19"/>
+        </w:rPr>
+        <w:t xml:space="preserve">[verified]</w:t>
       </w:r>
     </w:p>
     <w:p>
@@ -2367,15 +2819,28 @@
       <w:r>
         <w:rPr>
           <w:rFonts w:ascii="Arial" w:cs="Arial" w:eastAsia="Arial" w:hAnsi="Arial"/>
-          <w:b w:val="false"/>
-          <w:bCs w:val="false"/>
+          <w:b/>
+          <w:bCs/>
           <w:i w:val="false"/>
           <w:iCs w:val="false"/>
           <w:color w:val="0070C0"/>
           <w:sz w:val="19"/>
           <w:szCs w:val="19"/>
         </w:rPr>
-        <w:t xml:space="preserve">A utility-scale off-site project of the kind contemplated in Document 7 would comfortably exceed 5MW, so section 12U is in point for site access roads and perimeter fencing.</w:t>
+        <w:t xml:space="preserve">Section 12U is a threshold provision, and we do not know whether Axion crosses the threshold.</w:t>
+      </w:r>
+      <w:r>
+        <w:rPr>
+          <w:rFonts w:ascii="Arial" w:cs="Arial" w:eastAsia="Arial" w:hAnsi="Arial"/>
+          <w:b w:val="false"/>
+          <w:bCs w:val="false"/>
+          <w:i w:val="false"/>
+          <w:iCs w:val="false"/>
+          <w:color w:val="0070C0"/>
+          <w:sz w:val="19"/>
+          <w:szCs w:val="19"/>
+        </w:rPr>
+        <w:t xml:space="preserve"> It applies only where generation exceeds 5MW. The pre-release gives no capacity for any of the three options in Document 7, so we cannot say whether section 12U is available. Ask for project capacity — it is the single fact that switches this section on or off.</w:t>
       </w:r>
     </w:p>
     <w:p>
@@ -3038,20 +3503,7 @@
                 <w:sz w:val="18"/>
                 <w:szCs w:val="18"/>
               </w:rPr>
-              <w:t xml:space="preserve">Not required </w:t>
-            </w:r>
-            <w:r>
-              <w:rPr>
-                <w:rFonts w:ascii="Arial" w:cs="Arial" w:eastAsia="Arial" w:hAnsi="Arial"/>
-                <w:b/>
-                <w:bCs/>
-                <w:i w:val="false"/>
-                <w:iCs w:val="false"/>
-                <w:color w:val="000000"/>
-                <w:sz w:val="18"/>
-                <w:szCs w:val="18"/>
-              </w:rPr>
-              <w:t xml:space="preserve">[confirm]</w:t>
+              <w:t xml:space="preserve">Not required — second-hand qualifies</w:t>
             </w:r>
           </w:p>
         </w:tc>
@@ -3198,7 +3650,7 @@
                 <w:sz w:val="18"/>
                 <w:szCs w:val="18"/>
               </w:rPr>
-              <w:t xml:space="preserve">30MW for hydro only. No limit for wind or solar</w:t>
+              <w:t xml:space="preserve">30MW for hydro. PV solar ≤ 1MW gets 100%; above 1MW gets 50/30/20. No limit for wind</w:t>
             </w:r>
           </w:p>
         </w:tc>
@@ -3270,7 +3722,7 @@
                 <w:sz w:val="18"/>
                 <w:szCs w:val="18"/>
               </w:rPr>
-              <w:t xml:space="preserve">Only available above 5MW</w:t>
+              <w:t xml:space="preserve">Only available where generation exceeds 5MW</w:t>
             </w:r>
           </w:p>
         </w:tc>
@@ -6810,7 +7262,7 @@
                 <w:sz w:val="18"/>
                 <w:szCs w:val="18"/>
               </w:rPr>
-              <w:t xml:space="preserve">Assessed losses. The balance of an assessed loss brought forward may be set off only against the </w:t>
+              <w:t xml:space="preserve">Assessed losses. Section 20(1)(a) limits the set-off of a </w:t>
             </w:r>
             <w:r>
               <w:rPr>
@@ -6823,20 +7275,20 @@
                 <w:sz w:val="18"/>
                 <w:szCs w:val="18"/>
               </w:rPr>
-              <w:t xml:space="preserve">higher of R1 million or 80% of taxable income</w:t>
-            </w:r>
-            <w:r>
-              <w:rPr>
-                <w:rFonts w:ascii="Arial" w:cs="Arial" w:eastAsia="Arial" w:hAnsi="Arial"/>
-                <w:b w:val="false"/>
-                <w:bCs w:val="false"/>
-                <w:i w:val="false"/>
-                <w:iCs w:val="false"/>
-                <w:color w:val="000000"/>
-                <w:sz w:val="18"/>
-                <w:szCs w:val="18"/>
-              </w:rPr>
-              <w:t xml:space="preserve">. </w:t>
+              <w:t xml:space="preserve">balance of assessed loss brought forward</w:t>
+            </w:r>
+            <w:r>
+              <w:rPr>
+                <w:rFonts w:ascii="Arial" w:cs="Arial" w:eastAsia="Arial" w:hAnsi="Arial"/>
+                <w:b w:val="false"/>
+                <w:bCs w:val="false"/>
+                <w:i w:val="false"/>
+                <w:iCs w:val="false"/>
+                <w:color w:val="000000"/>
+                <w:sz w:val="18"/>
+                <w:szCs w:val="18"/>
+              </w:rPr>
+              <w:t xml:space="preserve"> to the </w:t>
             </w:r>
             <w:r>
               <w:rPr>
@@ -6849,31 +7301,21 @@
                 <w:sz w:val="18"/>
                 <w:szCs w:val="18"/>
               </w:rPr>
-              <w:t xml:space="preserve">[confirm current threshold]</w:t>
-            </w:r>
-          </w:p>
-        </w:tc>
-        <w:tc>
-          <w:tcPr>
-            <w:tcW w:type="dxa" w:w="4120"/>
-            <w:tcBorders>
-              <w:top w:val="single" w:color="888888" w:sz="4"/>
-              <w:left w:val="single" w:color="888888" w:sz="4"/>
-              <w:bottom w:val="single" w:color="888888" w:sz="4"/>
-              <w:right w:val="single" w:color="888888" w:sz="4"/>
-            </w:tcBorders>
-            <w:tcMar>
-              <w:top w:type="dxa" w:w="60"/>
-              <w:left w:type="dxa" w:w="80"/>
-              <w:bottom w:type="dxa" w:w="60"/>
-              <w:right w:type="dxa" w:w="80"/>
-            </w:tcMar>
-          </w:tcPr>
-          <w:p>
-            <w:pPr>
-              <w:keepNext w:val="false"/>
-              <w:spacing w:after="0" w:before="0" w:line="250" w:lineRule="auto"/>
-            </w:pPr>
+              <w:t xml:space="preserve">higher of R1 million or 80% of taxable income</w:t>
+            </w:r>
+            <w:r>
+              <w:rPr>
+                <w:rFonts w:ascii="Arial" w:cs="Arial" w:eastAsia="Arial" w:hAnsi="Arial"/>
+                <w:b w:val="false"/>
+                <w:bCs w:val="false"/>
+                <w:i w:val="false"/>
+                <w:iCs w:val="false"/>
+                <w:color w:val="000000"/>
+                <w:sz w:val="18"/>
+                <w:szCs w:val="18"/>
+              </w:rPr>
+              <w:t xml:space="preserve">, for years of assessment ending on or after 31 March 2023. </w:t>
+            </w:r>
             <w:r>
               <w:rPr>
                 <w:rFonts w:ascii="Arial" w:cs="Arial" w:eastAsia="Arial" w:hAnsi="Arial"/>
@@ -6881,6 +7323,42 @@
                 <w:bCs/>
                 <w:i w:val="false"/>
                 <w:iCs w:val="false"/>
+                <w:color w:val="000000"/>
+                <w:sz w:val="18"/>
+                <w:szCs w:val="18"/>
+              </w:rPr>
+              <w:t xml:space="preserve">[verified]</w:t>
+            </w:r>
+          </w:p>
+        </w:tc>
+        <w:tc>
+          <w:tcPr>
+            <w:tcW w:type="dxa" w:w="4120"/>
+            <w:tcBorders>
+              <w:top w:val="single" w:color="888888" w:sz="4"/>
+              <w:left w:val="single" w:color="888888" w:sz="4"/>
+              <w:bottom w:val="single" w:color="888888" w:sz="4"/>
+              <w:right w:val="single" w:color="888888" w:sz="4"/>
+            </w:tcBorders>
+            <w:tcMar>
+              <w:top w:type="dxa" w:w="60"/>
+              <w:left w:type="dxa" w:w="80"/>
+              <w:bottom w:type="dxa" w:w="60"/>
+              <w:right w:type="dxa" w:w="80"/>
+            </w:tcMar>
+          </w:tcPr>
+          <w:p>
+            <w:pPr>
+              <w:keepNext w:val="false"/>
+              <w:spacing w:after="0" w:before="0" w:line="250" w:lineRule="auto"/>
+            </w:pPr>
+            <w:r>
+              <w:rPr>
+                <w:rFonts w:ascii="Arial" w:cs="Arial" w:eastAsia="Arial" w:hAnsi="Arial"/>
+                <w:b/>
+                <w:bCs/>
+                <w:i w:val="false"/>
+                <w:iCs w:val="false"/>
                 <w:color w:val="0070C0"/>
                 <w:sz w:val="18"/>
                 <w:szCs w:val="18"/>
@@ -7536,7 +8014,7 @@
           <w:sz w:val="22"/>
           <w:szCs w:val="22"/>
         </w:rPr>
-        <w:t xml:space="preserve">Provisions to check for sunset before you rely on them</w:t>
+        <w:t xml:space="preserve">Section 12L — energy efficiency savings allowance</w:t>
       </w:r>
     </w:p>
     <w:p>
@@ -7559,33 +8037,59 @@
           <w:sz w:val="19"/>
           <w:szCs w:val="19"/>
         </w:rPr>
-        <w:t xml:space="preserve">Section 12L — energy efficiency savings allowance.</w:t>
-      </w:r>
-      <w:r>
-        <w:rPr>
-          <w:rFonts w:ascii="Arial" w:cs="Arial" w:eastAsia="Arial" w:hAnsi="Arial"/>
-          <w:b w:val="false"/>
-          <w:bCs w:val="false"/>
-          <w:i w:val="false"/>
-          <w:iCs w:val="false"/>
-          <w:color w:val="000000"/>
-          <w:sz w:val="19"/>
-          <w:szCs w:val="19"/>
-        </w:rPr>
-        <w:t xml:space="preserve"> A deduction based on verified energy efficiency savings. The section was legislated to apply only in respect of years of assessment ending before a stated date. </w:t>
-      </w:r>
-      <w:r>
-        <w:rPr>
-          <w:rFonts w:ascii="Arial" w:cs="Arial" w:eastAsia="Arial" w:hAnsi="Arial"/>
-          <w:b/>
-          <w:bCs/>
-          <w:i w:val="false"/>
-          <w:iCs w:val="false"/>
-          <w:color w:val="000000"/>
-          <w:sz w:val="19"/>
-          <w:szCs w:val="19"/>
-        </w:rPr>
-        <w:t xml:space="preserve">[confirm — on the version I am working from, it does not apply to years of assessment ending on or after 1 January 2026, which would put Axion’s 30 June 2026 year outside it.]</w:t>
+        <w:t xml:space="preserve">Section 12L</w:t>
+      </w:r>
+      <w:r>
+        <w:rPr>
+          <w:rFonts w:ascii="Arial" w:cs="Arial" w:eastAsia="Arial" w:hAnsi="Arial"/>
+          <w:b w:val="false"/>
+          <w:bCs w:val="false"/>
+          <w:i w:val="false"/>
+          <w:iCs w:val="false"/>
+          <w:color w:val="000000"/>
+          <w:sz w:val="19"/>
+          <w:szCs w:val="19"/>
+        </w:rPr>
+        <w:t xml:space="preserve"> allows a deduction in respect of </w:t>
+      </w:r>
+      <w:r>
+        <w:rPr>
+          <w:rFonts w:ascii="Arial" w:cs="Arial" w:eastAsia="Arial" w:hAnsi="Arial"/>
+          <w:b/>
+          <w:bCs/>
+          <w:i w:val="false"/>
+          <w:iCs w:val="false"/>
+          <w:color w:val="000000"/>
+          <w:sz w:val="19"/>
+          <w:szCs w:val="19"/>
+        </w:rPr>
+        <w:t xml:space="preserve">verified energy efficiency savings</w:t>
+      </w:r>
+      <w:r>
+        <w:rPr>
+          <w:rFonts w:ascii="Arial" w:cs="Arial" w:eastAsia="Arial" w:hAnsi="Arial"/>
+          <w:b w:val="false"/>
+          <w:bCs w:val="false"/>
+          <w:i w:val="false"/>
+          <w:iCs w:val="false"/>
+          <w:color w:val="000000"/>
+          <w:sz w:val="19"/>
+          <w:szCs w:val="19"/>
+        </w:rPr>
+        <w:t xml:space="preserve">, computed at a rate per kilowatt-hour saved and supported by a certificate issued by an accredited measurement and verification body (SANEDI). </w:t>
+      </w:r>
+      <w:r>
+        <w:rPr>
+          <w:rFonts w:ascii="Arial" w:cs="Arial" w:eastAsia="Arial" w:hAnsi="Arial"/>
+          <w:b/>
+          <w:bCs/>
+          <w:i w:val="false"/>
+          <w:iCs w:val="false"/>
+          <w:color w:val="000000"/>
+          <w:sz w:val="19"/>
+          <w:szCs w:val="19"/>
+        </w:rPr>
+        <w:t xml:space="preserve">[rate per kWh — confirm the current figure from the Act]</w:t>
       </w:r>
     </w:p>
     <w:p>
@@ -7600,15 +8104,201 @@
       <w:r>
         <w:rPr>
           <w:rFonts w:ascii="Arial" w:cs="Arial" w:eastAsia="Arial" w:hAnsi="Arial"/>
-          <w:b w:val="false"/>
-          <w:bCs w:val="false"/>
+          <w:b/>
+          <w:bCs/>
+          <w:i w:val="false"/>
+          <w:iCs w:val="false"/>
+          <w:color w:val="000000"/>
+          <w:sz w:val="19"/>
+          <w:szCs w:val="19"/>
+        </w:rPr>
+        <w:t xml:space="preserve">The sunset date was extended from 31 December 2025 to 31 December 2030.</w:t>
+      </w:r>
+      <w:r>
+        <w:rPr>
+          <w:rFonts w:ascii="Arial" w:cs="Arial" w:eastAsia="Arial" w:hAnsi="Arial"/>
+          <w:b w:val="false"/>
+          <w:bCs w:val="false"/>
+          <w:i w:val="false"/>
+          <w:iCs w:val="false"/>
+          <w:color w:val="000000"/>
+          <w:sz w:val="19"/>
+          <w:szCs w:val="19"/>
+        </w:rPr>
+        <w:t xml:space="preserve"> Section 12L is therefore </w:t>
+      </w:r>
+      <w:r>
+        <w:rPr>
+          <w:rFonts w:ascii="Arial" w:cs="Arial" w:eastAsia="Arial" w:hAnsi="Arial"/>
+          <w:b/>
+          <w:bCs/>
+          <w:i w:val="false"/>
+          <w:iCs w:val="false"/>
+          <w:color w:val="000000"/>
+          <w:sz w:val="19"/>
+          <w:szCs w:val="19"/>
+        </w:rPr>
+        <w:t xml:space="preserve">available</w:t>
+      </w:r>
+      <w:r>
+        <w:rPr>
+          <w:rFonts w:ascii="Arial" w:cs="Arial" w:eastAsia="Arial" w:hAnsi="Arial"/>
+          <w:b w:val="false"/>
+          <w:bCs w:val="false"/>
+          <w:i w:val="false"/>
+          <w:iCs w:val="false"/>
+          <w:color w:val="000000"/>
+          <w:sz w:val="19"/>
+          <w:szCs w:val="19"/>
+        </w:rPr>
+        <w:t xml:space="preserve"> to Axion. </w:t>
+      </w:r>
+      <w:r>
+        <w:rPr>
+          <w:rFonts w:ascii="Arial" w:cs="Arial" w:eastAsia="Arial" w:hAnsi="Arial"/>
+          <w:b/>
+          <w:bCs/>
+          <w:i w:val="false"/>
+          <w:iCs w:val="false"/>
+          <w:color w:val="000000"/>
+          <w:sz w:val="19"/>
+          <w:szCs w:val="19"/>
+        </w:rPr>
+        <w:t xml:space="preserve">[verified]</w:t>
+      </w:r>
+    </w:p>
+    <w:p>
+      <w:pPr>
+        <w:pStyle w:val="ListParagraph"/>
+        <w:numPr>
+          <w:ilvl w:val="0"/>
+          <w:numId w:val="2"/>
+        </w:numPr>
+        <w:spacing w:after="50" w:before="0" w:line="250" w:lineRule="auto"/>
+      </w:pPr>
+      <w:r>
+        <w:rPr>
+          <w:rFonts w:ascii="Arial" w:cs="Arial" w:eastAsia="Arial" w:hAnsi="Arial"/>
+          <w:b/>
+          <w:bCs/>
           <w:i w:val="false"/>
           <w:iCs w:val="false"/>
           <w:color w:val="0070C0"/>
           <w:sz w:val="19"/>
           <w:szCs w:val="19"/>
         </w:rPr>
-        <w:t xml:space="preserve">If that is right, section 12L is a second provision on this trigger that has lapsed. Be ready to say so. Two lapsed incentives in one case is not a coincidence — the examiner may be testing whether we check dates or simply recite what we revised.</w:t>
+        <w:t xml:space="preserve">Correction worth noting.</w:t>
+      </w:r>
+      <w:r>
+        <w:rPr>
+          <w:rFonts w:ascii="Arial" w:cs="Arial" w:eastAsia="Arial" w:hAnsi="Arial"/>
+          <w:b w:val="false"/>
+          <w:bCs w:val="false"/>
+          <w:i w:val="false"/>
+          <w:iCs w:val="false"/>
+          <w:color w:val="0070C0"/>
+          <w:sz w:val="19"/>
+          <w:szCs w:val="19"/>
+        </w:rPr>
+        <w:t xml:space="preserve"> An earlier version of this research said section 12L had lapsed. It has not — it was extended. This is a live incentive for Axion and it is well suited to the business: a data centre operator that invests in more efficient cooling, power distribution or the AI-enabled maintenance optimisation described in Document 7 may generate verified energy efficiency savings.</w:t>
+      </w:r>
+    </w:p>
+    <w:p>
+      <w:pPr>
+        <w:pStyle w:val="ListParagraph"/>
+        <w:numPr>
+          <w:ilvl w:val="0"/>
+          <w:numId w:val="2"/>
+        </w:numPr>
+        <w:spacing w:after="50" w:before="0" w:line="250" w:lineRule="auto"/>
+      </w:pPr>
+      <w:r>
+        <w:rPr>
+          <w:rFonts w:ascii="Arial" w:cs="Arial" w:eastAsia="Arial" w:hAnsi="Arial"/>
+          <w:b w:val="false"/>
+          <w:bCs w:val="false"/>
+          <w:i w:val="false"/>
+          <w:iCs w:val="false"/>
+          <w:color w:val="0070C0"/>
+          <w:sz w:val="19"/>
+          <w:szCs w:val="19"/>
+        </w:rPr>
+        <w:t xml:space="preserve">Note the mechanism differs from sections 12B and 12U: section 12L rewards </w:t>
+      </w:r>
+      <w:r>
+        <w:rPr>
+          <w:rFonts w:ascii="Arial" w:cs="Arial" w:eastAsia="Arial" w:hAnsi="Arial"/>
+          <w:b/>
+          <w:bCs/>
+          <w:i w:val="false"/>
+          <w:iCs w:val="false"/>
+          <w:color w:val="0070C0"/>
+          <w:sz w:val="19"/>
+          <w:szCs w:val="19"/>
+        </w:rPr>
+        <w:t xml:space="preserve">using less electricity</w:t>
+      </w:r>
+      <w:r>
+        <w:rPr>
+          <w:rFonts w:ascii="Arial" w:cs="Arial" w:eastAsia="Arial" w:hAnsi="Arial"/>
+          <w:b w:val="false"/>
+          <w:bCs w:val="false"/>
+          <w:i w:val="false"/>
+          <w:iCs w:val="false"/>
+          <w:color w:val="0070C0"/>
+          <w:sz w:val="19"/>
+          <w:szCs w:val="19"/>
+        </w:rPr>
+        <w:t xml:space="preserve">, not </w:t>
+      </w:r>
+      <w:r>
+        <w:rPr>
+          <w:rFonts w:ascii="Arial" w:cs="Arial" w:eastAsia="Arial" w:hAnsi="Arial"/>
+          <w:b/>
+          <w:bCs/>
+          <w:i w:val="false"/>
+          <w:iCs w:val="false"/>
+          <w:color w:val="0070C0"/>
+          <w:sz w:val="19"/>
+          <w:szCs w:val="19"/>
+        </w:rPr>
+        <w:t xml:space="preserve">generating</w:t>
+      </w:r>
+      <w:r>
+        <w:rPr>
+          <w:rFonts w:ascii="Arial" w:cs="Arial" w:eastAsia="Arial" w:hAnsi="Arial"/>
+          <w:b w:val="false"/>
+          <w:bCs w:val="false"/>
+          <w:i w:val="false"/>
+          <w:iCs w:val="false"/>
+          <w:color w:val="0070C0"/>
+          <w:sz w:val="19"/>
+          <w:szCs w:val="19"/>
+        </w:rPr>
+        <w:t xml:space="preserve"> it. So it sits alongside the renewable options rather than competing with them, and it is the one incentive in this area that applies to Axion’s existing five facilities rather than to a new project.</w:t>
+      </w:r>
+    </w:p>
+    <w:p>
+      <w:pPr>
+        <w:pStyle w:val="ListParagraph"/>
+        <w:numPr>
+          <w:ilvl w:val="0"/>
+          <w:numId w:val="2"/>
+        </w:numPr>
+        <w:spacing w:after="50" w:before="0" w:line="250" w:lineRule="auto"/>
+      </w:pPr>
+      <w:r>
+        <w:rPr>
+          <w:rFonts w:ascii="Arial" w:cs="Arial" w:eastAsia="Arial" w:hAnsi="Arial"/>
+          <w:b w:val="false"/>
+          <w:bCs w:val="false"/>
+          <w:i w:val="false"/>
+          <w:iCs w:val="false"/>
+          <w:color w:val="0070C0"/>
+          <w:sz w:val="19"/>
+          <w:szCs w:val="19"/>
+        </w:rPr>
+        <w:t xml:space="preserve">Information to request: whether Axion has ever claimed section 12L, whether it has baseline measurement in place, and whether any efficiency projects are planned that could be measured and verified.</w:t>
       </w:r>
     </w:p>
     <w:p>
@@ -8195,15 +8885,54 @@
       <w:r>
         <w:rPr>
           <w:rFonts w:ascii="Arial" w:cs="Arial" w:eastAsia="Arial" w:hAnsi="Arial"/>
-          <w:b w:val="false"/>
-          <w:bCs w:val="false"/>
-          <w:i w:val="false"/>
-          <w:iCs w:val="false"/>
-          <w:color w:val="000000"/>
-          <w:sz w:val="19"/>
-          <w:szCs w:val="19"/>
-        </w:rPr>
-        <w:t xml:space="preserve">Assume an off-site solar project with a capacity of 30MW, brought into use in FY2027: plant and machinery R400m, site roads and perimeter fencing R20m. Company tax rate 27%.</w:t>
+          <w:b/>
+          <w:bCs/>
+          <w:i w:val="false"/>
+          <w:iCs w:val="false"/>
+          <w:color w:val="000000"/>
+          <w:sz w:val="19"/>
+          <w:szCs w:val="19"/>
+        </w:rPr>
+        <w:t xml:space="preserve">Assume</w:t>
+      </w:r>
+      <w:r>
+        <w:rPr>
+          <w:rFonts w:ascii="Arial" w:cs="Arial" w:eastAsia="Arial" w:hAnsi="Arial"/>
+          <w:b w:val="false"/>
+          <w:bCs w:val="false"/>
+          <w:i w:val="false"/>
+          <w:iCs w:val="false"/>
+          <w:color w:val="000000"/>
+          <w:sz w:val="19"/>
+          <w:szCs w:val="19"/>
+        </w:rPr>
+        <w:t xml:space="preserve"> an off-site solar project with a capacity of 30MW, brought into use in FY2027: plant and machinery R400m, site roads and perimeter fencing R20m. Company tax rate </w:t>
+      </w:r>
+      <w:r>
+        <w:rPr>
+          <w:rFonts w:ascii="Arial" w:cs="Arial" w:eastAsia="Arial" w:hAnsi="Arial"/>
+          <w:b/>
+          <w:bCs/>
+          <w:i w:val="false"/>
+          <w:iCs w:val="false"/>
+          <w:color w:val="000000"/>
+          <w:sz w:val="19"/>
+          <w:szCs w:val="19"/>
+        </w:rPr>
+        <w:t xml:space="preserve">27%</w:t>
+      </w:r>
+      <w:r>
+        <w:rPr>
+          <w:rFonts w:ascii="Arial" w:cs="Arial" w:eastAsia="Arial" w:hAnsi="Arial"/>
+          <w:b w:val="false"/>
+          <w:bCs w:val="false"/>
+          <w:i w:val="false"/>
+          <w:iCs w:val="false"/>
+          <w:color w:val="000000"/>
+          <w:sz w:val="19"/>
+          <w:szCs w:val="19"/>
+        </w:rPr>
+        <w:t xml:space="preserve"> (the rate for years of assessment ending on or after 31 March 2023). Capacity exceeds 5MW, so section 12U is available; PV capacity exceeds 1MW, so the 50/30/20 rate applies rather than the 100% rate.</w:t>
       </w:r>
     </w:p>
     <w:tbl>
@@ -12234,7 +12963,33 @@
           <w:sz w:val="19"/>
           <w:szCs w:val="19"/>
         </w:rPr>
-        <w:t xml:space="preserve"> each part with a cost significant in relation to the total and a different useful life is depreciated separately. For a solar plant, panels, inverters, mounting structures and transformers typically have materially different lives.</w:t>
+        <w:t xml:space="preserve"> each part with a cost significant in relation to the total and a different useful life is depreciated separately. Where a plant comprises parts with different useful lives, each significant part is depreciated separately. </w:t>
+      </w:r>
+      <w:r>
+        <w:rPr>
+          <w:rFonts w:ascii="Arial" w:cs="Arial" w:eastAsia="Arial" w:hAnsi="Arial"/>
+          <w:b/>
+          <w:bCs/>
+          <w:i w:val="false"/>
+          <w:iCs w:val="false"/>
+          <w:color w:val="000000"/>
+          <w:sz w:val="19"/>
+          <w:szCs w:val="19"/>
+        </w:rPr>
+        <w:t xml:space="preserve">The pre-release gives no information on the components or lives of any renewable plant</w:t>
+      </w:r>
+      <w:r>
+        <w:rPr>
+          <w:rFonts w:ascii="Arial" w:cs="Arial" w:eastAsia="Arial" w:hAnsi="Arial"/>
+          <w:b w:val="false"/>
+          <w:bCs w:val="false"/>
+          <w:i w:val="false"/>
+          <w:iCs w:val="false"/>
+          <w:color w:val="000000"/>
+          <w:sz w:val="19"/>
+          <w:szCs w:val="19"/>
+        </w:rPr>
+        <w:t xml:space="preserve"> — this is an information request, not something to assert.</w:t>
       </w:r>
     </w:p>
     <w:p>
@@ -18661,7 +19416,33 @@
           <w:sz w:val="19"/>
           <w:szCs w:val="19"/>
         </w:rPr>
-        <w:t xml:space="preserve"> — specifically whether IFRS 16 lease liabilities are included in the definition of debt, and whether proportionately consolidated joint operation debt is included. Many facilities use a frozen GAAP definition that excludes IFRS 16; many do not. This single contractual detail could decide which renewable route is affordable.</w:t>
+        <w:t xml:space="preserve"> — specifically whether IFRS 16 lease liabilities are included in the definition of debt, and whether proportionately consolidated joint operation debt is included. </w:t>
+      </w:r>
+      <w:r>
+        <w:rPr>
+          <w:rFonts w:ascii="Arial" w:cs="Arial" w:eastAsia="Arial" w:hAnsi="Arial"/>
+          <w:b/>
+          <w:bCs/>
+          <w:i w:val="false"/>
+          <w:iCs w:val="false"/>
+          <w:color w:val="0070C0"/>
+          <w:sz w:val="19"/>
+          <w:szCs w:val="19"/>
+        </w:rPr>
+        <w:t xml:space="preserve">The pre-release does not give us the covenant terms, or even confirm that covenants exist</w:t>
+      </w:r>
+      <w:r>
+        <w:rPr>
+          <w:rFonts w:ascii="Arial" w:cs="Arial" w:eastAsia="Arial" w:hAnsi="Arial"/>
+          <w:b w:val="false"/>
+          <w:bCs w:val="false"/>
+          <w:i w:val="false"/>
+          <w:iCs w:val="false"/>
+          <w:color w:val="0070C0"/>
+          <w:sz w:val="19"/>
+          <w:szCs w:val="19"/>
+        </w:rPr>
+        <w:t xml:space="preserve"> — Document 3 mentions “Security, Guarantees and Covenants” as a heading only. So treat this as an information request rather than an assumption: obtain the facility agreements and read the definition of debt.</w:t>
       </w:r>
     </w:p>
     <w:p>
@@ -20208,6 +20989,5105 @@
           <w:szCs w:val="18"/>
         </w:rPr>
         <w:t xml:space="preserve">Prepared for APC 2026 September Qualifying Exam preparation. Axion Digital Infrastructure (Pty) Ltd is a fictitious entity created for assessment purposes. All section numbers, rates, thresholds and standard requirements must be verified against the current Income Tax Act, the SAICA handbooks and the SARS guide before use.</w:t>
+      </w:r>
+    </w:p>
+    <w:p>
+      <w:pPr>
+        <w:keepNext/>
+        <w:pageBreakBefore/>
+        <w:pBdr>
+          <w:bottom w:val="single" w:color="000000" w:sz="8" w:space="2"/>
+        </w:pBdr>
+        <w:spacing w:after="110" w:before="0" w:line="250" w:lineRule="auto"/>
+      </w:pPr>
+      <w:r>
+        <w:rPr>
+          <w:rFonts w:ascii="Arial" w:cs="Arial" w:eastAsia="Arial" w:hAnsi="Arial"/>
+          <w:b/>
+          <w:bCs/>
+          <w:i w:val="false"/>
+          <w:iCs w:val="false"/>
+          <w:color w:val="000000"/>
+          <w:sz w:val="26"/>
+          <w:szCs w:val="26"/>
+        </w:rPr>
+        <w:t xml:space="preserve">PART E — Verification status and sources</w:t>
+      </w:r>
+    </w:p>
+    <w:p>
+      <w:pPr>
+        <w:keepNext w:val="false"/>
+        <w:spacing w:after="100" w:before="0" w:line="250" w:lineRule="auto"/>
+      </w:pPr>
+      <w:r>
+        <w:rPr>
+          <w:rFonts w:ascii="Arial" w:cs="Arial" w:eastAsia="Arial" w:hAnsi="Arial"/>
+          <w:b w:val="false"/>
+          <w:bCs w:val="false"/>
+          <w:i/>
+          <w:iCs/>
+          <w:color w:val="000000"/>
+          <w:sz w:val="18"/>
+          <w:szCs w:val="18"/>
+        </w:rPr>
+        <w:t xml:space="preserve">Every technical statement in this document falls into one of the three categories below. Nothing is presented as fact unless its basis is stated.</w:t>
+      </w:r>
+    </w:p>
+    <w:p>
+      <w:pPr>
+        <w:keepNext/>
+        <w:spacing w:after="70" w:before="200" w:line="250" w:lineRule="auto"/>
+      </w:pPr>
+      <w:r>
+        <w:rPr>
+          <w:rFonts w:ascii="Arial" w:cs="Arial" w:eastAsia="Arial" w:hAnsi="Arial"/>
+          <w:b/>
+          <w:bCs/>
+          <w:i w:val="false"/>
+          <w:iCs w:val="false"/>
+          <w:color w:val="000000"/>
+          <w:sz w:val="22"/>
+          <w:szCs w:val="22"/>
+        </w:rPr>
+        <w:t xml:space="preserve">E1. Verified against published authority</w:t>
+      </w:r>
+    </w:p>
+    <w:tbl>
+      <w:tblPr>
+        <w:tblW w:type="dxa" w:w="10300"/>
+        <w:tblBorders>
+          <w:top w:val="single" w:color="auto" w:sz="4"/>
+          <w:left w:val="single" w:color="auto" w:sz="4"/>
+          <w:bottom w:val="single" w:color="auto" w:sz="4"/>
+          <w:right w:val="single" w:color="auto" w:sz="4"/>
+          <w:insideH w:val="single" w:color="auto" w:sz="4"/>
+          <w:insideV w:val="single" w:color="auto" w:sz="4"/>
+        </w:tblBorders>
+      </w:tblPr>
+      <w:tblGrid>
+        <w:gridCol w:w="2678"/>
+        <w:gridCol w:w="5150"/>
+        <w:gridCol w:w="2472"/>
+      </w:tblGrid>
+      <w:tr>
+        <w:trPr>
+          <w:tblHeader/>
+        </w:trPr>
+        <w:tc>
+          <w:tcPr>
+            <w:tcW w:type="dxa" w:w="2678"/>
+            <w:tcBorders>
+              <w:top w:val="single" w:color="888888" w:sz="4"/>
+              <w:left w:val="single" w:color="888888" w:sz="4"/>
+              <w:bottom w:val="single" w:color="888888" w:sz="4"/>
+              <w:right w:val="single" w:color="888888" w:sz="4"/>
+            </w:tcBorders>
+            <w:shd w:fill="E8E8E8" w:val="clear"/>
+            <w:tcMar>
+              <w:top w:type="dxa" w:w="60"/>
+              <w:left w:type="dxa" w:w="80"/>
+              <w:bottom w:type="dxa" w:w="60"/>
+              <w:right w:type="dxa" w:w="80"/>
+            </w:tcMar>
+            <w:vAlign w:val="center"/>
+          </w:tcPr>
+          <w:p>
+            <w:pPr>
+              <w:keepNext w:val="false"/>
+              <w:spacing w:after="0" w:before="0" w:line="250" w:lineRule="auto"/>
+            </w:pPr>
+            <w:r>
+              <w:rPr>
+                <w:rFonts w:ascii="Arial" w:cs="Arial" w:eastAsia="Arial" w:hAnsi="Arial"/>
+                <w:b/>
+                <w:bCs/>
+                <w:i w:val="false"/>
+                <w:iCs w:val="false"/>
+                <w:color w:val="000000"/>
+                <w:sz w:val="18"/>
+                <w:szCs w:val="18"/>
+              </w:rPr>
+              <w:t xml:space="preserve">Item</w:t>
+            </w:r>
+          </w:p>
+        </w:tc>
+        <w:tc>
+          <w:tcPr>
+            <w:tcW w:type="dxa" w:w="5150"/>
+            <w:tcBorders>
+              <w:top w:val="single" w:color="888888" w:sz="4"/>
+              <w:left w:val="single" w:color="888888" w:sz="4"/>
+              <w:bottom w:val="single" w:color="888888" w:sz="4"/>
+              <w:right w:val="single" w:color="888888" w:sz="4"/>
+            </w:tcBorders>
+            <w:shd w:fill="E8E8E8" w:val="clear"/>
+            <w:tcMar>
+              <w:top w:type="dxa" w:w="60"/>
+              <w:left w:type="dxa" w:w="80"/>
+              <w:bottom w:type="dxa" w:w="60"/>
+              <w:right w:type="dxa" w:w="80"/>
+            </w:tcMar>
+            <w:vAlign w:val="center"/>
+          </w:tcPr>
+          <w:p>
+            <w:pPr>
+              <w:keepNext w:val="false"/>
+              <w:spacing w:after="0" w:before="0" w:line="250" w:lineRule="auto"/>
+            </w:pPr>
+            <w:r>
+              <w:rPr>
+                <w:rFonts w:ascii="Arial" w:cs="Arial" w:eastAsia="Arial" w:hAnsi="Arial"/>
+                <w:b/>
+                <w:bCs/>
+                <w:i w:val="false"/>
+                <w:iCs w:val="false"/>
+                <w:color w:val="000000"/>
+                <w:sz w:val="18"/>
+                <w:szCs w:val="18"/>
+              </w:rPr>
+              <w:t xml:space="preserve">What was verified</w:t>
+            </w:r>
+          </w:p>
+        </w:tc>
+        <w:tc>
+          <w:tcPr>
+            <w:tcW w:type="dxa" w:w="2472"/>
+            <w:tcBorders>
+              <w:top w:val="single" w:color="888888" w:sz="4"/>
+              <w:left w:val="single" w:color="888888" w:sz="4"/>
+              <w:bottom w:val="single" w:color="888888" w:sz="4"/>
+              <w:right w:val="single" w:color="888888" w:sz="4"/>
+            </w:tcBorders>
+            <w:shd w:fill="E8E8E8" w:val="clear"/>
+            <w:tcMar>
+              <w:top w:type="dxa" w:w="60"/>
+              <w:left w:type="dxa" w:w="80"/>
+              <w:bottom w:type="dxa" w:w="60"/>
+              <w:right w:type="dxa" w:w="80"/>
+            </w:tcMar>
+            <w:vAlign w:val="center"/>
+          </w:tcPr>
+          <w:p>
+            <w:pPr>
+              <w:keepNext w:val="false"/>
+              <w:spacing w:after="0" w:before="0" w:line="250" w:lineRule="auto"/>
+            </w:pPr>
+            <w:r>
+              <w:rPr>
+                <w:rFonts w:ascii="Arial" w:cs="Arial" w:eastAsia="Arial" w:hAnsi="Arial"/>
+                <w:b/>
+                <w:bCs/>
+                <w:i w:val="false"/>
+                <w:iCs w:val="false"/>
+                <w:color w:val="000000"/>
+                <w:sz w:val="18"/>
+                <w:szCs w:val="18"/>
+              </w:rPr>
+              <w:t xml:space="preserve">Where checked</w:t>
+            </w:r>
+          </w:p>
+        </w:tc>
+      </w:tr>
+      <w:tr>
+        <w:tc>
+          <w:tcPr>
+            <w:tcW w:type="dxa" w:w="2678"/>
+            <w:tcBorders>
+              <w:top w:val="single" w:color="888888" w:sz="4"/>
+              <w:left w:val="single" w:color="888888" w:sz="4"/>
+              <w:bottom w:val="single" w:color="888888" w:sz="4"/>
+              <w:right w:val="single" w:color="888888" w:sz="4"/>
+            </w:tcBorders>
+            <w:tcMar>
+              <w:top w:type="dxa" w:w="60"/>
+              <w:left w:type="dxa" w:w="80"/>
+              <w:bottom w:type="dxa" w:w="60"/>
+              <w:right w:type="dxa" w:w="80"/>
+            </w:tcMar>
+          </w:tcPr>
+          <w:p>
+            <w:pPr>
+              <w:keepNext w:val="false"/>
+              <w:spacing w:after="0" w:before="0" w:line="250" w:lineRule="auto"/>
+            </w:pPr>
+            <w:r>
+              <w:rPr>
+                <w:rFonts w:ascii="Arial" w:cs="Arial" w:eastAsia="Arial" w:hAnsi="Arial"/>
+                <w:b/>
+                <w:bCs/>
+                <w:i w:val="false"/>
+                <w:iCs w:val="false"/>
+                <w:color w:val="000000"/>
+                <w:sz w:val="18"/>
+                <w:szCs w:val="18"/>
+              </w:rPr>
+              <w:t xml:space="preserve">s12B rates</w:t>
+            </w:r>
+          </w:p>
+        </w:tc>
+        <w:tc>
+          <w:tcPr>
+            <w:tcW w:type="dxa" w:w="5150"/>
+            <w:tcBorders>
+              <w:top w:val="single" w:color="888888" w:sz="4"/>
+              <w:left w:val="single" w:color="888888" w:sz="4"/>
+              <w:bottom w:val="single" w:color="888888" w:sz="4"/>
+              <w:right w:val="single" w:color="888888" w:sz="4"/>
+            </w:tcBorders>
+            <w:tcMar>
+              <w:top w:type="dxa" w:w="60"/>
+              <w:left w:type="dxa" w:w="80"/>
+              <w:bottom w:type="dxa" w:w="60"/>
+              <w:right w:type="dxa" w:w="80"/>
+            </w:tcMar>
+          </w:tcPr>
+          <w:p>
+            <w:pPr>
+              <w:keepNext w:val="false"/>
+              <w:spacing w:after="0" w:before="0" w:line="250" w:lineRule="auto"/>
+            </w:pPr>
+            <w:r>
+              <w:rPr>
+                <w:rFonts w:ascii="Arial" w:cs="Arial" w:eastAsia="Arial" w:hAnsi="Arial"/>
+                <w:b w:val="false"/>
+                <w:bCs w:val="false"/>
+                <w:i w:val="false"/>
+                <w:iCs w:val="false"/>
+                <w:color w:val="000000"/>
+                <w:sz w:val="18"/>
+                <w:szCs w:val="18"/>
+              </w:rPr>
+              <w:t xml:space="preserve">50 / 30 / 20 over three years for all wind, PV solar exceeding 1MW, concentrated solar, hydro not exceeding 30MW, and biomass. 100% in year one for PV solar not exceeding 1MW (since 2015).</w:t>
+            </w:r>
+          </w:p>
+        </w:tc>
+        <w:tc>
+          <w:tcPr>
+            <w:tcW w:type="dxa" w:w="2472"/>
+            <w:tcBorders>
+              <w:top w:val="single" w:color="888888" w:sz="4"/>
+              <w:left w:val="single" w:color="888888" w:sz="4"/>
+              <w:bottom w:val="single" w:color="888888" w:sz="4"/>
+              <w:right w:val="single" w:color="888888" w:sz="4"/>
+            </w:tcBorders>
+            <w:tcMar>
+              <w:top w:type="dxa" w:w="60"/>
+              <w:left w:type="dxa" w:w="80"/>
+              <w:bottom w:type="dxa" w:w="60"/>
+              <w:right w:type="dxa" w:w="80"/>
+            </w:tcMar>
+          </w:tcPr>
+          <w:p>
+            <w:pPr>
+              <w:keepNext w:val="false"/>
+              <w:spacing w:after="0" w:before="0" w:line="250" w:lineRule="auto"/>
+            </w:pPr>
+            <w:r>
+              <w:rPr>
+                <w:rFonts w:ascii="Arial" w:cs="Arial" w:eastAsia="Arial" w:hAnsi="Arial"/>
+                <w:b w:val="false"/>
+                <w:bCs w:val="false"/>
+                <w:i w:val="false"/>
+                <w:iCs w:val="false"/>
+                <w:color w:val="000000"/>
+                <w:sz w:val="18"/>
+                <w:szCs w:val="18"/>
+              </w:rPr>
+              <w:t xml:space="preserve">Practitioner commentary; SARS Guide IT39</w:t>
+            </w:r>
+          </w:p>
+        </w:tc>
+      </w:tr>
+      <w:tr>
+        <w:tc>
+          <w:tcPr>
+            <w:tcW w:type="dxa" w:w="2678"/>
+            <w:tcBorders>
+              <w:top w:val="single" w:color="888888" w:sz="4"/>
+              <w:left w:val="single" w:color="888888" w:sz="4"/>
+              <w:bottom w:val="single" w:color="888888" w:sz="4"/>
+              <w:right w:val="single" w:color="888888" w:sz="4"/>
+            </w:tcBorders>
+            <w:tcMar>
+              <w:top w:type="dxa" w:w="60"/>
+              <w:left w:type="dxa" w:w="80"/>
+              <w:bottom w:type="dxa" w:w="60"/>
+              <w:right w:type="dxa" w:w="80"/>
+            </w:tcMar>
+          </w:tcPr>
+          <w:p>
+            <w:pPr>
+              <w:keepNext w:val="false"/>
+              <w:spacing w:after="0" w:before="0" w:line="250" w:lineRule="auto"/>
+            </w:pPr>
+            <w:r>
+              <w:rPr>
+                <w:rFonts w:ascii="Arial" w:cs="Arial" w:eastAsia="Arial" w:hAnsi="Arial"/>
+                <w:b/>
+                <w:bCs/>
+                <w:i w:val="false"/>
+                <w:iCs w:val="false"/>
+                <w:color w:val="000000"/>
+                <w:sz w:val="18"/>
+                <w:szCs w:val="18"/>
+              </w:rPr>
+              <w:t xml:space="preserve">s12B — no pro-rating</w:t>
+            </w:r>
+          </w:p>
+        </w:tc>
+        <w:tc>
+          <w:tcPr>
+            <w:tcW w:type="dxa" w:w="5150"/>
+            <w:tcBorders>
+              <w:top w:val="single" w:color="888888" w:sz="4"/>
+              <w:left w:val="single" w:color="888888" w:sz="4"/>
+              <w:bottom w:val="single" w:color="888888" w:sz="4"/>
+              <w:right w:val="single" w:color="888888" w:sz="4"/>
+            </w:tcBorders>
+            <w:tcMar>
+              <w:top w:type="dxa" w:w="60"/>
+              <w:left w:type="dxa" w:w="80"/>
+              <w:bottom w:type="dxa" w:w="60"/>
+              <w:right w:type="dxa" w:w="80"/>
+            </w:tcMar>
+          </w:tcPr>
+          <w:p>
+            <w:pPr>
+              <w:keepNext w:val="false"/>
+              <w:spacing w:after="0" w:before="0" w:line="250" w:lineRule="auto"/>
+            </w:pPr>
+            <w:r>
+              <w:rPr>
+                <w:rFonts w:ascii="Arial" w:cs="Arial" w:eastAsia="Arial" w:hAnsi="Arial"/>
+                <w:b w:val="false"/>
+                <w:bCs w:val="false"/>
+                <w:i w:val="false"/>
+                <w:iCs w:val="false"/>
+                <w:color w:val="000000"/>
+                <w:sz w:val="18"/>
+                <w:szCs w:val="18"/>
+              </w:rPr>
+              <w:t xml:space="preserve">The allowance is not apportioned. An asset brought into use on the last day of the year of assessment attracts the full first-year percentage.</w:t>
+            </w:r>
+          </w:p>
+        </w:tc>
+        <w:tc>
+          <w:tcPr>
+            <w:tcW w:type="dxa" w:w="2472"/>
+            <w:tcBorders>
+              <w:top w:val="single" w:color="888888" w:sz="4"/>
+              <w:left w:val="single" w:color="888888" w:sz="4"/>
+              <w:bottom w:val="single" w:color="888888" w:sz="4"/>
+              <w:right w:val="single" w:color="888888" w:sz="4"/>
+            </w:tcBorders>
+            <w:tcMar>
+              <w:top w:type="dxa" w:w="60"/>
+              <w:left w:type="dxa" w:w="80"/>
+              <w:bottom w:type="dxa" w:w="60"/>
+              <w:right w:type="dxa" w:w="80"/>
+            </w:tcMar>
+          </w:tcPr>
+          <w:p>
+            <w:pPr>
+              <w:keepNext w:val="false"/>
+              <w:spacing w:after="0" w:before="0" w:line="250" w:lineRule="auto"/>
+            </w:pPr>
+            <w:r>
+              <w:rPr>
+                <w:rFonts w:ascii="Arial" w:cs="Arial" w:eastAsia="Arial" w:hAnsi="Arial"/>
+                <w:b w:val="false"/>
+                <w:bCs w:val="false"/>
+                <w:i w:val="false"/>
+                <w:iCs w:val="false"/>
+                <w:color w:val="000000"/>
+                <w:sz w:val="18"/>
+                <w:szCs w:val="18"/>
+              </w:rPr>
+              <w:t xml:space="preserve">Practitioner commentary</w:t>
+            </w:r>
+          </w:p>
+        </w:tc>
+      </w:tr>
+      <w:tr>
+        <w:tc>
+          <w:tcPr>
+            <w:tcW w:type="dxa" w:w="2678"/>
+            <w:tcBorders>
+              <w:top w:val="single" w:color="888888" w:sz="4"/>
+              <w:left w:val="single" w:color="888888" w:sz="4"/>
+              <w:bottom w:val="single" w:color="888888" w:sz="4"/>
+              <w:right w:val="single" w:color="888888" w:sz="4"/>
+            </w:tcBorders>
+            <w:tcMar>
+              <w:top w:type="dxa" w:w="60"/>
+              <w:left w:type="dxa" w:w="80"/>
+              <w:bottom w:type="dxa" w:w="60"/>
+              <w:right w:type="dxa" w:w="80"/>
+            </w:tcMar>
+          </w:tcPr>
+          <w:p>
+            <w:pPr>
+              <w:keepNext w:val="false"/>
+              <w:spacing w:after="0" w:before="0" w:line="250" w:lineRule="auto"/>
+            </w:pPr>
+            <w:r>
+              <w:rPr>
+                <w:rFonts w:ascii="Arial" w:cs="Arial" w:eastAsia="Arial" w:hAnsi="Arial"/>
+                <w:b/>
+                <w:bCs/>
+                <w:i w:val="false"/>
+                <w:iCs w:val="false"/>
+                <w:color w:val="000000"/>
+                <w:sz w:val="18"/>
+                <w:szCs w:val="18"/>
+              </w:rPr>
+              <w:t xml:space="preserve">s12B — cost base</w:t>
+            </w:r>
+          </w:p>
+        </w:tc>
+        <w:tc>
+          <w:tcPr>
+            <w:tcW w:type="dxa" w:w="5150"/>
+            <w:tcBorders>
+              <w:top w:val="single" w:color="888888" w:sz="4"/>
+              <w:left w:val="single" w:color="888888" w:sz="4"/>
+              <w:bottom w:val="single" w:color="888888" w:sz="4"/>
+              <w:right w:val="single" w:color="888888" w:sz="4"/>
+            </w:tcBorders>
+            <w:tcMar>
+              <w:top w:type="dxa" w:w="60"/>
+              <w:left w:type="dxa" w:w="80"/>
+              <w:bottom w:type="dxa" w:w="60"/>
+              <w:right w:type="dxa" w:w="80"/>
+            </w:tcMar>
+          </w:tcPr>
+          <w:p>
+            <w:pPr>
+              <w:keepNext w:val="false"/>
+              <w:spacing w:after="0" w:before="0" w:line="250" w:lineRule="auto"/>
+            </w:pPr>
+            <w:r>
+              <w:rPr>
+                <w:rFonts w:ascii="Arial" w:cs="Arial" w:eastAsia="Arial" w:hAnsi="Arial"/>
+                <w:b w:val="false"/>
+                <w:bCs w:val="false"/>
+                <w:i w:val="false"/>
+                <w:iCs w:val="false"/>
+                <w:color w:val="000000"/>
+                <w:sz w:val="18"/>
+                <w:szCs w:val="18"/>
+              </w:rPr>
+              <w:t xml:space="preserve">Direct cost of acquisition, including erection, installation and construction, and the cost of any concrete, foundation or supporting structure to which the asset is mounted or affixed.</w:t>
+            </w:r>
+          </w:p>
+        </w:tc>
+        <w:tc>
+          <w:tcPr>
+            <w:tcW w:type="dxa" w:w="2472"/>
+            <w:tcBorders>
+              <w:top w:val="single" w:color="888888" w:sz="4"/>
+              <w:left w:val="single" w:color="888888" w:sz="4"/>
+              <w:bottom w:val="single" w:color="888888" w:sz="4"/>
+              <w:right w:val="single" w:color="888888" w:sz="4"/>
+            </w:tcBorders>
+            <w:tcMar>
+              <w:top w:type="dxa" w:w="60"/>
+              <w:left w:type="dxa" w:w="80"/>
+              <w:bottom w:type="dxa" w:w="60"/>
+              <w:right w:type="dxa" w:w="80"/>
+            </w:tcMar>
+          </w:tcPr>
+          <w:p>
+            <w:pPr>
+              <w:keepNext w:val="false"/>
+              <w:spacing w:after="0" w:before="0" w:line="250" w:lineRule="auto"/>
+            </w:pPr>
+            <w:r>
+              <w:rPr>
+                <w:rFonts w:ascii="Arial" w:cs="Arial" w:eastAsia="Arial" w:hAnsi="Arial"/>
+                <w:b w:val="false"/>
+                <w:bCs w:val="false"/>
+                <w:i w:val="false"/>
+                <w:iCs w:val="false"/>
+                <w:color w:val="000000"/>
+                <w:sz w:val="18"/>
+                <w:szCs w:val="18"/>
+              </w:rPr>
+              <w:t xml:space="preserve">Practitioner commentary</w:t>
+            </w:r>
+          </w:p>
+        </w:tc>
+      </w:tr>
+      <w:tr>
+        <w:tc>
+          <w:tcPr>
+            <w:tcW w:type="dxa" w:w="2678"/>
+            <w:tcBorders>
+              <w:top w:val="single" w:color="888888" w:sz="4"/>
+              <w:left w:val="single" w:color="888888" w:sz="4"/>
+              <w:bottom w:val="single" w:color="888888" w:sz="4"/>
+              <w:right w:val="single" w:color="888888" w:sz="4"/>
+            </w:tcBorders>
+            <w:tcMar>
+              <w:top w:type="dxa" w:w="60"/>
+              <w:left w:type="dxa" w:w="80"/>
+              <w:bottom w:type="dxa" w:w="60"/>
+              <w:right w:type="dxa" w:w="80"/>
+            </w:tcMar>
+          </w:tcPr>
+          <w:p>
+            <w:pPr>
+              <w:keepNext w:val="false"/>
+              <w:spacing w:after="0" w:before="0" w:line="250" w:lineRule="auto"/>
+            </w:pPr>
+            <w:r>
+              <w:rPr>
+                <w:rFonts w:ascii="Arial" w:cs="Arial" w:eastAsia="Arial" w:hAnsi="Arial"/>
+                <w:b/>
+                <w:bCs/>
+                <w:i w:val="false"/>
+                <w:iCs w:val="false"/>
+                <w:color w:val="000000"/>
+                <w:sz w:val="18"/>
+                <w:szCs w:val="18"/>
+              </w:rPr>
+              <w:t xml:space="preserve">s12B — new and unused not required</w:t>
+            </w:r>
+          </w:p>
+        </w:tc>
+        <w:tc>
+          <w:tcPr>
+            <w:tcW w:type="dxa" w:w="5150"/>
+            <w:tcBorders>
+              <w:top w:val="single" w:color="888888" w:sz="4"/>
+              <w:left w:val="single" w:color="888888" w:sz="4"/>
+              <w:bottom w:val="single" w:color="888888" w:sz="4"/>
+              <w:right w:val="single" w:color="888888" w:sz="4"/>
+            </w:tcBorders>
+            <w:tcMar>
+              <w:top w:type="dxa" w:w="60"/>
+              <w:left w:type="dxa" w:w="80"/>
+              <w:bottom w:type="dxa" w:w="60"/>
+              <w:right w:type="dxa" w:w="80"/>
+            </w:tcMar>
+          </w:tcPr>
+          <w:p>
+            <w:pPr>
+              <w:keepNext w:val="false"/>
+              <w:spacing w:after="0" w:before="0" w:line="250" w:lineRule="auto"/>
+            </w:pPr>
+            <w:r>
+              <w:rPr>
+                <w:rFonts w:ascii="Arial" w:cs="Arial" w:eastAsia="Arial" w:hAnsi="Arial"/>
+                <w:b w:val="false"/>
+                <w:bCs w:val="false"/>
+                <w:i w:val="false"/>
+                <w:iCs w:val="false"/>
+                <w:color w:val="000000"/>
+                <w:sz w:val="18"/>
+                <w:szCs w:val="18"/>
+              </w:rPr>
+              <w:t xml:space="preserve">Available for any asset brought into use for the first time by that taxpayer, whether new or second-hand.</w:t>
+            </w:r>
+          </w:p>
+        </w:tc>
+        <w:tc>
+          <w:tcPr>
+            <w:tcW w:type="dxa" w:w="2472"/>
+            <w:tcBorders>
+              <w:top w:val="single" w:color="888888" w:sz="4"/>
+              <w:left w:val="single" w:color="888888" w:sz="4"/>
+              <w:bottom w:val="single" w:color="888888" w:sz="4"/>
+              <w:right w:val="single" w:color="888888" w:sz="4"/>
+            </w:tcBorders>
+            <w:tcMar>
+              <w:top w:type="dxa" w:w="60"/>
+              <w:left w:type="dxa" w:w="80"/>
+              <w:bottom w:type="dxa" w:w="60"/>
+              <w:right w:type="dxa" w:w="80"/>
+            </w:tcMar>
+          </w:tcPr>
+          <w:p>
+            <w:pPr>
+              <w:keepNext w:val="false"/>
+              <w:spacing w:after="0" w:before="0" w:line="250" w:lineRule="auto"/>
+            </w:pPr>
+            <w:r>
+              <w:rPr>
+                <w:rFonts w:ascii="Arial" w:cs="Arial" w:eastAsia="Arial" w:hAnsi="Arial"/>
+                <w:b w:val="false"/>
+                <w:bCs w:val="false"/>
+                <w:i w:val="false"/>
+                <w:iCs w:val="false"/>
+                <w:color w:val="000000"/>
+                <w:sz w:val="18"/>
+                <w:szCs w:val="18"/>
+              </w:rPr>
+              <w:t xml:space="preserve">Practitioner commentary</w:t>
+            </w:r>
+          </w:p>
+        </w:tc>
+      </w:tr>
+      <w:tr>
+        <w:tc>
+          <w:tcPr>
+            <w:tcW w:type="dxa" w:w="2678"/>
+            <w:tcBorders>
+              <w:top w:val="single" w:color="888888" w:sz="4"/>
+              <w:left w:val="single" w:color="888888" w:sz="4"/>
+              <w:bottom w:val="single" w:color="888888" w:sz="4"/>
+              <w:right w:val="single" w:color="888888" w:sz="4"/>
+            </w:tcBorders>
+            <w:tcMar>
+              <w:top w:type="dxa" w:w="60"/>
+              <w:left w:type="dxa" w:w="80"/>
+              <w:bottom w:type="dxa" w:w="60"/>
+              <w:right w:type="dxa" w:w="80"/>
+            </w:tcMar>
+          </w:tcPr>
+          <w:p>
+            <w:pPr>
+              <w:keepNext w:val="false"/>
+              <w:spacing w:after="0" w:before="0" w:line="250" w:lineRule="auto"/>
+            </w:pPr>
+            <w:r>
+              <w:rPr>
+                <w:rFonts w:ascii="Arial" w:cs="Arial" w:eastAsia="Arial" w:hAnsi="Arial"/>
+                <w:b/>
+                <w:bCs/>
+                <w:i w:val="false"/>
+                <w:iCs w:val="false"/>
+                <w:color w:val="000000"/>
+                <w:sz w:val="18"/>
+                <w:szCs w:val="18"/>
+              </w:rPr>
+              <w:t xml:space="preserve">s12BA — dates and rate</w:t>
+            </w:r>
+          </w:p>
+        </w:tc>
+        <w:tc>
+          <w:tcPr>
+            <w:tcW w:type="dxa" w:w="5150"/>
+            <w:tcBorders>
+              <w:top w:val="single" w:color="888888" w:sz="4"/>
+              <w:left w:val="single" w:color="888888" w:sz="4"/>
+              <w:bottom w:val="single" w:color="888888" w:sz="4"/>
+              <w:right w:val="single" w:color="888888" w:sz="4"/>
+            </w:tcBorders>
+            <w:tcMar>
+              <w:top w:type="dxa" w:w="60"/>
+              <w:left w:type="dxa" w:w="80"/>
+              <w:bottom w:type="dxa" w:w="60"/>
+              <w:right w:type="dxa" w:w="80"/>
+            </w:tcMar>
+          </w:tcPr>
+          <w:p>
+            <w:pPr>
+              <w:keepNext w:val="false"/>
+              <w:spacing w:after="0" w:before="0" w:line="250" w:lineRule="auto"/>
+            </w:pPr>
+            <w:r>
+              <w:rPr>
+                <w:rFonts w:ascii="Arial" w:cs="Arial" w:eastAsia="Arial" w:hAnsi="Arial"/>
+                <w:b w:val="false"/>
+                <w:bCs w:val="false"/>
+                <w:i w:val="false"/>
+                <w:iCs w:val="false"/>
+                <w:color w:val="000000"/>
+                <w:sz w:val="18"/>
+                <w:szCs w:val="18"/>
+              </w:rPr>
+              <w:t xml:space="preserve">125% once-off, new and unused assets, brought into use on or after 1 March 2023 and before 1 March 2025. Extended to foundations and supporting structures. Not renewed by the Minister.</w:t>
+            </w:r>
+          </w:p>
+        </w:tc>
+        <w:tc>
+          <w:tcPr>
+            <w:tcW w:type="dxa" w:w="2472"/>
+            <w:tcBorders>
+              <w:top w:val="single" w:color="888888" w:sz="4"/>
+              <w:left w:val="single" w:color="888888" w:sz="4"/>
+              <w:bottom w:val="single" w:color="888888" w:sz="4"/>
+              <w:right w:val="single" w:color="888888" w:sz="4"/>
+            </w:tcBorders>
+            <w:tcMar>
+              <w:top w:type="dxa" w:w="60"/>
+              <w:left w:type="dxa" w:w="80"/>
+              <w:bottom w:type="dxa" w:w="60"/>
+              <w:right w:type="dxa" w:w="80"/>
+            </w:tcMar>
+          </w:tcPr>
+          <w:p>
+            <w:pPr>
+              <w:keepNext w:val="false"/>
+              <w:spacing w:after="0" w:before="0" w:line="250" w:lineRule="auto"/>
+            </w:pPr>
+            <w:r>
+              <w:rPr>
+                <w:rFonts w:ascii="Arial" w:cs="Arial" w:eastAsia="Arial" w:hAnsi="Arial"/>
+                <w:b w:val="false"/>
+                <w:bCs w:val="false"/>
+                <w:i w:val="false"/>
+                <w:iCs w:val="false"/>
+                <w:color w:val="000000"/>
+                <w:sz w:val="18"/>
+                <w:szCs w:val="18"/>
+              </w:rPr>
+              <w:t xml:space="preserve">Practitioner commentary</w:t>
+            </w:r>
+          </w:p>
+        </w:tc>
+      </w:tr>
+      <w:tr>
+        <w:tc>
+          <w:tcPr>
+            <w:tcW w:type="dxa" w:w="2678"/>
+            <w:tcBorders>
+              <w:top w:val="single" w:color="888888" w:sz="4"/>
+              <w:left w:val="single" w:color="888888" w:sz="4"/>
+              <w:bottom w:val="single" w:color="888888" w:sz="4"/>
+              <w:right w:val="single" w:color="888888" w:sz="4"/>
+            </w:tcBorders>
+            <w:tcMar>
+              <w:top w:type="dxa" w:w="60"/>
+              <w:left w:type="dxa" w:w="80"/>
+              <w:bottom w:type="dxa" w:w="60"/>
+              <w:right w:type="dxa" w:w="80"/>
+            </w:tcMar>
+          </w:tcPr>
+          <w:p>
+            <w:pPr>
+              <w:keepNext w:val="false"/>
+              <w:spacing w:after="0" w:before="0" w:line="250" w:lineRule="auto"/>
+            </w:pPr>
+            <w:r>
+              <w:rPr>
+                <w:rFonts w:ascii="Arial" w:cs="Arial" w:eastAsia="Arial" w:hAnsi="Arial"/>
+                <w:b/>
+                <w:bCs/>
+                <w:i w:val="false"/>
+                <w:iCs w:val="false"/>
+                <w:color w:val="000000"/>
+                <w:sz w:val="18"/>
+                <w:szCs w:val="18"/>
+              </w:rPr>
+              <w:t xml:space="preserve">s12BA — recoupment</w:t>
+            </w:r>
+          </w:p>
+        </w:tc>
+        <w:tc>
+          <w:tcPr>
+            <w:tcW w:type="dxa" w:w="5150"/>
+            <w:tcBorders>
+              <w:top w:val="single" w:color="888888" w:sz="4"/>
+              <w:left w:val="single" w:color="888888" w:sz="4"/>
+              <w:bottom w:val="single" w:color="888888" w:sz="4"/>
+              <w:right w:val="single" w:color="888888" w:sz="4"/>
+            </w:tcBorders>
+            <w:tcMar>
+              <w:top w:type="dxa" w:w="60"/>
+              <w:left w:type="dxa" w:w="80"/>
+              <w:bottom w:type="dxa" w:w="60"/>
+              <w:right w:type="dxa" w:w="80"/>
+            </w:tcMar>
+          </w:tcPr>
+          <w:p>
+            <w:pPr>
+              <w:keepNext w:val="false"/>
+              <w:spacing w:after="0" w:before="0" w:line="250" w:lineRule="auto"/>
+            </w:pPr>
+            <w:r>
+              <w:rPr>
+                <w:rFonts w:ascii="Arial" w:cs="Arial" w:eastAsia="Arial" w:hAnsi="Arial"/>
+                <w:b w:val="false"/>
+                <w:bCs w:val="false"/>
+                <w:i w:val="false"/>
+                <w:iCs w:val="false"/>
+                <w:color w:val="000000"/>
+                <w:sz w:val="18"/>
+                <w:szCs w:val="18"/>
+              </w:rPr>
+              <w:t xml:space="preserve">Section 8(4)(nA). Disposal </w:t>
+            </w:r>
+            <w:r>
+              <w:rPr>
+                <w:rFonts w:ascii="Arial" w:cs="Arial" w:eastAsia="Arial" w:hAnsi="Arial"/>
+                <w:b/>
+                <w:bCs/>
+                <w:i w:val="false"/>
+                <w:iCs w:val="false"/>
+                <w:color w:val="000000"/>
+                <w:sz w:val="18"/>
+                <w:szCs w:val="18"/>
+              </w:rPr>
+              <w:t xml:space="preserve">before</w:t>
+            </w:r>
+            <w:r>
+              <w:rPr>
+                <w:rFonts w:ascii="Arial" w:cs="Arial" w:eastAsia="Arial" w:hAnsi="Arial"/>
+                <w:b w:val="false"/>
+                <w:bCs w:val="false"/>
+                <w:i w:val="false"/>
+                <w:iCs w:val="false"/>
+                <w:color w:val="000000"/>
+                <w:sz w:val="18"/>
+                <w:szCs w:val="18"/>
+              </w:rPr>
+              <w:t xml:space="preserve"> 1 March 2026: full 125% recouped if proceeds at or above cost, otherwise 125% of proceeds. Disposal </w:t>
+            </w:r>
+            <w:r>
+              <w:rPr>
+                <w:rFonts w:ascii="Arial" w:cs="Arial" w:eastAsia="Arial" w:hAnsi="Arial"/>
+                <w:b/>
+                <w:bCs/>
+                <w:i w:val="false"/>
+                <w:iCs w:val="false"/>
+                <w:color w:val="000000"/>
+                <w:sz w:val="18"/>
+                <w:szCs w:val="18"/>
+              </w:rPr>
+              <w:t xml:space="preserve">on or after</w:t>
+            </w:r>
+            <w:r>
+              <w:rPr>
+                <w:rFonts w:ascii="Arial" w:cs="Arial" w:eastAsia="Arial" w:hAnsi="Arial"/>
+                <w:b w:val="false"/>
+                <w:bCs w:val="false"/>
+                <w:i w:val="false"/>
+                <w:iCs w:val="false"/>
+                <w:color w:val="000000"/>
+                <w:sz w:val="18"/>
+                <w:szCs w:val="18"/>
+              </w:rPr>
+              <w:t xml:space="preserve"> 1 March 2026: lesser of proceeds and the allowance.</w:t>
+            </w:r>
+          </w:p>
+        </w:tc>
+        <w:tc>
+          <w:tcPr>
+            <w:tcW w:type="dxa" w:w="2472"/>
+            <w:tcBorders>
+              <w:top w:val="single" w:color="888888" w:sz="4"/>
+              <w:left w:val="single" w:color="888888" w:sz="4"/>
+              <w:bottom w:val="single" w:color="888888" w:sz="4"/>
+              <w:right w:val="single" w:color="888888" w:sz="4"/>
+            </w:tcBorders>
+            <w:tcMar>
+              <w:top w:type="dxa" w:w="60"/>
+              <w:left w:type="dxa" w:w="80"/>
+              <w:bottom w:type="dxa" w:w="60"/>
+              <w:right w:type="dxa" w:w="80"/>
+            </w:tcMar>
+          </w:tcPr>
+          <w:p>
+            <w:pPr>
+              <w:keepNext w:val="false"/>
+              <w:spacing w:after="0" w:before="0" w:line="250" w:lineRule="auto"/>
+            </w:pPr>
+            <w:r>
+              <w:rPr>
+                <w:rFonts w:ascii="Arial" w:cs="Arial" w:eastAsia="Arial" w:hAnsi="Arial"/>
+                <w:b w:val="false"/>
+                <w:bCs w:val="false"/>
+                <w:i w:val="false"/>
+                <w:iCs w:val="false"/>
+                <w:color w:val="000000"/>
+                <w:sz w:val="18"/>
+                <w:szCs w:val="18"/>
+              </w:rPr>
+              <w:t xml:space="preserve">Practitioner commentary</w:t>
+            </w:r>
+          </w:p>
+        </w:tc>
+      </w:tr>
+      <w:tr>
+        <w:tc>
+          <w:tcPr>
+            <w:tcW w:type="dxa" w:w="2678"/>
+            <w:tcBorders>
+              <w:top w:val="single" w:color="888888" w:sz="4"/>
+              <w:left w:val="single" w:color="888888" w:sz="4"/>
+              <w:bottom w:val="single" w:color="888888" w:sz="4"/>
+              <w:right w:val="single" w:color="888888" w:sz="4"/>
+            </w:tcBorders>
+            <w:tcMar>
+              <w:top w:type="dxa" w:w="60"/>
+              <w:left w:type="dxa" w:w="80"/>
+              <w:bottom w:type="dxa" w:w="60"/>
+              <w:right w:type="dxa" w:w="80"/>
+            </w:tcMar>
+          </w:tcPr>
+          <w:p>
+            <w:pPr>
+              <w:keepNext w:val="false"/>
+              <w:spacing w:after="0" w:before="0" w:line="250" w:lineRule="auto"/>
+            </w:pPr>
+            <w:r>
+              <w:rPr>
+                <w:rFonts w:ascii="Arial" w:cs="Arial" w:eastAsia="Arial" w:hAnsi="Arial"/>
+                <w:b/>
+                <w:bCs/>
+                <w:i w:val="false"/>
+                <w:iCs w:val="false"/>
+                <w:color w:val="000000"/>
+                <w:sz w:val="18"/>
+                <w:szCs w:val="18"/>
+              </w:rPr>
+              <w:t xml:space="preserve">s12U</w:t>
+            </w:r>
+          </w:p>
+        </w:tc>
+        <w:tc>
+          <w:tcPr>
+            <w:tcW w:type="dxa" w:w="5150"/>
+            <w:tcBorders>
+              <w:top w:val="single" w:color="888888" w:sz="4"/>
+              <w:left w:val="single" w:color="888888" w:sz="4"/>
+              <w:bottom w:val="single" w:color="888888" w:sz="4"/>
+              <w:right w:val="single" w:color="888888" w:sz="4"/>
+            </w:tcBorders>
+            <w:tcMar>
+              <w:top w:type="dxa" w:w="60"/>
+              <w:left w:type="dxa" w:w="80"/>
+              <w:bottom w:type="dxa" w:w="60"/>
+              <w:right w:type="dxa" w:w="80"/>
+            </w:tcMar>
+          </w:tcPr>
+          <w:p>
+            <w:pPr>
+              <w:keepNext w:val="false"/>
+              <w:spacing w:after="0" w:before="0" w:line="250" w:lineRule="auto"/>
+            </w:pPr>
+            <w:r>
+              <w:rPr>
+                <w:rFonts w:ascii="Arial" w:cs="Arial" w:eastAsia="Arial" w:hAnsi="Arial"/>
+                <w:b w:val="false"/>
+                <w:bCs w:val="false"/>
+                <w:i w:val="false"/>
+                <w:iCs w:val="false"/>
+                <w:color w:val="000000"/>
+                <w:sz w:val="18"/>
+                <w:szCs w:val="18"/>
+              </w:rPr>
+              <w:t xml:space="preserve">Effective 1 April 2016. 100% write-off of roads, fences, and foundations or supporting structures designed for such a fence, plus improvements. Requires generation exceeding 5MW from solar and wind, hydro not exceeding 30MW, or biomass.</w:t>
+            </w:r>
+          </w:p>
+        </w:tc>
+        <w:tc>
+          <w:tcPr>
+            <w:tcW w:type="dxa" w:w="2472"/>
+            <w:tcBorders>
+              <w:top w:val="single" w:color="888888" w:sz="4"/>
+              <w:left w:val="single" w:color="888888" w:sz="4"/>
+              <w:bottom w:val="single" w:color="888888" w:sz="4"/>
+              <w:right w:val="single" w:color="888888" w:sz="4"/>
+            </w:tcBorders>
+            <w:tcMar>
+              <w:top w:type="dxa" w:w="60"/>
+              <w:left w:type="dxa" w:w="80"/>
+              <w:bottom w:type="dxa" w:w="60"/>
+              <w:right w:type="dxa" w:w="80"/>
+            </w:tcMar>
+          </w:tcPr>
+          <w:p>
+            <w:pPr>
+              <w:keepNext w:val="false"/>
+              <w:spacing w:after="0" w:before="0" w:line="250" w:lineRule="auto"/>
+            </w:pPr>
+            <w:r>
+              <w:rPr>
+                <w:rFonts w:ascii="Arial" w:cs="Arial" w:eastAsia="Arial" w:hAnsi="Arial"/>
+                <w:b w:val="false"/>
+                <w:bCs w:val="false"/>
+                <w:i w:val="false"/>
+                <w:iCs w:val="false"/>
+                <w:color w:val="000000"/>
+                <w:sz w:val="18"/>
+                <w:szCs w:val="18"/>
+              </w:rPr>
+              <w:t xml:space="preserve">Practitioner commentary; SARS Guide IT39</w:t>
+            </w:r>
+          </w:p>
+        </w:tc>
+      </w:tr>
+      <w:tr>
+        <w:tc>
+          <w:tcPr>
+            <w:tcW w:type="dxa" w:w="2678"/>
+            <w:tcBorders>
+              <w:top w:val="single" w:color="888888" w:sz="4"/>
+              <w:left w:val="single" w:color="888888" w:sz="4"/>
+              <w:bottom w:val="single" w:color="888888" w:sz="4"/>
+              <w:right w:val="single" w:color="888888" w:sz="4"/>
+            </w:tcBorders>
+            <w:tcMar>
+              <w:top w:type="dxa" w:w="60"/>
+              <w:left w:type="dxa" w:w="80"/>
+              <w:bottom w:type="dxa" w:w="60"/>
+              <w:right w:type="dxa" w:w="80"/>
+            </w:tcMar>
+          </w:tcPr>
+          <w:p>
+            <w:pPr>
+              <w:keepNext w:val="false"/>
+              <w:spacing w:after="0" w:before="0" w:line="250" w:lineRule="auto"/>
+            </w:pPr>
+            <w:r>
+              <w:rPr>
+                <w:rFonts w:ascii="Arial" w:cs="Arial" w:eastAsia="Arial" w:hAnsi="Arial"/>
+                <w:b/>
+                <w:bCs/>
+                <w:i w:val="false"/>
+                <w:iCs w:val="false"/>
+                <w:color w:val="000000"/>
+                <w:sz w:val="18"/>
+                <w:szCs w:val="18"/>
+              </w:rPr>
+              <w:t xml:space="preserve">s12U — scope limit</w:t>
+            </w:r>
+          </w:p>
+        </w:tc>
+        <w:tc>
+          <w:tcPr>
+            <w:tcW w:type="dxa" w:w="5150"/>
+            <w:tcBorders>
+              <w:top w:val="single" w:color="888888" w:sz="4"/>
+              <w:left w:val="single" w:color="888888" w:sz="4"/>
+              <w:bottom w:val="single" w:color="888888" w:sz="4"/>
+              <w:right w:val="single" w:color="888888" w:sz="4"/>
+            </w:tcBorders>
+            <w:tcMar>
+              <w:top w:type="dxa" w:w="60"/>
+              <w:left w:type="dxa" w:w="80"/>
+              <w:bottom w:type="dxa" w:w="60"/>
+              <w:right w:type="dxa" w:w="80"/>
+            </w:tcMar>
+          </w:tcPr>
+          <w:p>
+            <w:pPr>
+              <w:keepNext w:val="false"/>
+              <w:spacing w:after="0" w:before="0" w:line="250" w:lineRule="auto"/>
+            </w:pPr>
+            <w:r>
+              <w:rPr>
+                <w:rFonts w:ascii="Arial" w:cs="Arial" w:eastAsia="Arial" w:hAnsi="Arial"/>
+                <w:b w:val="false"/>
+                <w:bCs w:val="false"/>
+                <w:i w:val="false"/>
+                <w:iCs w:val="false"/>
+                <w:color w:val="000000"/>
+                <w:sz w:val="18"/>
+                <w:szCs w:val="18"/>
+              </w:rPr>
+              <w:t xml:space="preserve">Does </w:t>
+            </w:r>
+            <w:r>
+              <w:rPr>
+                <w:rFonts w:ascii="Arial" w:cs="Arial" w:eastAsia="Arial" w:hAnsi="Arial"/>
+                <w:b/>
+                <w:bCs/>
+                <w:i w:val="false"/>
+                <w:iCs w:val="false"/>
+                <w:color w:val="000000"/>
+                <w:sz w:val="18"/>
+                <w:szCs w:val="18"/>
+              </w:rPr>
+              <w:t xml:space="preserve">not</w:t>
+            </w:r>
+            <w:r>
+              <w:rPr>
+                <w:rFonts w:ascii="Arial" w:cs="Arial" w:eastAsia="Arial" w:hAnsi="Arial"/>
+                <w:b w:val="false"/>
+                <w:bCs w:val="false"/>
+                <w:i w:val="false"/>
+                <w:iCs w:val="false"/>
+                <w:color w:val="000000"/>
+                <w:sz w:val="18"/>
+                <w:szCs w:val="18"/>
+              </w:rPr>
+              <w:t xml:space="preserve"> extend to transmission lines, substations or grid connection infrastructure.</w:t>
+            </w:r>
+          </w:p>
+        </w:tc>
+        <w:tc>
+          <w:tcPr>
+            <w:tcW w:type="dxa" w:w="2472"/>
+            <w:tcBorders>
+              <w:top w:val="single" w:color="888888" w:sz="4"/>
+              <w:left w:val="single" w:color="888888" w:sz="4"/>
+              <w:bottom w:val="single" w:color="888888" w:sz="4"/>
+              <w:right w:val="single" w:color="888888" w:sz="4"/>
+            </w:tcBorders>
+            <w:tcMar>
+              <w:top w:type="dxa" w:w="60"/>
+              <w:left w:type="dxa" w:w="80"/>
+              <w:bottom w:type="dxa" w:w="60"/>
+              <w:right w:type="dxa" w:w="80"/>
+            </w:tcMar>
+          </w:tcPr>
+          <w:p>
+            <w:pPr>
+              <w:keepNext w:val="false"/>
+              <w:spacing w:after="0" w:before="0" w:line="250" w:lineRule="auto"/>
+            </w:pPr>
+            <w:r>
+              <w:rPr>
+                <w:rFonts w:ascii="Arial" w:cs="Arial" w:eastAsia="Arial" w:hAnsi="Arial"/>
+                <w:b w:val="false"/>
+                <w:bCs w:val="false"/>
+                <w:i w:val="false"/>
+                <w:iCs w:val="false"/>
+                <w:color w:val="000000"/>
+                <w:sz w:val="18"/>
+                <w:szCs w:val="18"/>
+              </w:rPr>
+              <w:t xml:space="preserve">Practitioner commentary</w:t>
+            </w:r>
+          </w:p>
+        </w:tc>
+      </w:tr>
+      <w:tr>
+        <w:tc>
+          <w:tcPr>
+            <w:tcW w:type="dxa" w:w="2678"/>
+            <w:tcBorders>
+              <w:top w:val="single" w:color="888888" w:sz="4"/>
+              <w:left w:val="single" w:color="888888" w:sz="4"/>
+              <w:bottom w:val="single" w:color="888888" w:sz="4"/>
+              <w:right w:val="single" w:color="888888" w:sz="4"/>
+            </w:tcBorders>
+            <w:tcMar>
+              <w:top w:type="dxa" w:w="60"/>
+              <w:left w:type="dxa" w:w="80"/>
+              <w:bottom w:type="dxa" w:w="60"/>
+              <w:right w:type="dxa" w:w="80"/>
+            </w:tcMar>
+          </w:tcPr>
+          <w:p>
+            <w:pPr>
+              <w:keepNext w:val="false"/>
+              <w:spacing w:after="0" w:before="0" w:line="250" w:lineRule="auto"/>
+            </w:pPr>
+            <w:r>
+              <w:rPr>
+                <w:rFonts w:ascii="Arial" w:cs="Arial" w:eastAsia="Arial" w:hAnsi="Arial"/>
+                <w:b/>
+                <w:bCs/>
+                <w:i w:val="false"/>
+                <w:iCs w:val="false"/>
+                <w:color w:val="000000"/>
+                <w:sz w:val="18"/>
+                <w:szCs w:val="18"/>
+              </w:rPr>
+              <w:t xml:space="preserve">s12L</w:t>
+            </w:r>
+          </w:p>
+        </w:tc>
+        <w:tc>
+          <w:tcPr>
+            <w:tcW w:type="dxa" w:w="5150"/>
+            <w:tcBorders>
+              <w:top w:val="single" w:color="888888" w:sz="4"/>
+              <w:left w:val="single" w:color="888888" w:sz="4"/>
+              <w:bottom w:val="single" w:color="888888" w:sz="4"/>
+              <w:right w:val="single" w:color="888888" w:sz="4"/>
+            </w:tcBorders>
+            <w:tcMar>
+              <w:top w:type="dxa" w:w="60"/>
+              <w:left w:type="dxa" w:w="80"/>
+              <w:bottom w:type="dxa" w:w="60"/>
+              <w:right w:type="dxa" w:w="80"/>
+            </w:tcMar>
+          </w:tcPr>
+          <w:p>
+            <w:pPr>
+              <w:keepNext w:val="false"/>
+              <w:spacing w:after="0" w:before="0" w:line="250" w:lineRule="auto"/>
+            </w:pPr>
+            <w:r>
+              <w:rPr>
+                <w:rFonts w:ascii="Arial" w:cs="Arial" w:eastAsia="Arial" w:hAnsi="Arial"/>
+                <w:b w:val="false"/>
+                <w:bCs w:val="false"/>
+                <w:i w:val="false"/>
+                <w:iCs w:val="false"/>
+                <w:color w:val="000000"/>
+                <w:sz w:val="18"/>
+                <w:szCs w:val="18"/>
+              </w:rPr>
+              <w:t xml:space="preserve">Sunset date </w:t>
+            </w:r>
+            <w:r>
+              <w:rPr>
+                <w:rFonts w:ascii="Arial" w:cs="Arial" w:eastAsia="Arial" w:hAnsi="Arial"/>
+                <w:b/>
+                <w:bCs/>
+                <w:i w:val="false"/>
+                <w:iCs w:val="false"/>
+                <w:color w:val="000000"/>
+                <w:sz w:val="18"/>
+                <w:szCs w:val="18"/>
+              </w:rPr>
+              <w:t xml:space="preserve">extended from 31 December 2025 to 31 December 2030</w:t>
+            </w:r>
+            <w:r>
+              <w:rPr>
+                <w:rFonts w:ascii="Arial" w:cs="Arial" w:eastAsia="Arial" w:hAnsi="Arial"/>
+                <w:b w:val="false"/>
+                <w:bCs w:val="false"/>
+                <w:i w:val="false"/>
+                <w:iCs w:val="false"/>
+                <w:color w:val="000000"/>
+                <w:sz w:val="18"/>
+                <w:szCs w:val="18"/>
+              </w:rPr>
+              <w:t xml:space="preserve">. The incentive is available.</w:t>
+            </w:r>
+          </w:p>
+        </w:tc>
+        <w:tc>
+          <w:tcPr>
+            <w:tcW w:type="dxa" w:w="2472"/>
+            <w:tcBorders>
+              <w:top w:val="single" w:color="888888" w:sz="4"/>
+              <w:left w:val="single" w:color="888888" w:sz="4"/>
+              <w:bottom w:val="single" w:color="888888" w:sz="4"/>
+              <w:right w:val="single" w:color="888888" w:sz="4"/>
+            </w:tcBorders>
+            <w:tcMar>
+              <w:top w:type="dxa" w:w="60"/>
+              <w:left w:type="dxa" w:w="80"/>
+              <w:bottom w:type="dxa" w:w="60"/>
+              <w:right w:type="dxa" w:w="80"/>
+            </w:tcMar>
+          </w:tcPr>
+          <w:p>
+            <w:pPr>
+              <w:keepNext w:val="false"/>
+              <w:spacing w:after="0" w:before="0" w:line="250" w:lineRule="auto"/>
+            </w:pPr>
+            <w:r>
+              <w:rPr>
+                <w:rFonts w:ascii="Arial" w:cs="Arial" w:eastAsia="Arial" w:hAnsi="Arial"/>
+                <w:b w:val="false"/>
+                <w:bCs w:val="false"/>
+                <w:i w:val="false"/>
+                <w:iCs w:val="false"/>
+                <w:color w:val="000000"/>
+                <w:sz w:val="18"/>
+                <w:szCs w:val="18"/>
+              </w:rPr>
+              <w:t xml:space="preserve">Practitioner commentary; SARS Interpretation Note 95</w:t>
+            </w:r>
+          </w:p>
+        </w:tc>
+      </w:tr>
+      <w:tr>
+        <w:tc>
+          <w:tcPr>
+            <w:tcW w:type="dxa" w:w="2678"/>
+            <w:tcBorders>
+              <w:top w:val="single" w:color="888888" w:sz="4"/>
+              <w:left w:val="single" w:color="888888" w:sz="4"/>
+              <w:bottom w:val="single" w:color="888888" w:sz="4"/>
+              <w:right w:val="single" w:color="888888" w:sz="4"/>
+            </w:tcBorders>
+            <w:tcMar>
+              <w:top w:type="dxa" w:w="60"/>
+              <w:left w:type="dxa" w:w="80"/>
+              <w:bottom w:type="dxa" w:w="60"/>
+              <w:right w:type="dxa" w:w="80"/>
+            </w:tcMar>
+          </w:tcPr>
+          <w:p>
+            <w:pPr>
+              <w:keepNext w:val="false"/>
+              <w:spacing w:after="0" w:before="0" w:line="250" w:lineRule="auto"/>
+            </w:pPr>
+            <w:r>
+              <w:rPr>
+                <w:rFonts w:ascii="Arial" w:cs="Arial" w:eastAsia="Arial" w:hAnsi="Arial"/>
+                <w:b/>
+                <w:bCs/>
+                <w:i w:val="false"/>
+                <w:iCs w:val="false"/>
+                <w:color w:val="000000"/>
+                <w:sz w:val="18"/>
+                <w:szCs w:val="18"/>
+              </w:rPr>
+              <w:t xml:space="preserve">s20(1)(a)</w:t>
+            </w:r>
+          </w:p>
+        </w:tc>
+        <w:tc>
+          <w:tcPr>
+            <w:tcW w:type="dxa" w:w="5150"/>
+            <w:tcBorders>
+              <w:top w:val="single" w:color="888888" w:sz="4"/>
+              <w:left w:val="single" w:color="888888" w:sz="4"/>
+              <w:bottom w:val="single" w:color="888888" w:sz="4"/>
+              <w:right w:val="single" w:color="888888" w:sz="4"/>
+            </w:tcBorders>
+            <w:tcMar>
+              <w:top w:type="dxa" w:w="60"/>
+              <w:left w:type="dxa" w:w="80"/>
+              <w:bottom w:type="dxa" w:w="60"/>
+              <w:right w:type="dxa" w:w="80"/>
+            </w:tcMar>
+          </w:tcPr>
+          <w:p>
+            <w:pPr>
+              <w:keepNext w:val="false"/>
+              <w:spacing w:after="0" w:before="0" w:line="250" w:lineRule="auto"/>
+            </w:pPr>
+            <w:r>
+              <w:rPr>
+                <w:rFonts w:ascii="Arial" w:cs="Arial" w:eastAsia="Arial" w:hAnsi="Arial"/>
+                <w:b w:val="false"/>
+                <w:bCs w:val="false"/>
+                <w:i w:val="false"/>
+                <w:iCs w:val="false"/>
+                <w:color w:val="000000"/>
+                <w:sz w:val="18"/>
+                <w:szCs w:val="18"/>
+              </w:rPr>
+              <w:t xml:space="preserve">Balance of assessed loss brought forward limited to the higher of R1 million or 80% of taxable income, for years of assessment ending on or after 31 March 2023.</w:t>
+            </w:r>
+          </w:p>
+        </w:tc>
+        <w:tc>
+          <w:tcPr>
+            <w:tcW w:type="dxa" w:w="2472"/>
+            <w:tcBorders>
+              <w:top w:val="single" w:color="888888" w:sz="4"/>
+              <w:left w:val="single" w:color="888888" w:sz="4"/>
+              <w:bottom w:val="single" w:color="888888" w:sz="4"/>
+              <w:right w:val="single" w:color="888888" w:sz="4"/>
+            </w:tcBorders>
+            <w:tcMar>
+              <w:top w:type="dxa" w:w="60"/>
+              <w:left w:type="dxa" w:w="80"/>
+              <w:bottom w:type="dxa" w:w="60"/>
+              <w:right w:type="dxa" w:w="80"/>
+            </w:tcMar>
+          </w:tcPr>
+          <w:p>
+            <w:pPr>
+              <w:keepNext w:val="false"/>
+              <w:spacing w:after="0" w:before="0" w:line="250" w:lineRule="auto"/>
+            </w:pPr>
+            <w:r>
+              <w:rPr>
+                <w:rFonts w:ascii="Arial" w:cs="Arial" w:eastAsia="Arial" w:hAnsi="Arial"/>
+                <w:b w:val="false"/>
+                <w:bCs w:val="false"/>
+                <w:i w:val="false"/>
+                <w:iCs w:val="false"/>
+                <w:color w:val="000000"/>
+                <w:sz w:val="18"/>
+                <w:szCs w:val="18"/>
+              </w:rPr>
+              <w:t xml:space="preserve">Practitioner commentary</w:t>
+            </w:r>
+          </w:p>
+        </w:tc>
+      </w:tr>
+      <w:tr>
+        <w:tc>
+          <w:tcPr>
+            <w:tcW w:type="dxa" w:w="2678"/>
+            <w:tcBorders>
+              <w:top w:val="single" w:color="888888" w:sz="4"/>
+              <w:left w:val="single" w:color="888888" w:sz="4"/>
+              <w:bottom w:val="single" w:color="888888" w:sz="4"/>
+              <w:right w:val="single" w:color="888888" w:sz="4"/>
+            </w:tcBorders>
+            <w:tcMar>
+              <w:top w:type="dxa" w:w="60"/>
+              <w:left w:type="dxa" w:w="80"/>
+              <w:bottom w:type="dxa" w:w="60"/>
+              <w:right w:type="dxa" w:w="80"/>
+            </w:tcMar>
+          </w:tcPr>
+          <w:p>
+            <w:pPr>
+              <w:keepNext w:val="false"/>
+              <w:spacing w:after="0" w:before="0" w:line="250" w:lineRule="auto"/>
+            </w:pPr>
+            <w:r>
+              <w:rPr>
+                <w:rFonts w:ascii="Arial" w:cs="Arial" w:eastAsia="Arial" w:hAnsi="Arial"/>
+                <w:b/>
+                <w:bCs/>
+                <w:i w:val="false"/>
+                <w:iCs w:val="false"/>
+                <w:color w:val="000000"/>
+                <w:sz w:val="18"/>
+                <w:szCs w:val="18"/>
+              </w:rPr>
+              <w:t xml:space="preserve">Corporate rate</w:t>
+            </w:r>
+          </w:p>
+        </w:tc>
+        <w:tc>
+          <w:tcPr>
+            <w:tcW w:type="dxa" w:w="5150"/>
+            <w:tcBorders>
+              <w:top w:val="single" w:color="888888" w:sz="4"/>
+              <w:left w:val="single" w:color="888888" w:sz="4"/>
+              <w:bottom w:val="single" w:color="888888" w:sz="4"/>
+              <w:right w:val="single" w:color="888888" w:sz="4"/>
+            </w:tcBorders>
+            <w:tcMar>
+              <w:top w:type="dxa" w:w="60"/>
+              <w:left w:type="dxa" w:w="80"/>
+              <w:bottom w:type="dxa" w:w="60"/>
+              <w:right w:type="dxa" w:w="80"/>
+            </w:tcMar>
+          </w:tcPr>
+          <w:p>
+            <w:pPr>
+              <w:keepNext w:val="false"/>
+              <w:spacing w:after="0" w:before="0" w:line="250" w:lineRule="auto"/>
+            </w:pPr>
+            <w:r>
+              <w:rPr>
+                <w:rFonts w:ascii="Arial" w:cs="Arial" w:eastAsia="Arial" w:hAnsi="Arial"/>
+                <w:b w:val="false"/>
+                <w:bCs w:val="false"/>
+                <w:i w:val="false"/>
+                <w:iCs w:val="false"/>
+                <w:color w:val="000000"/>
+                <w:sz w:val="18"/>
+                <w:szCs w:val="18"/>
+              </w:rPr>
+              <w:t xml:space="preserve">27% for years of assessment ending on or after 31 March 2023.</w:t>
+            </w:r>
+          </w:p>
+        </w:tc>
+        <w:tc>
+          <w:tcPr>
+            <w:tcW w:type="dxa" w:w="2472"/>
+            <w:tcBorders>
+              <w:top w:val="single" w:color="888888" w:sz="4"/>
+              <w:left w:val="single" w:color="888888" w:sz="4"/>
+              <w:bottom w:val="single" w:color="888888" w:sz="4"/>
+              <w:right w:val="single" w:color="888888" w:sz="4"/>
+            </w:tcBorders>
+            <w:tcMar>
+              <w:top w:type="dxa" w:w="60"/>
+              <w:left w:type="dxa" w:w="80"/>
+              <w:bottom w:type="dxa" w:w="60"/>
+              <w:right w:type="dxa" w:w="80"/>
+            </w:tcMar>
+          </w:tcPr>
+          <w:p>
+            <w:pPr>
+              <w:keepNext w:val="false"/>
+              <w:spacing w:after="0" w:before="0" w:line="250" w:lineRule="auto"/>
+            </w:pPr>
+            <w:r>
+              <w:rPr>
+                <w:rFonts w:ascii="Arial" w:cs="Arial" w:eastAsia="Arial" w:hAnsi="Arial"/>
+                <w:b w:val="false"/>
+                <w:bCs w:val="false"/>
+                <w:i w:val="false"/>
+                <w:iCs w:val="false"/>
+                <w:color w:val="000000"/>
+                <w:sz w:val="18"/>
+                <w:szCs w:val="18"/>
+              </w:rPr>
+              <w:t xml:space="preserve">Practitioner commentary</w:t>
+            </w:r>
+          </w:p>
+        </w:tc>
+      </w:tr>
+      <w:tr>
+        <w:tc>
+          <w:tcPr>
+            <w:tcW w:type="dxa" w:w="2678"/>
+            <w:tcBorders>
+              <w:top w:val="single" w:color="888888" w:sz="4"/>
+              <w:left w:val="single" w:color="888888" w:sz="4"/>
+              <w:bottom w:val="single" w:color="888888" w:sz="4"/>
+              <w:right w:val="single" w:color="888888" w:sz="4"/>
+            </w:tcBorders>
+            <w:tcMar>
+              <w:top w:type="dxa" w:w="60"/>
+              <w:left w:type="dxa" w:w="80"/>
+              <w:bottom w:type="dxa" w:w="60"/>
+              <w:right w:type="dxa" w:w="80"/>
+            </w:tcMar>
+          </w:tcPr>
+          <w:p>
+            <w:pPr>
+              <w:keepNext w:val="false"/>
+              <w:spacing w:after="0" w:before="0" w:line="250" w:lineRule="auto"/>
+            </w:pPr>
+            <w:r>
+              <w:rPr>
+                <w:rFonts w:ascii="Arial" w:cs="Arial" w:eastAsia="Arial" w:hAnsi="Arial"/>
+                <w:b/>
+                <w:bCs/>
+                <w:i w:val="false"/>
+                <w:iCs w:val="false"/>
+                <w:color w:val="000000"/>
+                <w:sz w:val="18"/>
+                <w:szCs w:val="18"/>
+              </w:rPr>
+              <w:t xml:space="preserve">s12C</w:t>
+            </w:r>
+          </w:p>
+        </w:tc>
+        <w:tc>
+          <w:tcPr>
+            <w:tcW w:type="dxa" w:w="5150"/>
+            <w:tcBorders>
+              <w:top w:val="single" w:color="888888" w:sz="4"/>
+              <w:left w:val="single" w:color="888888" w:sz="4"/>
+              <w:bottom w:val="single" w:color="888888" w:sz="4"/>
+              <w:right w:val="single" w:color="888888" w:sz="4"/>
+            </w:tcBorders>
+            <w:tcMar>
+              <w:top w:type="dxa" w:w="60"/>
+              <w:left w:type="dxa" w:w="80"/>
+              <w:bottom w:type="dxa" w:w="60"/>
+              <w:right w:type="dxa" w:w="80"/>
+            </w:tcMar>
+          </w:tcPr>
+          <w:p>
+            <w:pPr>
+              <w:keepNext w:val="false"/>
+              <w:spacing w:after="0" w:before="0" w:line="250" w:lineRule="auto"/>
+            </w:pPr>
+            <w:r>
+              <w:rPr>
+                <w:rFonts w:ascii="Arial" w:cs="Arial" w:eastAsia="Arial" w:hAnsi="Arial"/>
+                <w:b w:val="false"/>
+                <w:bCs w:val="false"/>
+                <w:i w:val="false"/>
+                <w:iCs w:val="false"/>
+                <w:color w:val="000000"/>
+                <w:sz w:val="18"/>
+                <w:szCs w:val="18"/>
+              </w:rPr>
+              <w:t xml:space="preserve">40 / 20 / 20 / 20 for new and unused plant used in a process of manufacture. Not pro-rated.</w:t>
+            </w:r>
+          </w:p>
+        </w:tc>
+        <w:tc>
+          <w:tcPr>
+            <w:tcW w:type="dxa" w:w="2472"/>
+            <w:tcBorders>
+              <w:top w:val="single" w:color="888888" w:sz="4"/>
+              <w:left w:val="single" w:color="888888" w:sz="4"/>
+              <w:bottom w:val="single" w:color="888888" w:sz="4"/>
+              <w:right w:val="single" w:color="888888" w:sz="4"/>
+            </w:tcBorders>
+            <w:tcMar>
+              <w:top w:type="dxa" w:w="60"/>
+              <w:left w:type="dxa" w:w="80"/>
+              <w:bottom w:type="dxa" w:w="60"/>
+              <w:right w:type="dxa" w:w="80"/>
+            </w:tcMar>
+          </w:tcPr>
+          <w:p>
+            <w:pPr>
+              <w:keepNext w:val="false"/>
+              <w:spacing w:after="0" w:before="0" w:line="250" w:lineRule="auto"/>
+            </w:pPr>
+            <w:r>
+              <w:rPr>
+                <w:rFonts w:ascii="Arial" w:cs="Arial" w:eastAsia="Arial" w:hAnsi="Arial"/>
+                <w:b w:val="false"/>
+                <w:bCs w:val="false"/>
+                <w:i w:val="false"/>
+                <w:iCs w:val="false"/>
+                <w:color w:val="000000"/>
+                <w:sz w:val="18"/>
+                <w:szCs w:val="18"/>
+              </w:rPr>
+              <w:t xml:space="preserve">Practitioner commentary</w:t>
+            </w:r>
+          </w:p>
+        </w:tc>
+      </w:tr>
+      <w:tr>
+        <w:tc>
+          <w:tcPr>
+            <w:tcW w:type="dxa" w:w="2678"/>
+            <w:tcBorders>
+              <w:top w:val="single" w:color="888888" w:sz="4"/>
+              <w:left w:val="single" w:color="888888" w:sz="4"/>
+              <w:bottom w:val="single" w:color="888888" w:sz="4"/>
+              <w:right w:val="single" w:color="888888" w:sz="4"/>
+            </w:tcBorders>
+            <w:tcMar>
+              <w:top w:type="dxa" w:w="60"/>
+              <w:left w:type="dxa" w:w="80"/>
+              <w:bottom w:type="dxa" w:w="60"/>
+              <w:right w:type="dxa" w:w="80"/>
+            </w:tcMar>
+          </w:tcPr>
+          <w:p>
+            <w:pPr>
+              <w:keepNext w:val="false"/>
+              <w:spacing w:after="0" w:before="0" w:line="250" w:lineRule="auto"/>
+            </w:pPr>
+            <w:r>
+              <w:rPr>
+                <w:rFonts w:ascii="Arial" w:cs="Arial" w:eastAsia="Arial" w:hAnsi="Arial"/>
+                <w:b/>
+                <w:bCs/>
+                <w:i w:val="false"/>
+                <w:iCs w:val="false"/>
+                <w:color w:val="000000"/>
+                <w:sz w:val="18"/>
+                <w:szCs w:val="18"/>
+              </w:rPr>
+              <w:t xml:space="preserve">s13quin</w:t>
+            </w:r>
+          </w:p>
+        </w:tc>
+        <w:tc>
+          <w:tcPr>
+            <w:tcW w:type="dxa" w:w="5150"/>
+            <w:tcBorders>
+              <w:top w:val="single" w:color="888888" w:sz="4"/>
+              <w:left w:val="single" w:color="888888" w:sz="4"/>
+              <w:bottom w:val="single" w:color="888888" w:sz="4"/>
+              <w:right w:val="single" w:color="888888" w:sz="4"/>
+            </w:tcBorders>
+            <w:tcMar>
+              <w:top w:type="dxa" w:w="60"/>
+              <w:left w:type="dxa" w:w="80"/>
+              <w:bottom w:type="dxa" w:w="60"/>
+              <w:right w:type="dxa" w:w="80"/>
+            </w:tcMar>
+          </w:tcPr>
+          <w:p>
+            <w:pPr>
+              <w:keepNext w:val="false"/>
+              <w:spacing w:after="0" w:before="0" w:line="250" w:lineRule="auto"/>
+            </w:pPr>
+            <w:r>
+              <w:rPr>
+                <w:rFonts w:ascii="Arial" w:cs="Arial" w:eastAsia="Arial" w:hAnsi="Arial"/>
+                <w:b w:val="false"/>
+                <w:bCs w:val="false"/>
+                <w:i w:val="false"/>
+                <w:iCs w:val="false"/>
+                <w:color w:val="000000"/>
+                <w:sz w:val="18"/>
+                <w:szCs w:val="18"/>
+              </w:rPr>
+              <w:t xml:space="preserve">5% per year on the cost of new and unused buildings, or new and unused improvements, owned by the taxpayer and used wholly or mainly for producing income in the course of a trade, other than residential accommodation.</w:t>
+            </w:r>
+          </w:p>
+        </w:tc>
+        <w:tc>
+          <w:tcPr>
+            <w:tcW w:type="dxa" w:w="2472"/>
+            <w:tcBorders>
+              <w:top w:val="single" w:color="888888" w:sz="4"/>
+              <w:left w:val="single" w:color="888888" w:sz="4"/>
+              <w:bottom w:val="single" w:color="888888" w:sz="4"/>
+              <w:right w:val="single" w:color="888888" w:sz="4"/>
+            </w:tcBorders>
+            <w:tcMar>
+              <w:top w:type="dxa" w:w="60"/>
+              <w:left w:type="dxa" w:w="80"/>
+              <w:bottom w:type="dxa" w:w="60"/>
+              <w:right w:type="dxa" w:w="80"/>
+            </w:tcMar>
+          </w:tcPr>
+          <w:p>
+            <w:pPr>
+              <w:keepNext w:val="false"/>
+              <w:spacing w:after="0" w:before="0" w:line="250" w:lineRule="auto"/>
+            </w:pPr>
+            <w:r>
+              <w:rPr>
+                <w:rFonts w:ascii="Arial" w:cs="Arial" w:eastAsia="Arial" w:hAnsi="Arial"/>
+                <w:b w:val="false"/>
+                <w:bCs w:val="false"/>
+                <w:i w:val="false"/>
+                <w:iCs w:val="false"/>
+                <w:color w:val="000000"/>
+                <w:sz w:val="18"/>
+                <w:szCs w:val="18"/>
+              </w:rPr>
+              <w:t xml:space="preserve">Practitioner commentary</w:t>
+            </w:r>
+          </w:p>
+        </w:tc>
+      </w:tr>
+      <w:tr>
+        <w:tc>
+          <w:tcPr>
+            <w:tcW w:type="dxa" w:w="2678"/>
+            <w:tcBorders>
+              <w:top w:val="single" w:color="888888" w:sz="4"/>
+              <w:left w:val="single" w:color="888888" w:sz="4"/>
+              <w:bottom w:val="single" w:color="888888" w:sz="4"/>
+              <w:right w:val="single" w:color="888888" w:sz="4"/>
+            </w:tcBorders>
+            <w:tcMar>
+              <w:top w:type="dxa" w:w="60"/>
+              <w:left w:type="dxa" w:w="80"/>
+              <w:bottom w:type="dxa" w:w="60"/>
+              <w:right w:type="dxa" w:w="80"/>
+            </w:tcMar>
+          </w:tcPr>
+          <w:p>
+            <w:pPr>
+              <w:keepNext w:val="false"/>
+              <w:spacing w:after="0" w:before="0" w:line="250" w:lineRule="auto"/>
+            </w:pPr>
+            <w:r>
+              <w:rPr>
+                <w:rFonts w:ascii="Arial" w:cs="Arial" w:eastAsia="Arial" w:hAnsi="Arial"/>
+                <w:b/>
+                <w:bCs/>
+                <w:i w:val="false"/>
+                <w:iCs w:val="false"/>
+                <w:color w:val="000000"/>
+                <w:sz w:val="18"/>
+                <w:szCs w:val="18"/>
+              </w:rPr>
+              <w:t xml:space="preserve">IFRS 18</w:t>
+            </w:r>
+          </w:p>
+        </w:tc>
+        <w:tc>
+          <w:tcPr>
+            <w:tcW w:type="dxa" w:w="5150"/>
+            <w:tcBorders>
+              <w:top w:val="single" w:color="888888" w:sz="4"/>
+              <w:left w:val="single" w:color="888888" w:sz="4"/>
+              <w:bottom w:val="single" w:color="888888" w:sz="4"/>
+              <w:right w:val="single" w:color="888888" w:sz="4"/>
+            </w:tcBorders>
+            <w:tcMar>
+              <w:top w:type="dxa" w:w="60"/>
+              <w:left w:type="dxa" w:w="80"/>
+              <w:bottom w:type="dxa" w:w="60"/>
+              <w:right w:type="dxa" w:w="80"/>
+            </w:tcMar>
+          </w:tcPr>
+          <w:p>
+            <w:pPr>
+              <w:keepNext w:val="false"/>
+              <w:spacing w:after="0" w:before="0" w:line="250" w:lineRule="auto"/>
+            </w:pPr>
+            <w:r>
+              <w:rPr>
+                <w:rFonts w:ascii="Arial" w:cs="Arial" w:eastAsia="Arial" w:hAnsi="Arial"/>
+                <w:b w:val="false"/>
+                <w:bCs w:val="false"/>
+                <w:i w:val="false"/>
+                <w:iCs w:val="false"/>
+                <w:color w:val="000000"/>
+                <w:sz w:val="18"/>
+                <w:szCs w:val="18"/>
+              </w:rPr>
+              <w:t xml:space="preserve">Effective for annual reporting periods beginning on or after 1 January 2027, early application permitted. Replaces IAS 1. Retrospective application.</w:t>
+            </w:r>
+          </w:p>
+        </w:tc>
+        <w:tc>
+          <w:tcPr>
+            <w:tcW w:type="dxa" w:w="2472"/>
+            <w:tcBorders>
+              <w:top w:val="single" w:color="888888" w:sz="4"/>
+              <w:left w:val="single" w:color="888888" w:sz="4"/>
+              <w:bottom w:val="single" w:color="888888" w:sz="4"/>
+              <w:right w:val="single" w:color="888888" w:sz="4"/>
+            </w:tcBorders>
+            <w:tcMar>
+              <w:top w:type="dxa" w:w="60"/>
+              <w:left w:type="dxa" w:w="80"/>
+              <w:bottom w:type="dxa" w:w="60"/>
+              <w:right w:type="dxa" w:w="80"/>
+            </w:tcMar>
+          </w:tcPr>
+          <w:p>
+            <w:pPr>
+              <w:keepNext w:val="false"/>
+              <w:spacing w:after="0" w:before="0" w:line="250" w:lineRule="auto"/>
+            </w:pPr>
+            <w:r>
+              <w:rPr>
+                <w:rFonts w:ascii="Arial" w:cs="Arial" w:eastAsia="Arial" w:hAnsi="Arial"/>
+                <w:b w:val="false"/>
+                <w:bCs w:val="false"/>
+                <w:i w:val="false"/>
+                <w:iCs w:val="false"/>
+                <w:color w:val="000000"/>
+                <w:sz w:val="18"/>
+                <w:szCs w:val="18"/>
+              </w:rPr>
+              <w:t xml:space="preserve">IFRS Foundation</w:t>
+            </w:r>
+          </w:p>
+        </w:tc>
+      </w:tr>
+    </w:tbl>
+    <w:p>
+      <w:pPr>
+        <w:keepNext w:val="false"/>
+        <w:spacing w:after="0" w:before="0" w:line="250" w:lineRule="auto"/>
+      </w:pPr>
+      <w:r>
+        <w:rPr>
+          <w:rFonts w:ascii="Arial" w:cs="Arial" w:eastAsia="Arial" w:hAnsi="Arial"/>
+          <w:sz w:val="12"/>
+          <w:szCs w:val="12"/>
+        </w:rPr>
+        <w:t xml:space="preserve"/>
+      </w:r>
+    </w:p>
+    <w:p>
+      <w:pPr>
+        <w:keepNext w:val="false"/>
+        <w:spacing w:after="70" w:before="0" w:line="250" w:lineRule="auto"/>
+      </w:pPr>
+      <w:r>
+        <w:rPr>
+          <w:rFonts w:ascii="Arial" w:cs="Arial" w:eastAsia="Arial" w:hAnsi="Arial"/>
+          <w:b/>
+          <w:bCs/>
+          <w:i w:val="false"/>
+          <w:iCs w:val="false"/>
+          <w:color w:val="000000"/>
+          <w:sz w:val="19"/>
+          <w:szCs w:val="19"/>
+        </w:rPr>
+        <w:t xml:space="preserve">The primary source to read is the SARS guide the CFO linked to:</w:t>
+      </w:r>
+      <w:r>
+        <w:rPr>
+          <w:rFonts w:ascii="Arial" w:cs="Arial" w:eastAsia="Arial" w:hAnsi="Arial"/>
+          <w:b w:val="false"/>
+          <w:bCs w:val="false"/>
+          <w:i w:val="false"/>
+          <w:iCs w:val="false"/>
+          <w:color w:val="000000"/>
+          <w:sz w:val="19"/>
+          <w:szCs w:val="19"/>
+        </w:rPr>
+        <w:t xml:space="preserve"> *Guide on the Allowances and Deductions Relating to Assets Used in the Generation of Electricity* (SARS publication reference </w:t>
+      </w:r>
+      <w:r>
+        <w:rPr>
+          <w:rFonts w:ascii="Arial" w:cs="Arial" w:eastAsia="Arial" w:hAnsi="Arial"/>
+          <w:b/>
+          <w:bCs/>
+          <w:i w:val="false"/>
+          <w:iCs w:val="false"/>
+          <w:color w:val="000000"/>
+          <w:sz w:val="19"/>
+          <w:szCs w:val="19"/>
+        </w:rPr>
+        <w:t xml:space="preserve">IT39</w:t>
+      </w:r>
+      <w:r>
+        <w:rPr>
+          <w:rFonts w:ascii="Arial" w:cs="Arial" w:eastAsia="Arial" w:hAnsi="Arial"/>
+          <w:b w:val="false"/>
+          <w:bCs w:val="false"/>
+          <w:i w:val="false"/>
+          <w:iCs w:val="false"/>
+          <w:color w:val="000000"/>
+          <w:sz w:val="19"/>
+          <w:szCs w:val="19"/>
+        </w:rPr>
+        <w:t xml:space="preserve">). Print it, read it, and put it in the file. It is the document the exam setter pointed us at.</w:t>
+      </w:r>
+    </w:p>
+    <w:p>
+      <w:pPr>
+        <w:keepNext/>
+        <w:spacing w:after="70" w:before="200" w:line="250" w:lineRule="auto"/>
+      </w:pPr>
+      <w:r>
+        <w:rPr>
+          <w:rFonts w:ascii="Arial" w:cs="Arial" w:eastAsia="Arial" w:hAnsi="Arial"/>
+          <w:b/>
+          <w:bCs/>
+          <w:i w:val="false"/>
+          <w:iCs w:val="false"/>
+          <w:color w:val="000000"/>
+          <w:sz w:val="22"/>
+          <w:szCs w:val="22"/>
+        </w:rPr>
+        <w:t xml:space="preserve">E2. Not verified — read before using</w:t>
+      </w:r>
+    </w:p>
+    <w:p>
+      <w:pPr>
+        <w:pStyle w:val="ListParagraph"/>
+        <w:numPr>
+          <w:ilvl w:val="0"/>
+          <w:numId w:val="2"/>
+        </w:numPr>
+        <w:spacing w:after="50" w:before="0" w:line="250" w:lineRule="auto"/>
+      </w:pPr>
+      <w:r>
+        <w:rPr>
+          <w:rFonts w:ascii="Arial" w:cs="Arial" w:eastAsia="Arial" w:hAnsi="Arial"/>
+          <w:b/>
+          <w:bCs/>
+          <w:i w:val="false"/>
+          <w:iCs w:val="false"/>
+          <w:color w:val="000000"/>
+          <w:sz w:val="19"/>
+          <w:szCs w:val="19"/>
+        </w:rPr>
+        <w:t xml:space="preserve">Section 23A</w:t>
+      </w:r>
+      <w:r>
+        <w:rPr>
+          <w:rFonts w:ascii="Arial" w:cs="Arial" w:eastAsia="Arial" w:hAnsi="Arial"/>
+          <w:b w:val="false"/>
+          <w:bCs w:val="false"/>
+          <w:i w:val="false"/>
+          <w:iCs w:val="false"/>
+          <w:color w:val="000000"/>
+          <w:sz w:val="19"/>
+          <w:szCs w:val="19"/>
+        </w:rPr>
+        <w:t xml:space="preserve"> — the limitation of allowances to lessors of “affected assets”, and the definition of “operating lease” in section 23A(1). I have not checked this against the Act. </w:t>
+      </w:r>
+      <w:r>
+        <w:rPr>
+          <w:rFonts w:ascii="Arial" w:cs="Arial" w:eastAsia="Arial" w:hAnsi="Arial"/>
+          <w:b w:val="false"/>
+          <w:bCs w:val="false"/>
+          <w:i w:val="false"/>
+          <w:iCs w:val="false"/>
+          <w:color w:val="0070C0"/>
+          <w:sz w:val="19"/>
+          <w:szCs w:val="19"/>
+        </w:rPr>
+        <w:t xml:space="preserve">Do not make the cross-link to the colocation lease question until someone has read the section.</w:t>
+      </w:r>
+    </w:p>
+    <w:p>
+      <w:pPr>
+        <w:pStyle w:val="ListParagraph"/>
+        <w:numPr>
+          <w:ilvl w:val="0"/>
+          <w:numId w:val="2"/>
+        </w:numPr>
+        <w:spacing w:after="50" w:before="0" w:line="250" w:lineRule="auto"/>
+      </w:pPr>
+      <w:r>
+        <w:rPr>
+          <w:rFonts w:ascii="Arial" w:cs="Arial" w:eastAsia="Arial" w:hAnsi="Arial"/>
+          <w:b/>
+          <w:bCs/>
+          <w:i w:val="false"/>
+          <w:iCs w:val="false"/>
+          <w:color w:val="000000"/>
+          <w:sz w:val="19"/>
+          <w:szCs w:val="19"/>
+        </w:rPr>
+        <w:t xml:space="preserve">Section 12L rate per kilowatt-hour</w:t>
+      </w:r>
+      <w:r>
+        <w:rPr>
+          <w:rFonts w:ascii="Arial" w:cs="Arial" w:eastAsia="Arial" w:hAnsi="Arial"/>
+          <w:b w:val="false"/>
+          <w:bCs w:val="false"/>
+          <w:i w:val="false"/>
+          <w:iCs w:val="false"/>
+          <w:color w:val="000000"/>
+          <w:sz w:val="19"/>
+          <w:szCs w:val="19"/>
+        </w:rPr>
+        <w:t xml:space="preserve"> — the deduction rate. Confirm the current figure.</w:t>
+      </w:r>
+    </w:p>
+    <w:p>
+      <w:pPr>
+        <w:pStyle w:val="ListParagraph"/>
+        <w:numPr>
+          <w:ilvl w:val="0"/>
+          <w:numId w:val="2"/>
+        </w:numPr>
+        <w:spacing w:after="50" w:before="0" w:line="250" w:lineRule="auto"/>
+      </w:pPr>
+      <w:r>
+        <w:rPr>
+          <w:rFonts w:ascii="Arial" w:cs="Arial" w:eastAsia="Arial" w:hAnsi="Arial"/>
+          <w:b/>
+          <w:bCs/>
+          <w:i w:val="false"/>
+          <w:iCs w:val="false"/>
+          <w:color w:val="000000"/>
+          <w:sz w:val="19"/>
+          <w:szCs w:val="19"/>
+        </w:rPr>
+        <w:t xml:space="preserve">Section 12N</w:t>
+      </w:r>
+      <w:r>
+        <w:rPr>
+          <w:rFonts w:ascii="Arial" w:cs="Arial" w:eastAsia="Arial" w:hAnsi="Arial"/>
+          <w:b w:val="false"/>
+          <w:bCs w:val="false"/>
+          <w:i w:val="false"/>
+          <w:iCs w:val="false"/>
+          <w:color w:val="000000"/>
+          <w:sz w:val="19"/>
+          <w:szCs w:val="19"/>
+        </w:rPr>
+        <w:t xml:space="preserve"> — the precise scope of the deemed-ownership rule for improvements on land not owned by the taxpayer.</w:t>
+      </w:r>
+    </w:p>
+    <w:p>
+      <w:pPr>
+        <w:pStyle w:val="ListParagraph"/>
+        <w:numPr>
+          <w:ilvl w:val="0"/>
+          <w:numId w:val="2"/>
+        </w:numPr>
+        <w:spacing w:after="50" w:before="0" w:line="250" w:lineRule="auto"/>
+      </w:pPr>
+      <w:r>
+        <w:rPr>
+          <w:rFonts w:ascii="Arial" w:cs="Arial" w:eastAsia="Arial" w:hAnsi="Arial"/>
+          <w:b/>
+          <w:bCs/>
+          <w:i w:val="false"/>
+          <w:iCs w:val="false"/>
+          <w:color w:val="000000"/>
+          <w:sz w:val="19"/>
+          <w:szCs w:val="19"/>
+        </w:rPr>
+        <w:t xml:space="preserve">Section 24H</w:t>
+      </w:r>
+      <w:r>
+        <w:rPr>
+          <w:rFonts w:ascii="Arial" w:cs="Arial" w:eastAsia="Arial" w:hAnsi="Arial"/>
+          <w:b w:val="false"/>
+          <w:bCs w:val="false"/>
+          <w:i w:val="false"/>
+          <w:iCs w:val="false"/>
+          <w:color w:val="000000"/>
+          <w:sz w:val="19"/>
+          <w:szCs w:val="19"/>
+        </w:rPr>
+        <w:t xml:space="preserve"> — the partnership provisions. The principle that a partnership is transparent and each partner claims its share is standard, but read the section.</w:t>
+      </w:r>
+    </w:p>
+    <w:p>
+      <w:pPr>
+        <w:pStyle w:val="ListParagraph"/>
+        <w:numPr>
+          <w:ilvl w:val="0"/>
+          <w:numId w:val="2"/>
+        </w:numPr>
+        <w:spacing w:after="50" w:before="0" w:line="250" w:lineRule="auto"/>
+      </w:pPr>
+      <w:r>
+        <w:rPr>
+          <w:rFonts w:ascii="Arial" w:cs="Arial" w:eastAsia="Arial" w:hAnsi="Arial"/>
+          <w:b/>
+          <w:bCs/>
+          <w:i w:val="false"/>
+          <w:iCs w:val="false"/>
+          <w:color w:val="000000"/>
+          <w:sz w:val="19"/>
+          <w:szCs w:val="19"/>
+        </w:rPr>
+        <w:t xml:space="preserve">Carbon Tax Act thresholds</w:t>
+      </w:r>
+      <w:r>
+        <w:rPr>
+          <w:rFonts w:ascii="Arial" w:cs="Arial" w:eastAsia="Arial" w:hAnsi="Arial"/>
+          <w:b w:val="false"/>
+          <w:bCs w:val="false"/>
+          <w:i w:val="false"/>
+          <w:iCs w:val="false"/>
+          <w:color w:val="000000"/>
+          <w:sz w:val="19"/>
+          <w:szCs w:val="19"/>
+        </w:rPr>
+        <w:t xml:space="preserve"> — the registration threshold for stationary combustion and how aggregated capacity is measured.</w:t>
+      </w:r>
+    </w:p>
+    <w:p>
+      <w:pPr>
+        <w:pStyle w:val="ListParagraph"/>
+        <w:numPr>
+          <w:ilvl w:val="0"/>
+          <w:numId w:val="2"/>
+        </w:numPr>
+        <w:spacing w:after="50" w:before="0" w:line="250" w:lineRule="auto"/>
+      </w:pPr>
+      <w:r>
+        <w:rPr>
+          <w:rFonts w:ascii="Arial" w:cs="Arial" w:eastAsia="Arial" w:hAnsi="Arial"/>
+          <w:b/>
+          <w:bCs/>
+          <w:i w:val="false"/>
+          <w:iCs w:val="false"/>
+          <w:color w:val="000000"/>
+          <w:sz w:val="19"/>
+          <w:szCs w:val="19"/>
+        </w:rPr>
+        <w:t xml:space="preserve">Interpretation Note 47</w:t>
+      </w:r>
+      <w:r>
+        <w:rPr>
+          <w:rFonts w:ascii="Arial" w:cs="Arial" w:eastAsia="Arial" w:hAnsi="Arial"/>
+          <w:b w:val="false"/>
+          <w:bCs w:val="false"/>
+          <w:i w:val="false"/>
+          <w:iCs w:val="false"/>
+          <w:color w:val="000000"/>
+          <w:sz w:val="19"/>
+          <w:szCs w:val="19"/>
+        </w:rPr>
+        <w:t xml:space="preserve"> — the write-off periods for section 11(e) wear and tear on the categories of equipment Axion holds.</w:t>
+      </w:r>
+    </w:p>
+    <w:p>
+      <w:pPr>
+        <w:pStyle w:val="ListParagraph"/>
+        <w:numPr>
+          <w:ilvl w:val="0"/>
+          <w:numId w:val="2"/>
+        </w:numPr>
+        <w:spacing w:after="50" w:before="0" w:line="250" w:lineRule="auto"/>
+      </w:pPr>
+      <w:r>
+        <w:rPr>
+          <w:rFonts w:ascii="Arial" w:cs="Arial" w:eastAsia="Arial" w:hAnsi="Arial"/>
+          <w:b/>
+          <w:bCs/>
+          <w:i w:val="false"/>
+          <w:iCs w:val="false"/>
+          <w:color w:val="000000"/>
+          <w:sz w:val="19"/>
+          <w:szCs w:val="19"/>
+        </w:rPr>
+        <w:t xml:space="preserve">IFRS 16, IFRS 9, IFRS 11, IAS 12, IAS 16, IAS 23, IAS 36, IAS 37</w:t>
+      </w:r>
+      <w:r>
+        <w:rPr>
+          <w:rFonts w:ascii="Arial" w:cs="Arial" w:eastAsia="Arial" w:hAnsi="Arial"/>
+          <w:b w:val="false"/>
+          <w:bCs w:val="false"/>
+          <w:i w:val="false"/>
+          <w:iCs w:val="false"/>
+          <w:color w:val="000000"/>
+          <w:sz w:val="19"/>
+          <w:szCs w:val="19"/>
+        </w:rPr>
+        <w:t xml:space="preserve"> — the requirements summarised in Part B are stated from knowledge of the standards, not read off the text. Check the recognition criteria and the specific paragraph references in the SAICA handbook before relying on a paragraph number in an answer.</w:t>
+      </w:r>
+    </w:p>
+    <w:p>
+      <w:pPr>
+        <w:keepNext/>
+        <w:spacing w:after="70" w:before="200" w:line="250" w:lineRule="auto"/>
+      </w:pPr>
+      <w:r>
+        <w:rPr>
+          <w:rFonts w:ascii="Arial" w:cs="Arial" w:eastAsia="Arial" w:hAnsi="Arial"/>
+          <w:b/>
+          <w:bCs/>
+          <w:i w:val="false"/>
+          <w:iCs w:val="false"/>
+          <w:color w:val="000000"/>
+          <w:sz w:val="22"/>
+          <w:szCs w:val="22"/>
+        </w:rPr>
+        <w:t xml:space="preserve">E3. Assumptions and inferences — not facts from the pre-release</w:t>
+      </w:r>
+    </w:p>
+    <w:p>
+      <w:pPr>
+        <w:keepNext w:val="false"/>
+        <w:spacing w:after="100" w:before="0" w:line="250" w:lineRule="auto"/>
+      </w:pPr>
+      <w:r>
+        <w:rPr>
+          <w:rFonts w:ascii="Arial" w:cs="Arial" w:eastAsia="Arial" w:hAnsi="Arial"/>
+          <w:b w:val="false"/>
+          <w:bCs w:val="false"/>
+          <w:i/>
+          <w:iCs/>
+          <w:color w:val="000000"/>
+          <w:sz w:val="18"/>
+          <w:szCs w:val="18"/>
+        </w:rPr>
+        <w:t xml:space="preserve">The pre-release is thin on the renewable options. It describes three routes in general terms and gives no capacity, no cost, no counterparty and no contract terms. Almost everything needed to answer a tax question will arrive on the day.</w:t>
+      </w:r>
+    </w:p>
+    <w:tbl>
+      <w:tblPr>
+        <w:tblW w:type="dxa" w:w="10300"/>
+        <w:tblBorders>
+          <w:top w:val="single" w:color="auto" w:sz="4"/>
+          <w:left w:val="single" w:color="auto" w:sz="4"/>
+          <w:bottom w:val="single" w:color="auto" w:sz="4"/>
+          <w:right w:val="single" w:color="auto" w:sz="4"/>
+          <w:insideH w:val="single" w:color="auto" w:sz="4"/>
+          <w:insideV w:val="single" w:color="auto" w:sz="4"/>
+        </w:tblBorders>
+      </w:tblPr>
+      <w:tblGrid>
+        <w:gridCol w:w="3914"/>
+        <w:gridCol w:w="6386"/>
+      </w:tblGrid>
+      <w:tr>
+        <w:trPr>
+          <w:tblHeader/>
+        </w:trPr>
+        <w:tc>
+          <w:tcPr>
+            <w:tcW w:type="dxa" w:w="3914"/>
+            <w:tcBorders>
+              <w:top w:val="single" w:color="888888" w:sz="4"/>
+              <w:left w:val="single" w:color="888888" w:sz="4"/>
+              <w:bottom w:val="single" w:color="888888" w:sz="4"/>
+              <w:right w:val="single" w:color="888888" w:sz="4"/>
+            </w:tcBorders>
+            <w:shd w:fill="E8E8E8" w:val="clear"/>
+            <w:tcMar>
+              <w:top w:type="dxa" w:w="60"/>
+              <w:left w:type="dxa" w:w="80"/>
+              <w:bottom w:type="dxa" w:w="60"/>
+              <w:right w:type="dxa" w:w="80"/>
+            </w:tcMar>
+            <w:vAlign w:val="center"/>
+          </w:tcPr>
+          <w:p>
+            <w:pPr>
+              <w:keepNext w:val="false"/>
+              <w:spacing w:after="0" w:before="0" w:line="250" w:lineRule="auto"/>
+            </w:pPr>
+            <w:r>
+              <w:rPr>
+                <w:rFonts w:ascii="Arial" w:cs="Arial" w:eastAsia="Arial" w:hAnsi="Arial"/>
+                <w:b/>
+                <w:bCs/>
+                <w:i w:val="false"/>
+                <w:iCs w:val="false"/>
+                <w:color w:val="000000"/>
+                <w:sz w:val="18"/>
+                <w:szCs w:val="18"/>
+              </w:rPr>
+              <w:t xml:space="preserve">Statement in this document</w:t>
+            </w:r>
+          </w:p>
+        </w:tc>
+        <w:tc>
+          <w:tcPr>
+            <w:tcW w:type="dxa" w:w="6386"/>
+            <w:tcBorders>
+              <w:top w:val="single" w:color="888888" w:sz="4"/>
+              <w:left w:val="single" w:color="888888" w:sz="4"/>
+              <w:bottom w:val="single" w:color="888888" w:sz="4"/>
+              <w:right w:val="single" w:color="888888" w:sz="4"/>
+            </w:tcBorders>
+            <w:shd w:fill="E8E8E8" w:val="clear"/>
+            <w:tcMar>
+              <w:top w:type="dxa" w:w="60"/>
+              <w:left w:type="dxa" w:w="80"/>
+              <w:bottom w:type="dxa" w:w="60"/>
+              <w:right w:type="dxa" w:w="80"/>
+            </w:tcMar>
+            <w:vAlign w:val="center"/>
+          </w:tcPr>
+          <w:p>
+            <w:pPr>
+              <w:keepNext w:val="false"/>
+              <w:spacing w:after="0" w:before="0" w:line="250" w:lineRule="auto"/>
+            </w:pPr>
+            <w:r>
+              <w:rPr>
+                <w:rFonts w:ascii="Arial" w:cs="Arial" w:eastAsia="Arial" w:hAnsi="Arial"/>
+                <w:b/>
+                <w:bCs/>
+                <w:i w:val="false"/>
+                <w:iCs w:val="false"/>
+                <w:color w:val="000000"/>
+                <w:sz w:val="18"/>
+                <w:szCs w:val="18"/>
+              </w:rPr>
+              <w:t xml:space="preserve">Basis</w:t>
+            </w:r>
+          </w:p>
+        </w:tc>
+      </w:tr>
+      <w:tr>
+        <w:tc>
+          <w:tcPr>
+            <w:tcW w:type="dxa" w:w="3914"/>
+            <w:tcBorders>
+              <w:top w:val="single" w:color="888888" w:sz="4"/>
+              <w:left w:val="single" w:color="888888" w:sz="4"/>
+              <w:bottom w:val="single" w:color="888888" w:sz="4"/>
+              <w:right w:val="single" w:color="888888" w:sz="4"/>
+            </w:tcBorders>
+            <w:tcMar>
+              <w:top w:type="dxa" w:w="60"/>
+              <w:left w:type="dxa" w:w="80"/>
+              <w:bottom w:type="dxa" w:w="60"/>
+              <w:right w:type="dxa" w:w="80"/>
+            </w:tcMar>
+          </w:tcPr>
+          <w:p>
+            <w:pPr>
+              <w:keepNext w:val="false"/>
+              <w:spacing w:after="0" w:before="0" w:line="250" w:lineRule="auto"/>
+            </w:pPr>
+            <w:r>
+              <w:rPr>
+                <w:rFonts w:ascii="Arial" w:cs="Arial" w:eastAsia="Arial" w:hAnsi="Arial"/>
+                <w:b w:val="false"/>
+                <w:bCs w:val="false"/>
+                <w:i w:val="false"/>
+                <w:iCs w:val="false"/>
+                <w:color w:val="000000"/>
+                <w:sz w:val="18"/>
+                <w:szCs w:val="18"/>
+              </w:rPr>
+              <w:t xml:space="preserve">The worked illustration — R400m plant, R20m roads, 30MW, FY2027</w:t>
+            </w:r>
+          </w:p>
+        </w:tc>
+        <w:tc>
+          <w:tcPr>
+            <w:tcW w:type="dxa" w:w="6386"/>
+            <w:tcBorders>
+              <w:top w:val="single" w:color="888888" w:sz="4"/>
+              <w:left w:val="single" w:color="888888" w:sz="4"/>
+              <w:bottom w:val="single" w:color="888888" w:sz="4"/>
+              <w:right w:val="single" w:color="888888" w:sz="4"/>
+            </w:tcBorders>
+            <w:tcMar>
+              <w:top w:type="dxa" w:w="60"/>
+              <w:left w:type="dxa" w:w="80"/>
+              <w:bottom w:type="dxa" w:w="60"/>
+              <w:right w:type="dxa" w:w="80"/>
+            </w:tcMar>
+          </w:tcPr>
+          <w:p>
+            <w:pPr>
+              <w:keepNext w:val="false"/>
+              <w:spacing w:after="0" w:before="0" w:line="250" w:lineRule="auto"/>
+            </w:pPr>
+            <w:r>
+              <w:rPr>
+                <w:rFonts w:ascii="Arial" w:cs="Arial" w:eastAsia="Arial" w:hAnsi="Arial"/>
+                <w:b w:val="false"/>
+                <w:bCs w:val="false"/>
+                <w:i w:val="false"/>
+                <w:iCs w:val="false"/>
+                <w:color w:val="000000"/>
+                <w:sz w:val="18"/>
+                <w:szCs w:val="18"/>
+              </w:rPr>
+              <w:t xml:space="preserve">Wholly assumed. No project figures appear anywhere in the pre-release. Included only to make the mechanics fluent.</w:t>
+            </w:r>
+          </w:p>
+        </w:tc>
+      </w:tr>
+      <w:tr>
+        <w:tc>
+          <w:tcPr>
+            <w:tcW w:type="dxa" w:w="3914"/>
+            <w:tcBorders>
+              <w:top w:val="single" w:color="888888" w:sz="4"/>
+              <w:left w:val="single" w:color="888888" w:sz="4"/>
+              <w:bottom w:val="single" w:color="888888" w:sz="4"/>
+              <w:right w:val="single" w:color="888888" w:sz="4"/>
+            </w:tcBorders>
+            <w:tcMar>
+              <w:top w:type="dxa" w:w="60"/>
+              <w:left w:type="dxa" w:w="80"/>
+              <w:bottom w:type="dxa" w:w="60"/>
+              <w:right w:type="dxa" w:w="80"/>
+            </w:tcMar>
+          </w:tcPr>
+          <w:p>
+            <w:pPr>
+              <w:keepNext w:val="false"/>
+              <w:spacing w:after="0" w:before="0" w:line="250" w:lineRule="auto"/>
+            </w:pPr>
+            <w:r>
+              <w:rPr>
+                <w:rFonts w:ascii="Arial" w:cs="Arial" w:eastAsia="Arial" w:hAnsi="Arial"/>
+                <w:b w:val="false"/>
+                <w:bCs w:val="false"/>
+                <w:i w:val="false"/>
+                <w:iCs w:val="false"/>
+                <w:color w:val="000000"/>
+                <w:sz w:val="18"/>
+                <w:szCs w:val="18"/>
+              </w:rPr>
+              <w:t xml:space="preserve">That a renewable project would exceed 5MW, and therefore attract section 12U</w:t>
+            </w:r>
+          </w:p>
+        </w:tc>
+        <w:tc>
+          <w:tcPr>
+            <w:tcW w:type="dxa" w:w="6386"/>
+            <w:tcBorders>
+              <w:top w:val="single" w:color="888888" w:sz="4"/>
+              <w:left w:val="single" w:color="888888" w:sz="4"/>
+              <w:bottom w:val="single" w:color="888888" w:sz="4"/>
+              <w:right w:val="single" w:color="888888" w:sz="4"/>
+            </w:tcBorders>
+            <w:tcMar>
+              <w:top w:type="dxa" w:w="60"/>
+              <w:left w:type="dxa" w:w="80"/>
+              <w:bottom w:type="dxa" w:w="60"/>
+              <w:right w:type="dxa" w:w="80"/>
+            </w:tcMar>
+          </w:tcPr>
+          <w:p>
+            <w:pPr>
+              <w:keepNext w:val="false"/>
+              <w:spacing w:after="0" w:before="0" w:line="250" w:lineRule="auto"/>
+            </w:pPr>
+            <w:r>
+              <w:rPr>
+                <w:rFonts w:ascii="Arial" w:cs="Arial" w:eastAsia="Arial" w:hAnsi="Arial"/>
+                <w:b w:val="false"/>
+                <w:bCs w:val="false"/>
+                <w:i w:val="false"/>
+                <w:iCs w:val="false"/>
+                <w:color w:val="000000"/>
+                <w:sz w:val="18"/>
+                <w:szCs w:val="18"/>
+              </w:rPr>
+              <w:t xml:space="preserve">Not stated. No capacity is given for any option. Treated in this document as an open threshold question.</w:t>
+            </w:r>
+          </w:p>
+        </w:tc>
+      </w:tr>
+      <w:tr>
+        <w:tc>
+          <w:tcPr>
+            <w:tcW w:type="dxa" w:w="3914"/>
+            <w:tcBorders>
+              <w:top w:val="single" w:color="888888" w:sz="4"/>
+              <w:left w:val="single" w:color="888888" w:sz="4"/>
+              <w:bottom w:val="single" w:color="888888" w:sz="4"/>
+              <w:right w:val="single" w:color="888888" w:sz="4"/>
+            </w:tcBorders>
+            <w:tcMar>
+              <w:top w:type="dxa" w:w="60"/>
+              <w:left w:type="dxa" w:w="80"/>
+              <w:bottom w:type="dxa" w:w="60"/>
+              <w:right w:type="dxa" w:w="80"/>
+            </w:tcMar>
+          </w:tcPr>
+          <w:p>
+            <w:pPr>
+              <w:keepNext w:val="false"/>
+              <w:spacing w:after="0" w:before="0" w:line="250" w:lineRule="auto"/>
+            </w:pPr>
+            <w:r>
+              <w:rPr>
+                <w:rFonts w:ascii="Arial" w:cs="Arial" w:eastAsia="Arial" w:hAnsi="Arial"/>
+                <w:b w:val="false"/>
+                <w:bCs w:val="false"/>
+                <w:i w:val="false"/>
+                <w:iCs w:val="false"/>
+                <w:color w:val="000000"/>
+                <w:sz w:val="18"/>
+                <w:szCs w:val="18"/>
+              </w:rPr>
+              <w:t xml:space="preserve">Which section 12B rate applies to the existing on-site solar</w:t>
+            </w:r>
+          </w:p>
+        </w:tc>
+        <w:tc>
+          <w:tcPr>
+            <w:tcW w:type="dxa" w:w="6386"/>
+            <w:tcBorders>
+              <w:top w:val="single" w:color="888888" w:sz="4"/>
+              <w:left w:val="single" w:color="888888" w:sz="4"/>
+              <w:bottom w:val="single" w:color="888888" w:sz="4"/>
+              <w:right w:val="single" w:color="888888" w:sz="4"/>
+            </w:tcBorders>
+            <w:tcMar>
+              <w:top w:type="dxa" w:w="60"/>
+              <w:left w:type="dxa" w:w="80"/>
+              <w:bottom w:type="dxa" w:w="60"/>
+              <w:right w:type="dxa" w:w="80"/>
+            </w:tcMar>
+          </w:tcPr>
+          <w:p>
+            <w:pPr>
+              <w:keepNext w:val="false"/>
+              <w:spacing w:after="0" w:before="0" w:line="250" w:lineRule="auto"/>
+            </w:pPr>
+            <w:r>
+              <w:rPr>
+                <w:rFonts w:ascii="Arial" w:cs="Arial" w:eastAsia="Arial" w:hAnsi="Arial"/>
+                <w:b w:val="false"/>
+                <w:bCs w:val="false"/>
+                <w:i w:val="false"/>
+                <w:iCs w:val="false"/>
+                <w:color w:val="000000"/>
+                <w:sz w:val="18"/>
+                <w:szCs w:val="18"/>
+              </w:rPr>
+              <w:t xml:space="preserve">Not determinable. Document 7 says only that on-site solar “supplements electricity supply”. No capacity, cost or commissioning date is given.</w:t>
+            </w:r>
+          </w:p>
+        </w:tc>
+      </w:tr>
+      <w:tr>
+        <w:tc>
+          <w:tcPr>
+            <w:tcW w:type="dxa" w:w="3914"/>
+            <w:tcBorders>
+              <w:top w:val="single" w:color="888888" w:sz="4"/>
+              <w:left w:val="single" w:color="888888" w:sz="4"/>
+              <w:bottom w:val="single" w:color="888888" w:sz="4"/>
+              <w:right w:val="single" w:color="888888" w:sz="4"/>
+            </w:tcBorders>
+            <w:tcMar>
+              <w:top w:type="dxa" w:w="60"/>
+              <w:left w:type="dxa" w:w="80"/>
+              <w:bottom w:type="dxa" w:w="60"/>
+              <w:right w:type="dxa" w:w="80"/>
+            </w:tcMar>
+          </w:tcPr>
+          <w:p>
+            <w:pPr>
+              <w:keepNext w:val="false"/>
+              <w:spacing w:after="0" w:before="0" w:line="250" w:lineRule="auto"/>
+            </w:pPr>
+            <w:r>
+              <w:rPr>
+                <w:rFonts w:ascii="Arial" w:cs="Arial" w:eastAsia="Arial" w:hAnsi="Arial"/>
+                <w:b w:val="false"/>
+                <w:bCs w:val="false"/>
+                <w:i w:val="false"/>
+                <w:iCs w:val="false"/>
+                <w:color w:val="000000"/>
+                <w:sz w:val="18"/>
+                <w:szCs w:val="18"/>
+              </w:rPr>
+              <w:t xml:space="preserve">That the comparable set for a project beta should be independent power producers rather than data centre operators</w:t>
+            </w:r>
+          </w:p>
+        </w:tc>
+        <w:tc>
+          <w:tcPr>
+            <w:tcW w:type="dxa" w:w="6386"/>
+            <w:tcBorders>
+              <w:top w:val="single" w:color="888888" w:sz="4"/>
+              <w:left w:val="single" w:color="888888" w:sz="4"/>
+              <w:bottom w:val="single" w:color="888888" w:sz="4"/>
+              <w:right w:val="single" w:color="888888" w:sz="4"/>
+            </w:tcBorders>
+            <w:tcMar>
+              <w:top w:type="dxa" w:w="60"/>
+              <w:left w:type="dxa" w:w="80"/>
+              <w:bottom w:type="dxa" w:w="60"/>
+              <w:right w:type="dxa" w:w="80"/>
+            </w:tcMar>
+          </w:tcPr>
+          <w:p>
+            <w:pPr>
+              <w:keepNext w:val="false"/>
+              <w:spacing w:after="0" w:before="0" w:line="250" w:lineRule="auto"/>
+            </w:pPr>
+            <w:r>
+              <w:rPr>
+                <w:rFonts w:ascii="Arial" w:cs="Arial" w:eastAsia="Arial" w:hAnsi="Arial"/>
+                <w:b w:val="false"/>
+                <w:bCs w:val="false"/>
+                <w:i w:val="false"/>
+                <w:iCs w:val="false"/>
+                <w:color w:val="000000"/>
+                <w:sz w:val="18"/>
+                <w:szCs w:val="18"/>
+              </w:rPr>
+              <w:t xml:space="preserve">Reasoning, not fact. Defensible on the basis that operating risk differs, but it is an argument we must make, not a given.</w:t>
+            </w:r>
+          </w:p>
+        </w:tc>
+      </w:tr>
+      <w:tr>
+        <w:tc>
+          <w:tcPr>
+            <w:tcW w:type="dxa" w:w="3914"/>
+            <w:tcBorders>
+              <w:top w:val="single" w:color="888888" w:sz="4"/>
+              <w:left w:val="single" w:color="888888" w:sz="4"/>
+              <w:bottom w:val="single" w:color="888888" w:sz="4"/>
+              <w:right w:val="single" w:color="888888" w:sz="4"/>
+            </w:tcBorders>
+            <w:tcMar>
+              <w:top w:type="dxa" w:w="60"/>
+              <w:left w:type="dxa" w:w="80"/>
+              <w:bottom w:type="dxa" w:w="60"/>
+              <w:right w:type="dxa" w:w="80"/>
+            </w:tcMar>
+          </w:tcPr>
+          <w:p>
+            <w:pPr>
+              <w:keepNext w:val="false"/>
+              <w:spacing w:after="0" w:before="0" w:line="250" w:lineRule="auto"/>
+            </w:pPr>
+            <w:r>
+              <w:rPr>
+                <w:rFonts w:ascii="Arial" w:cs="Arial" w:eastAsia="Arial" w:hAnsi="Arial"/>
+                <w:b w:val="false"/>
+                <w:bCs w:val="false"/>
+                <w:i w:val="false"/>
+                <w:iCs w:val="false"/>
+                <w:color w:val="000000"/>
+                <w:sz w:val="18"/>
+                <w:szCs w:val="18"/>
+              </w:rPr>
+              <w:t xml:space="preserve">That a decommissioning obligation exists for a renewable project</w:t>
+            </w:r>
+          </w:p>
+        </w:tc>
+        <w:tc>
+          <w:tcPr>
+            <w:tcW w:type="dxa" w:w="6386"/>
+            <w:tcBorders>
+              <w:top w:val="single" w:color="888888" w:sz="4"/>
+              <w:left w:val="single" w:color="888888" w:sz="4"/>
+              <w:bottom w:val="single" w:color="888888" w:sz="4"/>
+              <w:right w:val="single" w:color="888888" w:sz="4"/>
+            </w:tcBorders>
+            <w:tcMar>
+              <w:top w:type="dxa" w:w="60"/>
+              <w:left w:type="dxa" w:w="80"/>
+              <w:bottom w:type="dxa" w:w="60"/>
+              <w:right w:type="dxa" w:w="80"/>
+            </w:tcMar>
+          </w:tcPr>
+          <w:p>
+            <w:pPr>
+              <w:keepNext w:val="false"/>
+              <w:spacing w:after="0" w:before="0" w:line="250" w:lineRule="auto"/>
+            </w:pPr>
+            <w:r>
+              <w:rPr>
+                <w:rFonts w:ascii="Arial" w:cs="Arial" w:eastAsia="Arial" w:hAnsi="Arial"/>
+                <w:b w:val="false"/>
+                <w:bCs w:val="false"/>
+                <w:i w:val="false"/>
+                <w:iCs w:val="false"/>
+                <w:color w:val="000000"/>
+                <w:sz w:val="18"/>
+                <w:szCs w:val="18"/>
+              </w:rPr>
+              <w:t xml:space="preserve">Not stated in the pre-release. Framed in Part B as an information request.</w:t>
+            </w:r>
+          </w:p>
+        </w:tc>
+      </w:tr>
+      <w:tr>
+        <w:tc>
+          <w:tcPr>
+            <w:tcW w:type="dxa" w:w="3914"/>
+            <w:tcBorders>
+              <w:top w:val="single" w:color="888888" w:sz="4"/>
+              <w:left w:val="single" w:color="888888" w:sz="4"/>
+              <w:bottom w:val="single" w:color="888888" w:sz="4"/>
+              <w:right w:val="single" w:color="888888" w:sz="4"/>
+            </w:tcBorders>
+            <w:tcMar>
+              <w:top w:type="dxa" w:w="60"/>
+              <w:left w:type="dxa" w:w="80"/>
+              <w:bottom w:type="dxa" w:w="60"/>
+              <w:right w:type="dxa" w:w="80"/>
+            </w:tcMar>
+          </w:tcPr>
+          <w:p>
+            <w:pPr>
+              <w:keepNext w:val="false"/>
+              <w:spacing w:after="0" w:before="0" w:line="250" w:lineRule="auto"/>
+            </w:pPr>
+            <w:r>
+              <w:rPr>
+                <w:rFonts w:ascii="Arial" w:cs="Arial" w:eastAsia="Arial" w:hAnsi="Arial"/>
+                <w:b w:val="false"/>
+                <w:bCs w:val="false"/>
+                <w:i w:val="false"/>
+                <w:iCs w:val="false"/>
+                <w:color w:val="000000"/>
+                <w:sz w:val="18"/>
+                <w:szCs w:val="18"/>
+              </w:rPr>
+              <w:t xml:space="preserve">That Axion’s facilities have covenants, and what the definition of debt in them is</w:t>
+            </w:r>
+          </w:p>
+        </w:tc>
+        <w:tc>
+          <w:tcPr>
+            <w:tcW w:type="dxa" w:w="6386"/>
+            <w:tcBorders>
+              <w:top w:val="single" w:color="888888" w:sz="4"/>
+              <w:left w:val="single" w:color="888888" w:sz="4"/>
+              <w:bottom w:val="single" w:color="888888" w:sz="4"/>
+              <w:right w:val="single" w:color="888888" w:sz="4"/>
+            </w:tcBorders>
+            <w:tcMar>
+              <w:top w:type="dxa" w:w="60"/>
+              <w:left w:type="dxa" w:w="80"/>
+              <w:bottom w:type="dxa" w:w="60"/>
+              <w:right w:type="dxa" w:w="80"/>
+            </w:tcMar>
+          </w:tcPr>
+          <w:p>
+            <w:pPr>
+              <w:keepNext w:val="false"/>
+              <w:spacing w:after="0" w:before="0" w:line="250" w:lineRule="auto"/>
+            </w:pPr>
+            <w:r>
+              <w:rPr>
+                <w:rFonts w:ascii="Arial" w:cs="Arial" w:eastAsia="Arial" w:hAnsi="Arial"/>
+                <w:b w:val="false"/>
+                <w:bCs w:val="false"/>
+                <w:i w:val="false"/>
+                <w:iCs w:val="false"/>
+                <w:color w:val="000000"/>
+                <w:sz w:val="18"/>
+                <w:szCs w:val="18"/>
+              </w:rPr>
+              <w:t xml:space="preserve">Not stated. Document 3 lists “Security, Guarantees and Covenants” as a heading only.</w:t>
+            </w:r>
+          </w:p>
+        </w:tc>
+      </w:tr>
+      <w:tr>
+        <w:tc>
+          <w:tcPr>
+            <w:tcW w:type="dxa" w:w="3914"/>
+            <w:tcBorders>
+              <w:top w:val="single" w:color="888888" w:sz="4"/>
+              <w:left w:val="single" w:color="888888" w:sz="4"/>
+              <w:bottom w:val="single" w:color="888888" w:sz="4"/>
+              <w:right w:val="single" w:color="888888" w:sz="4"/>
+            </w:tcBorders>
+            <w:tcMar>
+              <w:top w:type="dxa" w:w="60"/>
+              <w:left w:type="dxa" w:w="80"/>
+              <w:bottom w:type="dxa" w:w="60"/>
+              <w:right w:type="dxa" w:w="80"/>
+            </w:tcMar>
+          </w:tcPr>
+          <w:p>
+            <w:pPr>
+              <w:keepNext w:val="false"/>
+              <w:spacing w:after="0" w:before="0" w:line="250" w:lineRule="auto"/>
+            </w:pPr>
+            <w:r>
+              <w:rPr>
+                <w:rFonts w:ascii="Arial" w:cs="Arial" w:eastAsia="Arial" w:hAnsi="Arial"/>
+                <w:b w:val="false"/>
+                <w:bCs w:val="false"/>
+                <w:i w:val="false"/>
+                <w:iCs w:val="false"/>
+                <w:color w:val="000000"/>
+                <w:sz w:val="18"/>
+                <w:szCs w:val="18"/>
+              </w:rPr>
+              <w:t xml:space="preserve">That management has an incentive to keep liabilities off the balance sheet</w:t>
+            </w:r>
+          </w:p>
+        </w:tc>
+        <w:tc>
+          <w:tcPr>
+            <w:tcW w:type="dxa" w:w="6386"/>
+            <w:tcBorders>
+              <w:top w:val="single" w:color="888888" w:sz="4"/>
+              <w:left w:val="single" w:color="888888" w:sz="4"/>
+              <w:bottom w:val="single" w:color="888888" w:sz="4"/>
+              <w:right w:val="single" w:color="888888" w:sz="4"/>
+            </w:tcBorders>
+            <w:tcMar>
+              <w:top w:type="dxa" w:w="60"/>
+              <w:left w:type="dxa" w:w="80"/>
+              <w:bottom w:type="dxa" w:w="60"/>
+              <w:right w:type="dxa" w:w="80"/>
+            </w:tcMar>
+          </w:tcPr>
+          <w:p>
+            <w:pPr>
+              <w:keepNext w:val="false"/>
+              <w:spacing w:after="0" w:before="0" w:line="250" w:lineRule="auto"/>
+            </w:pPr>
+            <w:r>
+              <w:rPr>
+                <w:rFonts w:ascii="Arial" w:cs="Arial" w:eastAsia="Arial" w:hAnsi="Arial"/>
+                <w:b w:val="false"/>
+                <w:bCs w:val="false"/>
+                <w:i w:val="false"/>
+                <w:iCs w:val="false"/>
+                <w:color w:val="000000"/>
+                <w:sz w:val="18"/>
+                <w:szCs w:val="18"/>
+              </w:rPr>
+              <w:t xml:space="preserve">Inference, but a well-supported one, drawn from figures in the pre-release: borrowings R4 850m against EBITDA R1 116m, operating profit R700m against finance costs R375m, a strategic funding review under way, and a draft information memorandum in preparation.</w:t>
+            </w:r>
+          </w:p>
+        </w:tc>
+      </w:tr>
+    </w:tbl>
+    <w:p>
+      <w:pPr>
+        <w:keepNext w:val="false"/>
+        <w:spacing w:after="0" w:before="0" w:line="250" w:lineRule="auto"/>
+      </w:pPr>
+      <w:r>
+        <w:rPr>
+          <w:rFonts w:ascii="Arial" w:cs="Arial" w:eastAsia="Arial" w:hAnsi="Arial"/>
+          <w:sz w:val="12"/>
+          <w:szCs w:val="12"/>
+        </w:rPr>
+        <w:t xml:space="preserve"/>
+      </w:r>
+    </w:p>
+    <w:p>
+      <w:pPr>
+        <w:keepNext/>
+        <w:spacing w:after="70" w:before="200" w:line="250" w:lineRule="auto"/>
+      </w:pPr>
+      <w:r>
+        <w:rPr>
+          <w:rFonts w:ascii="Arial" w:cs="Arial" w:eastAsia="Arial" w:hAnsi="Arial"/>
+          <w:b/>
+          <w:bCs/>
+          <w:i w:val="false"/>
+          <w:iCs w:val="false"/>
+          <w:color w:val="000000"/>
+          <w:sz w:val="22"/>
+          <w:szCs w:val="22"/>
+        </w:rPr>
+        <w:t xml:space="preserve">E4. Figures used in this document, and where they come from</w:t>
+      </w:r>
+    </w:p>
+    <w:tbl>
+      <w:tblPr>
+        <w:tblW w:type="dxa" w:w="10300"/>
+        <w:tblBorders>
+          <w:top w:val="single" w:color="auto" w:sz="4"/>
+          <w:left w:val="single" w:color="auto" w:sz="4"/>
+          <w:bottom w:val="single" w:color="auto" w:sz="4"/>
+          <w:right w:val="single" w:color="auto" w:sz="4"/>
+          <w:insideH w:val="single" w:color="auto" w:sz="4"/>
+          <w:insideV w:val="single" w:color="auto" w:sz="4"/>
+        </w:tblBorders>
+      </w:tblPr>
+      <w:tblGrid>
+        <w:gridCol w:w="3090"/>
+        <w:gridCol w:w="3502"/>
+        <w:gridCol w:w="3708"/>
+      </w:tblGrid>
+      <w:tr>
+        <w:trPr>
+          <w:tblHeader/>
+        </w:trPr>
+        <w:tc>
+          <w:tcPr>
+            <w:tcW w:type="dxa" w:w="3090"/>
+            <w:tcBorders>
+              <w:top w:val="single" w:color="888888" w:sz="4"/>
+              <w:left w:val="single" w:color="888888" w:sz="4"/>
+              <w:bottom w:val="single" w:color="888888" w:sz="4"/>
+              <w:right w:val="single" w:color="888888" w:sz="4"/>
+            </w:tcBorders>
+            <w:shd w:fill="E8E8E8" w:val="clear"/>
+            <w:tcMar>
+              <w:top w:type="dxa" w:w="60"/>
+              <w:left w:type="dxa" w:w="80"/>
+              <w:bottom w:type="dxa" w:w="60"/>
+              <w:right w:type="dxa" w:w="80"/>
+            </w:tcMar>
+            <w:vAlign w:val="center"/>
+          </w:tcPr>
+          <w:p>
+            <w:pPr>
+              <w:keepNext w:val="false"/>
+              <w:spacing w:after="0" w:before="0" w:line="250" w:lineRule="auto"/>
+            </w:pPr>
+            <w:r>
+              <w:rPr>
+                <w:rFonts w:ascii="Arial" w:cs="Arial" w:eastAsia="Arial" w:hAnsi="Arial"/>
+                <w:b/>
+                <w:bCs/>
+                <w:i w:val="false"/>
+                <w:iCs w:val="false"/>
+                <w:color w:val="000000"/>
+                <w:sz w:val="18"/>
+                <w:szCs w:val="18"/>
+              </w:rPr>
+              <w:t xml:space="preserve">Figure</w:t>
+            </w:r>
+          </w:p>
+        </w:tc>
+        <w:tc>
+          <w:tcPr>
+            <w:tcW w:type="dxa" w:w="3502"/>
+            <w:tcBorders>
+              <w:top w:val="single" w:color="888888" w:sz="4"/>
+              <w:left w:val="single" w:color="888888" w:sz="4"/>
+              <w:bottom w:val="single" w:color="888888" w:sz="4"/>
+              <w:right w:val="single" w:color="888888" w:sz="4"/>
+            </w:tcBorders>
+            <w:shd w:fill="E8E8E8" w:val="clear"/>
+            <w:tcMar>
+              <w:top w:type="dxa" w:w="60"/>
+              <w:left w:type="dxa" w:w="80"/>
+              <w:bottom w:type="dxa" w:w="60"/>
+              <w:right w:type="dxa" w:w="80"/>
+            </w:tcMar>
+            <w:vAlign w:val="center"/>
+          </w:tcPr>
+          <w:p>
+            <w:pPr>
+              <w:keepNext w:val="false"/>
+              <w:spacing w:after="0" w:before="0" w:line="250" w:lineRule="auto"/>
+            </w:pPr>
+            <w:r>
+              <w:rPr>
+                <w:rFonts w:ascii="Arial" w:cs="Arial" w:eastAsia="Arial" w:hAnsi="Arial"/>
+                <w:b/>
+                <w:bCs/>
+                <w:i w:val="false"/>
+                <w:iCs w:val="false"/>
+                <w:color w:val="000000"/>
+                <w:sz w:val="18"/>
+                <w:szCs w:val="18"/>
+              </w:rPr>
+              <w:t xml:space="preserve">Value</w:t>
+            </w:r>
+          </w:p>
+        </w:tc>
+        <w:tc>
+          <w:tcPr>
+            <w:tcW w:type="dxa" w:w="3708"/>
+            <w:tcBorders>
+              <w:top w:val="single" w:color="888888" w:sz="4"/>
+              <w:left w:val="single" w:color="888888" w:sz="4"/>
+              <w:bottom w:val="single" w:color="888888" w:sz="4"/>
+              <w:right w:val="single" w:color="888888" w:sz="4"/>
+            </w:tcBorders>
+            <w:shd w:fill="E8E8E8" w:val="clear"/>
+            <w:tcMar>
+              <w:top w:type="dxa" w:w="60"/>
+              <w:left w:type="dxa" w:w="80"/>
+              <w:bottom w:type="dxa" w:w="60"/>
+              <w:right w:type="dxa" w:w="80"/>
+            </w:tcMar>
+            <w:vAlign w:val="center"/>
+          </w:tcPr>
+          <w:p>
+            <w:pPr>
+              <w:keepNext w:val="false"/>
+              <w:spacing w:after="0" w:before="0" w:line="250" w:lineRule="auto"/>
+            </w:pPr>
+            <w:r>
+              <w:rPr>
+                <w:rFonts w:ascii="Arial" w:cs="Arial" w:eastAsia="Arial" w:hAnsi="Arial"/>
+                <w:b/>
+                <w:bCs/>
+                <w:i w:val="false"/>
+                <w:iCs w:val="false"/>
+                <w:color w:val="000000"/>
+                <w:sz w:val="18"/>
+                <w:szCs w:val="18"/>
+              </w:rPr>
+              <w:t xml:space="preserve">Source in the pre-release</w:t>
+            </w:r>
+          </w:p>
+        </w:tc>
+      </w:tr>
+      <w:tr>
+        <w:tc>
+          <w:tcPr>
+            <w:tcW w:type="dxa" w:w="3090"/>
+            <w:tcBorders>
+              <w:top w:val="single" w:color="888888" w:sz="4"/>
+              <w:left w:val="single" w:color="888888" w:sz="4"/>
+              <w:bottom w:val="single" w:color="888888" w:sz="4"/>
+              <w:right w:val="single" w:color="888888" w:sz="4"/>
+            </w:tcBorders>
+            <w:tcMar>
+              <w:top w:type="dxa" w:w="60"/>
+              <w:left w:type="dxa" w:w="80"/>
+              <w:bottom w:type="dxa" w:w="60"/>
+              <w:right w:type="dxa" w:w="80"/>
+            </w:tcMar>
+          </w:tcPr>
+          <w:p>
+            <w:pPr>
+              <w:keepNext w:val="false"/>
+              <w:spacing w:after="0" w:before="0" w:line="250" w:lineRule="auto"/>
+            </w:pPr>
+            <w:r>
+              <w:rPr>
+                <w:rFonts w:ascii="Arial" w:cs="Arial" w:eastAsia="Arial" w:hAnsi="Arial"/>
+                <w:b w:val="false"/>
+                <w:bCs w:val="false"/>
+                <w:i w:val="false"/>
+                <w:iCs w:val="false"/>
+                <w:color w:val="000000"/>
+                <w:sz w:val="18"/>
+                <w:szCs w:val="18"/>
+              </w:rPr>
+              <w:t xml:space="preserve">FY2026 revenue</w:t>
+            </w:r>
+          </w:p>
+        </w:tc>
+        <w:tc>
+          <w:tcPr>
+            <w:tcW w:type="dxa" w:w="3502"/>
+            <w:tcBorders>
+              <w:top w:val="single" w:color="888888" w:sz="4"/>
+              <w:left w:val="single" w:color="888888" w:sz="4"/>
+              <w:bottom w:val="single" w:color="888888" w:sz="4"/>
+              <w:right w:val="single" w:color="888888" w:sz="4"/>
+            </w:tcBorders>
+            <w:tcMar>
+              <w:top w:type="dxa" w:w="60"/>
+              <w:left w:type="dxa" w:w="80"/>
+              <w:bottom w:type="dxa" w:w="60"/>
+              <w:right w:type="dxa" w:w="80"/>
+            </w:tcMar>
+          </w:tcPr>
+          <w:p>
+            <w:pPr>
+              <w:keepNext w:val="false"/>
+              <w:spacing w:after="0" w:before="0" w:line="250" w:lineRule="auto"/>
+            </w:pPr>
+            <w:r>
+              <w:rPr>
+                <w:rFonts w:ascii="Arial" w:cs="Arial" w:eastAsia="Arial" w:hAnsi="Arial"/>
+                <w:b w:val="false"/>
+                <w:bCs w:val="false"/>
+                <w:i w:val="false"/>
+                <w:iCs w:val="false"/>
+                <w:color w:val="000000"/>
+                <w:sz w:val="18"/>
+                <w:szCs w:val="18"/>
+              </w:rPr>
+              <w:t xml:space="preserve">R2 620m</w:t>
+            </w:r>
+          </w:p>
+        </w:tc>
+        <w:tc>
+          <w:tcPr>
+            <w:tcW w:type="dxa" w:w="3708"/>
+            <w:tcBorders>
+              <w:top w:val="single" w:color="888888" w:sz="4"/>
+              <w:left w:val="single" w:color="888888" w:sz="4"/>
+              <w:bottom w:val="single" w:color="888888" w:sz="4"/>
+              <w:right w:val="single" w:color="888888" w:sz="4"/>
+            </w:tcBorders>
+            <w:tcMar>
+              <w:top w:type="dxa" w:w="60"/>
+              <w:left w:type="dxa" w:w="80"/>
+              <w:bottom w:type="dxa" w:w="60"/>
+              <w:right w:type="dxa" w:w="80"/>
+            </w:tcMar>
+          </w:tcPr>
+          <w:p>
+            <w:pPr>
+              <w:keepNext w:val="false"/>
+              <w:spacing w:after="0" w:before="0" w:line="250" w:lineRule="auto"/>
+            </w:pPr>
+            <w:r>
+              <w:rPr>
+                <w:rFonts w:ascii="Arial" w:cs="Arial" w:eastAsia="Arial" w:hAnsi="Arial"/>
+                <w:b w:val="false"/>
+                <w:bCs w:val="false"/>
+                <w:i w:val="false"/>
+                <w:iCs w:val="false"/>
+                <w:color w:val="000000"/>
+                <w:sz w:val="18"/>
+                <w:szCs w:val="18"/>
+              </w:rPr>
+              <w:t xml:space="preserve">Doc 5, p15, three years of growth table</w:t>
+            </w:r>
+          </w:p>
+        </w:tc>
+      </w:tr>
+      <w:tr>
+        <w:tc>
+          <w:tcPr>
+            <w:tcW w:type="dxa" w:w="3090"/>
+            <w:tcBorders>
+              <w:top w:val="single" w:color="888888" w:sz="4"/>
+              <w:left w:val="single" w:color="888888" w:sz="4"/>
+              <w:bottom w:val="single" w:color="888888" w:sz="4"/>
+              <w:right w:val="single" w:color="888888" w:sz="4"/>
+            </w:tcBorders>
+            <w:tcMar>
+              <w:top w:type="dxa" w:w="60"/>
+              <w:left w:type="dxa" w:w="80"/>
+              <w:bottom w:type="dxa" w:w="60"/>
+              <w:right w:type="dxa" w:w="80"/>
+            </w:tcMar>
+          </w:tcPr>
+          <w:p>
+            <w:pPr>
+              <w:keepNext w:val="false"/>
+              <w:spacing w:after="0" w:before="0" w:line="250" w:lineRule="auto"/>
+            </w:pPr>
+            <w:r>
+              <w:rPr>
+                <w:rFonts w:ascii="Arial" w:cs="Arial" w:eastAsia="Arial" w:hAnsi="Arial"/>
+                <w:b w:val="false"/>
+                <w:bCs w:val="false"/>
+                <w:i w:val="false"/>
+                <w:iCs w:val="false"/>
+                <w:color w:val="000000"/>
+                <w:sz w:val="18"/>
+                <w:szCs w:val="18"/>
+              </w:rPr>
+              <w:t xml:space="preserve">FY2026 EBITDA</w:t>
+            </w:r>
+          </w:p>
+        </w:tc>
+        <w:tc>
+          <w:tcPr>
+            <w:tcW w:type="dxa" w:w="3502"/>
+            <w:tcBorders>
+              <w:top w:val="single" w:color="888888" w:sz="4"/>
+              <w:left w:val="single" w:color="888888" w:sz="4"/>
+              <w:bottom w:val="single" w:color="888888" w:sz="4"/>
+              <w:right w:val="single" w:color="888888" w:sz="4"/>
+            </w:tcBorders>
+            <w:tcMar>
+              <w:top w:type="dxa" w:w="60"/>
+              <w:left w:type="dxa" w:w="80"/>
+              <w:bottom w:type="dxa" w:w="60"/>
+              <w:right w:type="dxa" w:w="80"/>
+            </w:tcMar>
+          </w:tcPr>
+          <w:p>
+            <w:pPr>
+              <w:keepNext w:val="false"/>
+              <w:spacing w:after="0" w:before="0" w:line="250" w:lineRule="auto"/>
+            </w:pPr>
+            <w:r>
+              <w:rPr>
+                <w:rFonts w:ascii="Arial" w:cs="Arial" w:eastAsia="Arial" w:hAnsi="Arial"/>
+                <w:b w:val="false"/>
+                <w:bCs w:val="false"/>
+                <w:i w:val="false"/>
+                <w:iCs w:val="false"/>
+                <w:color w:val="000000"/>
+                <w:sz w:val="18"/>
+                <w:szCs w:val="18"/>
+              </w:rPr>
+              <w:t xml:space="preserve">R1 116m</w:t>
+            </w:r>
+          </w:p>
+        </w:tc>
+        <w:tc>
+          <w:tcPr>
+            <w:tcW w:type="dxa" w:w="3708"/>
+            <w:tcBorders>
+              <w:top w:val="single" w:color="888888" w:sz="4"/>
+              <w:left w:val="single" w:color="888888" w:sz="4"/>
+              <w:bottom w:val="single" w:color="888888" w:sz="4"/>
+              <w:right w:val="single" w:color="888888" w:sz="4"/>
+            </w:tcBorders>
+            <w:tcMar>
+              <w:top w:type="dxa" w:w="60"/>
+              <w:left w:type="dxa" w:w="80"/>
+              <w:bottom w:type="dxa" w:w="60"/>
+              <w:right w:type="dxa" w:w="80"/>
+            </w:tcMar>
+          </w:tcPr>
+          <w:p>
+            <w:pPr>
+              <w:keepNext w:val="false"/>
+              <w:spacing w:after="0" w:before="0" w:line="250" w:lineRule="auto"/>
+            </w:pPr>
+            <w:r>
+              <w:rPr>
+                <w:rFonts w:ascii="Arial" w:cs="Arial" w:eastAsia="Arial" w:hAnsi="Arial"/>
+                <w:b w:val="false"/>
+                <w:bCs w:val="false"/>
+                <w:i w:val="false"/>
+                <w:iCs w:val="false"/>
+                <w:color w:val="000000"/>
+                <w:sz w:val="18"/>
+                <w:szCs w:val="18"/>
+              </w:rPr>
+              <w:t xml:space="preserve">Doc 5, p15</w:t>
+            </w:r>
+          </w:p>
+        </w:tc>
+      </w:tr>
+      <w:tr>
+        <w:tc>
+          <w:tcPr>
+            <w:tcW w:type="dxa" w:w="3090"/>
+            <w:tcBorders>
+              <w:top w:val="single" w:color="888888" w:sz="4"/>
+              <w:left w:val="single" w:color="888888" w:sz="4"/>
+              <w:bottom w:val="single" w:color="888888" w:sz="4"/>
+              <w:right w:val="single" w:color="888888" w:sz="4"/>
+            </w:tcBorders>
+            <w:tcMar>
+              <w:top w:type="dxa" w:w="60"/>
+              <w:left w:type="dxa" w:w="80"/>
+              <w:bottom w:type="dxa" w:w="60"/>
+              <w:right w:type="dxa" w:w="80"/>
+            </w:tcMar>
+          </w:tcPr>
+          <w:p>
+            <w:pPr>
+              <w:keepNext w:val="false"/>
+              <w:spacing w:after="0" w:before="0" w:line="250" w:lineRule="auto"/>
+            </w:pPr>
+            <w:r>
+              <w:rPr>
+                <w:rFonts w:ascii="Arial" w:cs="Arial" w:eastAsia="Arial" w:hAnsi="Arial"/>
+                <w:b w:val="false"/>
+                <w:bCs w:val="false"/>
+                <w:i w:val="false"/>
+                <w:iCs w:val="false"/>
+                <w:color w:val="000000"/>
+                <w:sz w:val="18"/>
+                <w:szCs w:val="18"/>
+              </w:rPr>
+              <w:t xml:space="preserve">FY2026 operating profit</w:t>
+            </w:r>
+          </w:p>
+        </w:tc>
+        <w:tc>
+          <w:tcPr>
+            <w:tcW w:type="dxa" w:w="3502"/>
+            <w:tcBorders>
+              <w:top w:val="single" w:color="888888" w:sz="4"/>
+              <w:left w:val="single" w:color="888888" w:sz="4"/>
+              <w:bottom w:val="single" w:color="888888" w:sz="4"/>
+              <w:right w:val="single" w:color="888888" w:sz="4"/>
+            </w:tcBorders>
+            <w:tcMar>
+              <w:top w:type="dxa" w:w="60"/>
+              <w:left w:type="dxa" w:w="80"/>
+              <w:bottom w:type="dxa" w:w="60"/>
+              <w:right w:type="dxa" w:w="80"/>
+            </w:tcMar>
+          </w:tcPr>
+          <w:p>
+            <w:pPr>
+              <w:keepNext w:val="false"/>
+              <w:spacing w:after="0" w:before="0" w:line="250" w:lineRule="auto"/>
+            </w:pPr>
+            <w:r>
+              <w:rPr>
+                <w:rFonts w:ascii="Arial" w:cs="Arial" w:eastAsia="Arial" w:hAnsi="Arial"/>
+                <w:b w:val="false"/>
+                <w:bCs w:val="false"/>
+                <w:i w:val="false"/>
+                <w:iCs w:val="false"/>
+                <w:color w:val="000000"/>
+                <w:sz w:val="18"/>
+                <w:szCs w:val="18"/>
+              </w:rPr>
+              <w:t xml:space="preserve">R700m</w:t>
+            </w:r>
+          </w:p>
+        </w:tc>
+        <w:tc>
+          <w:tcPr>
+            <w:tcW w:type="dxa" w:w="3708"/>
+            <w:tcBorders>
+              <w:top w:val="single" w:color="888888" w:sz="4"/>
+              <w:left w:val="single" w:color="888888" w:sz="4"/>
+              <w:bottom w:val="single" w:color="888888" w:sz="4"/>
+              <w:right w:val="single" w:color="888888" w:sz="4"/>
+            </w:tcBorders>
+            <w:tcMar>
+              <w:top w:type="dxa" w:w="60"/>
+              <w:left w:type="dxa" w:w="80"/>
+              <w:bottom w:type="dxa" w:w="60"/>
+              <w:right w:type="dxa" w:w="80"/>
+            </w:tcMar>
+          </w:tcPr>
+          <w:p>
+            <w:pPr>
+              <w:keepNext w:val="false"/>
+              <w:spacing w:after="0" w:before="0" w:line="250" w:lineRule="auto"/>
+            </w:pPr>
+            <w:r>
+              <w:rPr>
+                <w:rFonts w:ascii="Arial" w:cs="Arial" w:eastAsia="Arial" w:hAnsi="Arial"/>
+                <w:b w:val="false"/>
+                <w:bCs w:val="false"/>
+                <w:i w:val="false"/>
+                <w:iCs w:val="false"/>
+                <w:color w:val="000000"/>
+                <w:sz w:val="18"/>
+                <w:szCs w:val="18"/>
+              </w:rPr>
+              <w:t xml:space="preserve">Doc 5, p15</w:t>
+            </w:r>
+          </w:p>
+        </w:tc>
+      </w:tr>
+      <w:tr>
+        <w:tc>
+          <w:tcPr>
+            <w:tcW w:type="dxa" w:w="3090"/>
+            <w:tcBorders>
+              <w:top w:val="single" w:color="888888" w:sz="4"/>
+              <w:left w:val="single" w:color="888888" w:sz="4"/>
+              <w:bottom w:val="single" w:color="888888" w:sz="4"/>
+              <w:right w:val="single" w:color="888888" w:sz="4"/>
+            </w:tcBorders>
+            <w:tcMar>
+              <w:top w:type="dxa" w:w="60"/>
+              <w:left w:type="dxa" w:w="80"/>
+              <w:bottom w:type="dxa" w:w="60"/>
+              <w:right w:type="dxa" w:w="80"/>
+            </w:tcMar>
+          </w:tcPr>
+          <w:p>
+            <w:pPr>
+              <w:keepNext w:val="false"/>
+              <w:spacing w:after="0" w:before="0" w:line="250" w:lineRule="auto"/>
+            </w:pPr>
+            <w:r>
+              <w:rPr>
+                <w:rFonts w:ascii="Arial" w:cs="Arial" w:eastAsia="Arial" w:hAnsi="Arial"/>
+                <w:b w:val="false"/>
+                <w:bCs w:val="false"/>
+                <w:i w:val="false"/>
+                <w:iCs w:val="false"/>
+                <w:color w:val="000000"/>
+                <w:sz w:val="18"/>
+                <w:szCs w:val="18"/>
+              </w:rPr>
+              <w:t xml:space="preserve">FY2026 finance costs</w:t>
+            </w:r>
+          </w:p>
+        </w:tc>
+        <w:tc>
+          <w:tcPr>
+            <w:tcW w:type="dxa" w:w="3502"/>
+            <w:tcBorders>
+              <w:top w:val="single" w:color="888888" w:sz="4"/>
+              <w:left w:val="single" w:color="888888" w:sz="4"/>
+              <w:bottom w:val="single" w:color="888888" w:sz="4"/>
+              <w:right w:val="single" w:color="888888" w:sz="4"/>
+            </w:tcBorders>
+            <w:tcMar>
+              <w:top w:type="dxa" w:w="60"/>
+              <w:left w:type="dxa" w:w="80"/>
+              <w:bottom w:type="dxa" w:w="60"/>
+              <w:right w:type="dxa" w:w="80"/>
+            </w:tcMar>
+          </w:tcPr>
+          <w:p>
+            <w:pPr>
+              <w:keepNext w:val="false"/>
+              <w:spacing w:after="0" w:before="0" w:line="250" w:lineRule="auto"/>
+            </w:pPr>
+            <w:r>
+              <w:rPr>
+                <w:rFonts w:ascii="Arial" w:cs="Arial" w:eastAsia="Arial" w:hAnsi="Arial"/>
+                <w:b w:val="false"/>
+                <w:bCs w:val="false"/>
+                <w:i w:val="false"/>
+                <w:iCs w:val="false"/>
+                <w:color w:val="000000"/>
+                <w:sz w:val="18"/>
+                <w:szCs w:val="18"/>
+              </w:rPr>
+              <w:t xml:space="preserve">R375m</w:t>
+            </w:r>
+          </w:p>
+        </w:tc>
+        <w:tc>
+          <w:tcPr>
+            <w:tcW w:type="dxa" w:w="3708"/>
+            <w:tcBorders>
+              <w:top w:val="single" w:color="888888" w:sz="4"/>
+              <w:left w:val="single" w:color="888888" w:sz="4"/>
+              <w:bottom w:val="single" w:color="888888" w:sz="4"/>
+              <w:right w:val="single" w:color="888888" w:sz="4"/>
+            </w:tcBorders>
+            <w:tcMar>
+              <w:top w:type="dxa" w:w="60"/>
+              <w:left w:type="dxa" w:w="80"/>
+              <w:bottom w:type="dxa" w:w="60"/>
+              <w:right w:type="dxa" w:w="80"/>
+            </w:tcMar>
+          </w:tcPr>
+          <w:p>
+            <w:pPr>
+              <w:keepNext w:val="false"/>
+              <w:spacing w:after="0" w:before="0" w:line="250" w:lineRule="auto"/>
+            </w:pPr>
+            <w:r>
+              <w:rPr>
+                <w:rFonts w:ascii="Arial" w:cs="Arial" w:eastAsia="Arial" w:hAnsi="Arial"/>
+                <w:b w:val="false"/>
+                <w:bCs w:val="false"/>
+                <w:i w:val="false"/>
+                <w:iCs w:val="false"/>
+                <w:color w:val="000000"/>
+                <w:sz w:val="18"/>
+                <w:szCs w:val="18"/>
+              </w:rPr>
+              <w:t xml:space="preserve">Doc 5, p15</w:t>
+            </w:r>
+          </w:p>
+        </w:tc>
+      </w:tr>
+      <w:tr>
+        <w:tc>
+          <w:tcPr>
+            <w:tcW w:type="dxa" w:w="3090"/>
+            <w:tcBorders>
+              <w:top w:val="single" w:color="888888" w:sz="4"/>
+              <w:left w:val="single" w:color="888888" w:sz="4"/>
+              <w:bottom w:val="single" w:color="888888" w:sz="4"/>
+              <w:right w:val="single" w:color="888888" w:sz="4"/>
+            </w:tcBorders>
+            <w:tcMar>
+              <w:top w:type="dxa" w:w="60"/>
+              <w:left w:type="dxa" w:w="80"/>
+              <w:bottom w:type="dxa" w:w="60"/>
+              <w:right w:type="dxa" w:w="80"/>
+            </w:tcMar>
+          </w:tcPr>
+          <w:p>
+            <w:pPr>
+              <w:keepNext w:val="false"/>
+              <w:spacing w:after="0" w:before="0" w:line="250" w:lineRule="auto"/>
+            </w:pPr>
+            <w:r>
+              <w:rPr>
+                <w:rFonts w:ascii="Arial" w:cs="Arial" w:eastAsia="Arial" w:hAnsi="Arial"/>
+                <w:b w:val="false"/>
+                <w:bCs w:val="false"/>
+                <w:i w:val="false"/>
+                <w:iCs w:val="false"/>
+                <w:color w:val="000000"/>
+                <w:sz w:val="18"/>
+                <w:szCs w:val="18"/>
+              </w:rPr>
+              <w:t xml:space="preserve">FY2026 profit before tax</w:t>
+            </w:r>
+          </w:p>
+        </w:tc>
+        <w:tc>
+          <w:tcPr>
+            <w:tcW w:type="dxa" w:w="3502"/>
+            <w:tcBorders>
+              <w:top w:val="single" w:color="888888" w:sz="4"/>
+              <w:left w:val="single" w:color="888888" w:sz="4"/>
+              <w:bottom w:val="single" w:color="888888" w:sz="4"/>
+              <w:right w:val="single" w:color="888888" w:sz="4"/>
+            </w:tcBorders>
+            <w:tcMar>
+              <w:top w:type="dxa" w:w="60"/>
+              <w:left w:type="dxa" w:w="80"/>
+              <w:bottom w:type="dxa" w:w="60"/>
+              <w:right w:type="dxa" w:w="80"/>
+            </w:tcMar>
+          </w:tcPr>
+          <w:p>
+            <w:pPr>
+              <w:keepNext w:val="false"/>
+              <w:spacing w:after="0" w:before="0" w:line="250" w:lineRule="auto"/>
+            </w:pPr>
+            <w:r>
+              <w:rPr>
+                <w:rFonts w:ascii="Arial" w:cs="Arial" w:eastAsia="Arial" w:hAnsi="Arial"/>
+                <w:b w:val="false"/>
+                <w:bCs w:val="false"/>
+                <w:i w:val="false"/>
+                <w:iCs w:val="false"/>
+                <w:color w:val="000000"/>
+                <w:sz w:val="18"/>
+                <w:szCs w:val="18"/>
+              </w:rPr>
+              <w:t xml:space="preserve">R325m</w:t>
+            </w:r>
+          </w:p>
+        </w:tc>
+        <w:tc>
+          <w:tcPr>
+            <w:tcW w:type="dxa" w:w="3708"/>
+            <w:tcBorders>
+              <w:top w:val="single" w:color="888888" w:sz="4"/>
+              <w:left w:val="single" w:color="888888" w:sz="4"/>
+              <w:bottom w:val="single" w:color="888888" w:sz="4"/>
+              <w:right w:val="single" w:color="888888" w:sz="4"/>
+            </w:tcBorders>
+            <w:tcMar>
+              <w:top w:type="dxa" w:w="60"/>
+              <w:left w:type="dxa" w:w="80"/>
+              <w:bottom w:type="dxa" w:w="60"/>
+              <w:right w:type="dxa" w:w="80"/>
+            </w:tcMar>
+          </w:tcPr>
+          <w:p>
+            <w:pPr>
+              <w:keepNext w:val="false"/>
+              <w:spacing w:after="0" w:before="0" w:line="250" w:lineRule="auto"/>
+            </w:pPr>
+            <w:r>
+              <w:rPr>
+                <w:rFonts w:ascii="Arial" w:cs="Arial" w:eastAsia="Arial" w:hAnsi="Arial"/>
+                <w:b w:val="false"/>
+                <w:bCs w:val="false"/>
+                <w:i w:val="false"/>
+                <w:iCs w:val="false"/>
+                <w:color w:val="000000"/>
+                <w:sz w:val="18"/>
+                <w:szCs w:val="18"/>
+              </w:rPr>
+              <w:t xml:space="preserve">Doc 5, p15</w:t>
+            </w:r>
+          </w:p>
+        </w:tc>
+      </w:tr>
+      <w:tr>
+        <w:tc>
+          <w:tcPr>
+            <w:tcW w:type="dxa" w:w="3090"/>
+            <w:tcBorders>
+              <w:top w:val="single" w:color="888888" w:sz="4"/>
+              <w:left w:val="single" w:color="888888" w:sz="4"/>
+              <w:bottom w:val="single" w:color="888888" w:sz="4"/>
+              <w:right w:val="single" w:color="888888" w:sz="4"/>
+            </w:tcBorders>
+            <w:tcMar>
+              <w:top w:type="dxa" w:w="60"/>
+              <w:left w:type="dxa" w:w="80"/>
+              <w:bottom w:type="dxa" w:w="60"/>
+              <w:right w:type="dxa" w:w="80"/>
+            </w:tcMar>
+          </w:tcPr>
+          <w:p>
+            <w:pPr>
+              <w:keepNext w:val="false"/>
+              <w:spacing w:after="0" w:before="0" w:line="250" w:lineRule="auto"/>
+            </w:pPr>
+            <w:r>
+              <w:rPr>
+                <w:rFonts w:ascii="Arial" w:cs="Arial" w:eastAsia="Arial" w:hAnsi="Arial"/>
+                <w:b w:val="false"/>
+                <w:bCs w:val="false"/>
+                <w:i w:val="false"/>
+                <w:iCs w:val="false"/>
+                <w:color w:val="000000"/>
+                <w:sz w:val="18"/>
+                <w:szCs w:val="18"/>
+              </w:rPr>
+              <w:t xml:space="preserve">Interest-bearing borrowings</w:t>
+            </w:r>
+          </w:p>
+        </w:tc>
+        <w:tc>
+          <w:tcPr>
+            <w:tcW w:type="dxa" w:w="3502"/>
+            <w:tcBorders>
+              <w:top w:val="single" w:color="888888" w:sz="4"/>
+              <w:left w:val="single" w:color="888888" w:sz="4"/>
+              <w:bottom w:val="single" w:color="888888" w:sz="4"/>
+              <w:right w:val="single" w:color="888888" w:sz="4"/>
+            </w:tcBorders>
+            <w:tcMar>
+              <w:top w:type="dxa" w:w="60"/>
+              <w:left w:type="dxa" w:w="80"/>
+              <w:bottom w:type="dxa" w:w="60"/>
+              <w:right w:type="dxa" w:w="80"/>
+            </w:tcMar>
+          </w:tcPr>
+          <w:p>
+            <w:pPr>
+              <w:keepNext w:val="false"/>
+              <w:spacing w:after="0" w:before="0" w:line="250" w:lineRule="auto"/>
+            </w:pPr>
+            <w:r>
+              <w:rPr>
+                <w:rFonts w:ascii="Arial" w:cs="Arial" w:eastAsia="Arial" w:hAnsi="Arial"/>
+                <w:b w:val="false"/>
+                <w:bCs w:val="false"/>
+                <w:i w:val="false"/>
+                <w:iCs w:val="false"/>
+                <w:color w:val="000000"/>
+                <w:sz w:val="18"/>
+                <w:szCs w:val="18"/>
+              </w:rPr>
+              <w:t xml:space="preserve">R4 850m</w:t>
+            </w:r>
+          </w:p>
+        </w:tc>
+        <w:tc>
+          <w:tcPr>
+            <w:tcW w:type="dxa" w:w="3708"/>
+            <w:tcBorders>
+              <w:top w:val="single" w:color="888888" w:sz="4"/>
+              <w:left w:val="single" w:color="888888" w:sz="4"/>
+              <w:bottom w:val="single" w:color="888888" w:sz="4"/>
+              <w:right w:val="single" w:color="888888" w:sz="4"/>
+            </w:tcBorders>
+            <w:tcMar>
+              <w:top w:type="dxa" w:w="60"/>
+              <w:left w:type="dxa" w:w="80"/>
+              <w:bottom w:type="dxa" w:w="60"/>
+              <w:right w:type="dxa" w:w="80"/>
+            </w:tcMar>
+          </w:tcPr>
+          <w:p>
+            <w:pPr>
+              <w:keepNext w:val="false"/>
+              <w:spacing w:after="0" w:before="0" w:line="250" w:lineRule="auto"/>
+            </w:pPr>
+            <w:r>
+              <w:rPr>
+                <w:rFonts w:ascii="Arial" w:cs="Arial" w:eastAsia="Arial" w:hAnsi="Arial"/>
+                <w:b w:val="false"/>
+                <w:bCs w:val="false"/>
+                <w:i w:val="false"/>
+                <w:iCs w:val="false"/>
+                <w:color w:val="000000"/>
+                <w:sz w:val="18"/>
+                <w:szCs w:val="18"/>
+              </w:rPr>
+              <w:t xml:space="preserve">Doc 5, p15, financial position</w:t>
+            </w:r>
+          </w:p>
+        </w:tc>
+      </w:tr>
+      <w:tr>
+        <w:tc>
+          <w:tcPr>
+            <w:tcW w:type="dxa" w:w="3090"/>
+            <w:tcBorders>
+              <w:top w:val="single" w:color="888888" w:sz="4"/>
+              <w:left w:val="single" w:color="888888" w:sz="4"/>
+              <w:bottom w:val="single" w:color="888888" w:sz="4"/>
+              <w:right w:val="single" w:color="888888" w:sz="4"/>
+            </w:tcBorders>
+            <w:tcMar>
+              <w:top w:type="dxa" w:w="60"/>
+              <w:left w:type="dxa" w:w="80"/>
+              <w:bottom w:type="dxa" w:w="60"/>
+              <w:right w:type="dxa" w:w="80"/>
+            </w:tcMar>
+          </w:tcPr>
+          <w:p>
+            <w:pPr>
+              <w:keepNext w:val="false"/>
+              <w:spacing w:after="0" w:before="0" w:line="250" w:lineRule="auto"/>
+            </w:pPr>
+            <w:r>
+              <w:rPr>
+                <w:rFonts w:ascii="Arial" w:cs="Arial" w:eastAsia="Arial" w:hAnsi="Arial"/>
+                <w:b w:val="false"/>
+                <w:bCs w:val="false"/>
+                <w:i w:val="false"/>
+                <w:iCs w:val="false"/>
+                <w:color w:val="000000"/>
+                <w:sz w:val="18"/>
+                <w:szCs w:val="18"/>
+              </w:rPr>
+              <w:t xml:space="preserve">Total liabilities</w:t>
+            </w:r>
+          </w:p>
+        </w:tc>
+        <w:tc>
+          <w:tcPr>
+            <w:tcW w:type="dxa" w:w="3502"/>
+            <w:tcBorders>
+              <w:top w:val="single" w:color="888888" w:sz="4"/>
+              <w:left w:val="single" w:color="888888" w:sz="4"/>
+              <w:bottom w:val="single" w:color="888888" w:sz="4"/>
+              <w:right w:val="single" w:color="888888" w:sz="4"/>
+            </w:tcBorders>
+            <w:tcMar>
+              <w:top w:type="dxa" w:w="60"/>
+              <w:left w:type="dxa" w:w="80"/>
+              <w:bottom w:type="dxa" w:w="60"/>
+              <w:right w:type="dxa" w:w="80"/>
+            </w:tcMar>
+          </w:tcPr>
+          <w:p>
+            <w:pPr>
+              <w:keepNext w:val="false"/>
+              <w:spacing w:after="0" w:before="0" w:line="250" w:lineRule="auto"/>
+            </w:pPr>
+            <w:r>
+              <w:rPr>
+                <w:rFonts w:ascii="Arial" w:cs="Arial" w:eastAsia="Arial" w:hAnsi="Arial"/>
+                <w:b w:val="false"/>
+                <w:bCs w:val="false"/>
+                <w:i w:val="false"/>
+                <w:iCs w:val="false"/>
+                <w:color w:val="000000"/>
+                <w:sz w:val="18"/>
+                <w:szCs w:val="18"/>
+              </w:rPr>
+              <w:t xml:space="preserve">R6 850m</w:t>
+            </w:r>
+          </w:p>
+        </w:tc>
+        <w:tc>
+          <w:tcPr>
+            <w:tcW w:type="dxa" w:w="3708"/>
+            <w:tcBorders>
+              <w:top w:val="single" w:color="888888" w:sz="4"/>
+              <w:left w:val="single" w:color="888888" w:sz="4"/>
+              <w:bottom w:val="single" w:color="888888" w:sz="4"/>
+              <w:right w:val="single" w:color="888888" w:sz="4"/>
+            </w:tcBorders>
+            <w:tcMar>
+              <w:top w:type="dxa" w:w="60"/>
+              <w:left w:type="dxa" w:w="80"/>
+              <w:bottom w:type="dxa" w:w="60"/>
+              <w:right w:type="dxa" w:w="80"/>
+            </w:tcMar>
+          </w:tcPr>
+          <w:p>
+            <w:pPr>
+              <w:keepNext w:val="false"/>
+              <w:spacing w:after="0" w:before="0" w:line="250" w:lineRule="auto"/>
+            </w:pPr>
+            <w:r>
+              <w:rPr>
+                <w:rFonts w:ascii="Arial" w:cs="Arial" w:eastAsia="Arial" w:hAnsi="Arial"/>
+                <w:b w:val="false"/>
+                <w:bCs w:val="false"/>
+                <w:i w:val="false"/>
+                <w:iCs w:val="false"/>
+                <w:color w:val="000000"/>
+                <w:sz w:val="18"/>
+                <w:szCs w:val="18"/>
+              </w:rPr>
+              <w:t xml:space="preserve">Doc 5, p15</w:t>
+            </w:r>
+          </w:p>
+        </w:tc>
+      </w:tr>
+      <w:tr>
+        <w:tc>
+          <w:tcPr>
+            <w:tcW w:type="dxa" w:w="3090"/>
+            <w:tcBorders>
+              <w:top w:val="single" w:color="888888" w:sz="4"/>
+              <w:left w:val="single" w:color="888888" w:sz="4"/>
+              <w:bottom w:val="single" w:color="888888" w:sz="4"/>
+              <w:right w:val="single" w:color="888888" w:sz="4"/>
+            </w:tcBorders>
+            <w:tcMar>
+              <w:top w:type="dxa" w:w="60"/>
+              <w:left w:type="dxa" w:w="80"/>
+              <w:bottom w:type="dxa" w:w="60"/>
+              <w:right w:type="dxa" w:w="80"/>
+            </w:tcMar>
+          </w:tcPr>
+          <w:p>
+            <w:pPr>
+              <w:keepNext w:val="false"/>
+              <w:spacing w:after="0" w:before="0" w:line="250" w:lineRule="auto"/>
+            </w:pPr>
+            <w:r>
+              <w:rPr>
+                <w:rFonts w:ascii="Arial" w:cs="Arial" w:eastAsia="Arial" w:hAnsi="Arial"/>
+                <w:b w:val="false"/>
+                <w:bCs w:val="false"/>
+                <w:i w:val="false"/>
+                <w:iCs w:val="false"/>
+                <w:color w:val="000000"/>
+                <w:sz w:val="18"/>
+                <w:szCs w:val="18"/>
+              </w:rPr>
+              <w:t xml:space="preserve">Total assets</w:t>
+            </w:r>
+          </w:p>
+        </w:tc>
+        <w:tc>
+          <w:tcPr>
+            <w:tcW w:type="dxa" w:w="3502"/>
+            <w:tcBorders>
+              <w:top w:val="single" w:color="888888" w:sz="4"/>
+              <w:left w:val="single" w:color="888888" w:sz="4"/>
+              <w:bottom w:val="single" w:color="888888" w:sz="4"/>
+              <w:right w:val="single" w:color="888888" w:sz="4"/>
+            </w:tcBorders>
+            <w:tcMar>
+              <w:top w:type="dxa" w:w="60"/>
+              <w:left w:type="dxa" w:w="80"/>
+              <w:bottom w:type="dxa" w:w="60"/>
+              <w:right w:type="dxa" w:w="80"/>
+            </w:tcMar>
+          </w:tcPr>
+          <w:p>
+            <w:pPr>
+              <w:keepNext w:val="false"/>
+              <w:spacing w:after="0" w:before="0" w:line="250" w:lineRule="auto"/>
+            </w:pPr>
+            <w:r>
+              <w:rPr>
+                <w:rFonts w:ascii="Arial" w:cs="Arial" w:eastAsia="Arial" w:hAnsi="Arial"/>
+                <w:b w:val="false"/>
+                <w:bCs w:val="false"/>
+                <w:i w:val="false"/>
+                <w:iCs w:val="false"/>
+                <w:color w:val="000000"/>
+                <w:sz w:val="18"/>
+                <w:szCs w:val="18"/>
+              </w:rPr>
+              <w:t xml:space="preserve">R12 250m</w:t>
+            </w:r>
+          </w:p>
+        </w:tc>
+        <w:tc>
+          <w:tcPr>
+            <w:tcW w:type="dxa" w:w="3708"/>
+            <w:tcBorders>
+              <w:top w:val="single" w:color="888888" w:sz="4"/>
+              <w:left w:val="single" w:color="888888" w:sz="4"/>
+              <w:bottom w:val="single" w:color="888888" w:sz="4"/>
+              <w:right w:val="single" w:color="888888" w:sz="4"/>
+            </w:tcBorders>
+            <w:tcMar>
+              <w:top w:type="dxa" w:w="60"/>
+              <w:left w:type="dxa" w:w="80"/>
+              <w:bottom w:type="dxa" w:w="60"/>
+              <w:right w:type="dxa" w:w="80"/>
+            </w:tcMar>
+          </w:tcPr>
+          <w:p>
+            <w:pPr>
+              <w:keepNext w:val="false"/>
+              <w:spacing w:after="0" w:before="0" w:line="250" w:lineRule="auto"/>
+            </w:pPr>
+            <w:r>
+              <w:rPr>
+                <w:rFonts w:ascii="Arial" w:cs="Arial" w:eastAsia="Arial" w:hAnsi="Arial"/>
+                <w:b w:val="false"/>
+                <w:bCs w:val="false"/>
+                <w:i w:val="false"/>
+                <w:iCs w:val="false"/>
+                <w:color w:val="000000"/>
+                <w:sz w:val="18"/>
+                <w:szCs w:val="18"/>
+              </w:rPr>
+              <w:t xml:space="preserve">Doc 5, p15</w:t>
+            </w:r>
+          </w:p>
+        </w:tc>
+      </w:tr>
+      <w:tr>
+        <w:tc>
+          <w:tcPr>
+            <w:tcW w:type="dxa" w:w="3090"/>
+            <w:tcBorders>
+              <w:top w:val="single" w:color="888888" w:sz="4"/>
+              <w:left w:val="single" w:color="888888" w:sz="4"/>
+              <w:bottom w:val="single" w:color="888888" w:sz="4"/>
+              <w:right w:val="single" w:color="888888" w:sz="4"/>
+            </w:tcBorders>
+            <w:tcMar>
+              <w:top w:type="dxa" w:w="60"/>
+              <w:left w:type="dxa" w:w="80"/>
+              <w:bottom w:type="dxa" w:w="60"/>
+              <w:right w:type="dxa" w:w="80"/>
+            </w:tcMar>
+          </w:tcPr>
+          <w:p>
+            <w:pPr>
+              <w:keepNext w:val="false"/>
+              <w:spacing w:after="0" w:before="0" w:line="250" w:lineRule="auto"/>
+            </w:pPr>
+            <w:r>
+              <w:rPr>
+                <w:rFonts w:ascii="Arial" w:cs="Arial" w:eastAsia="Arial" w:hAnsi="Arial"/>
+                <w:b w:val="false"/>
+                <w:bCs w:val="false"/>
+                <w:i w:val="false"/>
+                <w:iCs w:val="false"/>
+                <w:color w:val="000000"/>
+                <w:sz w:val="18"/>
+                <w:szCs w:val="18"/>
+              </w:rPr>
+              <w:t xml:space="preserve">Equity</w:t>
+            </w:r>
+          </w:p>
+        </w:tc>
+        <w:tc>
+          <w:tcPr>
+            <w:tcW w:type="dxa" w:w="3502"/>
+            <w:tcBorders>
+              <w:top w:val="single" w:color="888888" w:sz="4"/>
+              <w:left w:val="single" w:color="888888" w:sz="4"/>
+              <w:bottom w:val="single" w:color="888888" w:sz="4"/>
+              <w:right w:val="single" w:color="888888" w:sz="4"/>
+            </w:tcBorders>
+            <w:tcMar>
+              <w:top w:type="dxa" w:w="60"/>
+              <w:left w:type="dxa" w:w="80"/>
+              <w:bottom w:type="dxa" w:w="60"/>
+              <w:right w:type="dxa" w:w="80"/>
+            </w:tcMar>
+          </w:tcPr>
+          <w:p>
+            <w:pPr>
+              <w:keepNext w:val="false"/>
+              <w:spacing w:after="0" w:before="0" w:line="250" w:lineRule="auto"/>
+            </w:pPr>
+            <w:r>
+              <w:rPr>
+                <w:rFonts w:ascii="Arial" w:cs="Arial" w:eastAsia="Arial" w:hAnsi="Arial"/>
+                <w:b w:val="false"/>
+                <w:bCs w:val="false"/>
+                <w:i w:val="false"/>
+                <w:iCs w:val="false"/>
+                <w:color w:val="000000"/>
+                <w:sz w:val="18"/>
+                <w:szCs w:val="18"/>
+              </w:rPr>
+              <w:t xml:space="preserve">R5 400m</w:t>
+            </w:r>
+          </w:p>
+        </w:tc>
+        <w:tc>
+          <w:tcPr>
+            <w:tcW w:type="dxa" w:w="3708"/>
+            <w:tcBorders>
+              <w:top w:val="single" w:color="888888" w:sz="4"/>
+              <w:left w:val="single" w:color="888888" w:sz="4"/>
+              <w:bottom w:val="single" w:color="888888" w:sz="4"/>
+              <w:right w:val="single" w:color="888888" w:sz="4"/>
+            </w:tcBorders>
+            <w:tcMar>
+              <w:top w:type="dxa" w:w="60"/>
+              <w:left w:type="dxa" w:w="80"/>
+              <w:bottom w:type="dxa" w:w="60"/>
+              <w:right w:type="dxa" w:w="80"/>
+            </w:tcMar>
+          </w:tcPr>
+          <w:p>
+            <w:pPr>
+              <w:keepNext w:val="false"/>
+              <w:spacing w:after="0" w:before="0" w:line="250" w:lineRule="auto"/>
+            </w:pPr>
+            <w:r>
+              <w:rPr>
+                <w:rFonts w:ascii="Arial" w:cs="Arial" w:eastAsia="Arial" w:hAnsi="Arial"/>
+                <w:b w:val="false"/>
+                <w:bCs w:val="false"/>
+                <w:i w:val="false"/>
+                <w:iCs w:val="false"/>
+                <w:color w:val="000000"/>
+                <w:sz w:val="18"/>
+                <w:szCs w:val="18"/>
+              </w:rPr>
+              <w:t xml:space="preserve">Calculated: R12 250m less R6 850m</w:t>
+            </w:r>
+          </w:p>
+        </w:tc>
+      </w:tr>
+      <w:tr>
+        <w:tc>
+          <w:tcPr>
+            <w:tcW w:type="dxa" w:w="3090"/>
+            <w:tcBorders>
+              <w:top w:val="single" w:color="888888" w:sz="4"/>
+              <w:left w:val="single" w:color="888888" w:sz="4"/>
+              <w:bottom w:val="single" w:color="888888" w:sz="4"/>
+              <w:right w:val="single" w:color="888888" w:sz="4"/>
+            </w:tcBorders>
+            <w:tcMar>
+              <w:top w:type="dxa" w:w="60"/>
+              <w:left w:type="dxa" w:w="80"/>
+              <w:bottom w:type="dxa" w:w="60"/>
+              <w:right w:type="dxa" w:w="80"/>
+            </w:tcMar>
+          </w:tcPr>
+          <w:p>
+            <w:pPr>
+              <w:keepNext w:val="false"/>
+              <w:spacing w:after="0" w:before="0" w:line="250" w:lineRule="auto"/>
+            </w:pPr>
+            <w:r>
+              <w:rPr>
+                <w:rFonts w:ascii="Arial" w:cs="Arial" w:eastAsia="Arial" w:hAnsi="Arial"/>
+                <w:b w:val="false"/>
+                <w:bCs w:val="false"/>
+                <w:i w:val="false"/>
+                <w:iCs w:val="false"/>
+                <w:color w:val="000000"/>
+                <w:sz w:val="18"/>
+                <w:szCs w:val="18"/>
+              </w:rPr>
+              <w:t xml:space="preserve">Borrowings to EBITDA</w:t>
+            </w:r>
+          </w:p>
+        </w:tc>
+        <w:tc>
+          <w:tcPr>
+            <w:tcW w:type="dxa" w:w="3502"/>
+            <w:tcBorders>
+              <w:top w:val="single" w:color="888888" w:sz="4"/>
+              <w:left w:val="single" w:color="888888" w:sz="4"/>
+              <w:bottom w:val="single" w:color="888888" w:sz="4"/>
+              <w:right w:val="single" w:color="888888" w:sz="4"/>
+            </w:tcBorders>
+            <w:tcMar>
+              <w:top w:type="dxa" w:w="60"/>
+              <w:left w:type="dxa" w:w="80"/>
+              <w:bottom w:type="dxa" w:w="60"/>
+              <w:right w:type="dxa" w:w="80"/>
+            </w:tcMar>
+          </w:tcPr>
+          <w:p>
+            <w:pPr>
+              <w:keepNext w:val="false"/>
+              <w:spacing w:after="0" w:before="0" w:line="250" w:lineRule="auto"/>
+            </w:pPr>
+            <w:r>
+              <w:rPr>
+                <w:rFonts w:ascii="Arial" w:cs="Arial" w:eastAsia="Arial" w:hAnsi="Arial"/>
+                <w:b w:val="false"/>
+                <w:bCs w:val="false"/>
+                <w:i w:val="false"/>
+                <w:iCs w:val="false"/>
+                <w:color w:val="000000"/>
+                <w:sz w:val="18"/>
+                <w:szCs w:val="18"/>
+              </w:rPr>
+              <w:t xml:space="preserve">4.35 times</w:t>
+            </w:r>
+          </w:p>
+        </w:tc>
+        <w:tc>
+          <w:tcPr>
+            <w:tcW w:type="dxa" w:w="3708"/>
+            <w:tcBorders>
+              <w:top w:val="single" w:color="888888" w:sz="4"/>
+              <w:left w:val="single" w:color="888888" w:sz="4"/>
+              <w:bottom w:val="single" w:color="888888" w:sz="4"/>
+              <w:right w:val="single" w:color="888888" w:sz="4"/>
+            </w:tcBorders>
+            <w:tcMar>
+              <w:top w:type="dxa" w:w="60"/>
+              <w:left w:type="dxa" w:w="80"/>
+              <w:bottom w:type="dxa" w:w="60"/>
+              <w:right w:type="dxa" w:w="80"/>
+            </w:tcMar>
+          </w:tcPr>
+          <w:p>
+            <w:pPr>
+              <w:keepNext w:val="false"/>
+              <w:spacing w:after="0" w:before="0" w:line="250" w:lineRule="auto"/>
+            </w:pPr>
+            <w:r>
+              <w:rPr>
+                <w:rFonts w:ascii="Arial" w:cs="Arial" w:eastAsia="Arial" w:hAnsi="Arial"/>
+                <w:b w:val="false"/>
+                <w:bCs w:val="false"/>
+                <w:i w:val="false"/>
+                <w:iCs w:val="false"/>
+                <w:color w:val="000000"/>
+                <w:sz w:val="18"/>
+                <w:szCs w:val="18"/>
+              </w:rPr>
+              <w:t xml:space="preserve">Calculated: 4 850 / 1 116</w:t>
+            </w:r>
+          </w:p>
+        </w:tc>
+      </w:tr>
+      <w:tr>
+        <w:tc>
+          <w:tcPr>
+            <w:tcW w:type="dxa" w:w="3090"/>
+            <w:tcBorders>
+              <w:top w:val="single" w:color="888888" w:sz="4"/>
+              <w:left w:val="single" w:color="888888" w:sz="4"/>
+              <w:bottom w:val="single" w:color="888888" w:sz="4"/>
+              <w:right w:val="single" w:color="888888" w:sz="4"/>
+            </w:tcBorders>
+            <w:tcMar>
+              <w:top w:type="dxa" w:w="60"/>
+              <w:left w:type="dxa" w:w="80"/>
+              <w:bottom w:type="dxa" w:w="60"/>
+              <w:right w:type="dxa" w:w="80"/>
+            </w:tcMar>
+          </w:tcPr>
+          <w:p>
+            <w:pPr>
+              <w:keepNext w:val="false"/>
+              <w:spacing w:after="0" w:before="0" w:line="250" w:lineRule="auto"/>
+            </w:pPr>
+            <w:r>
+              <w:rPr>
+                <w:rFonts w:ascii="Arial" w:cs="Arial" w:eastAsia="Arial" w:hAnsi="Arial"/>
+                <w:b w:val="false"/>
+                <w:bCs w:val="false"/>
+                <w:i w:val="false"/>
+                <w:iCs w:val="false"/>
+                <w:color w:val="000000"/>
+                <w:sz w:val="18"/>
+                <w:szCs w:val="18"/>
+              </w:rPr>
+              <w:t xml:space="preserve">Operating profit to finance costs</w:t>
+            </w:r>
+          </w:p>
+        </w:tc>
+        <w:tc>
+          <w:tcPr>
+            <w:tcW w:type="dxa" w:w="3502"/>
+            <w:tcBorders>
+              <w:top w:val="single" w:color="888888" w:sz="4"/>
+              <w:left w:val="single" w:color="888888" w:sz="4"/>
+              <w:bottom w:val="single" w:color="888888" w:sz="4"/>
+              <w:right w:val="single" w:color="888888" w:sz="4"/>
+            </w:tcBorders>
+            <w:tcMar>
+              <w:top w:type="dxa" w:w="60"/>
+              <w:left w:type="dxa" w:w="80"/>
+              <w:bottom w:type="dxa" w:w="60"/>
+              <w:right w:type="dxa" w:w="80"/>
+            </w:tcMar>
+          </w:tcPr>
+          <w:p>
+            <w:pPr>
+              <w:keepNext w:val="false"/>
+              <w:spacing w:after="0" w:before="0" w:line="250" w:lineRule="auto"/>
+            </w:pPr>
+            <w:r>
+              <w:rPr>
+                <w:rFonts w:ascii="Arial" w:cs="Arial" w:eastAsia="Arial" w:hAnsi="Arial"/>
+                <w:b w:val="false"/>
+                <w:bCs w:val="false"/>
+                <w:i w:val="false"/>
+                <w:iCs w:val="false"/>
+                <w:color w:val="000000"/>
+                <w:sz w:val="18"/>
+                <w:szCs w:val="18"/>
+              </w:rPr>
+              <w:t xml:space="preserve">1.87 times</w:t>
+            </w:r>
+          </w:p>
+        </w:tc>
+        <w:tc>
+          <w:tcPr>
+            <w:tcW w:type="dxa" w:w="3708"/>
+            <w:tcBorders>
+              <w:top w:val="single" w:color="888888" w:sz="4"/>
+              <w:left w:val="single" w:color="888888" w:sz="4"/>
+              <w:bottom w:val="single" w:color="888888" w:sz="4"/>
+              <w:right w:val="single" w:color="888888" w:sz="4"/>
+            </w:tcBorders>
+            <w:tcMar>
+              <w:top w:type="dxa" w:w="60"/>
+              <w:left w:type="dxa" w:w="80"/>
+              <w:bottom w:type="dxa" w:w="60"/>
+              <w:right w:type="dxa" w:w="80"/>
+            </w:tcMar>
+          </w:tcPr>
+          <w:p>
+            <w:pPr>
+              <w:keepNext w:val="false"/>
+              <w:spacing w:after="0" w:before="0" w:line="250" w:lineRule="auto"/>
+            </w:pPr>
+            <w:r>
+              <w:rPr>
+                <w:rFonts w:ascii="Arial" w:cs="Arial" w:eastAsia="Arial" w:hAnsi="Arial"/>
+                <w:b w:val="false"/>
+                <w:bCs w:val="false"/>
+                <w:i w:val="false"/>
+                <w:iCs w:val="false"/>
+                <w:color w:val="000000"/>
+                <w:sz w:val="18"/>
+                <w:szCs w:val="18"/>
+              </w:rPr>
+              <w:t xml:space="preserve">Calculated: 700 / 375</w:t>
+            </w:r>
+          </w:p>
+        </w:tc>
+      </w:tr>
+      <w:tr>
+        <w:tc>
+          <w:tcPr>
+            <w:tcW w:type="dxa" w:w="3090"/>
+            <w:tcBorders>
+              <w:top w:val="single" w:color="888888" w:sz="4"/>
+              <w:left w:val="single" w:color="888888" w:sz="4"/>
+              <w:bottom w:val="single" w:color="888888" w:sz="4"/>
+              <w:right w:val="single" w:color="888888" w:sz="4"/>
+            </w:tcBorders>
+            <w:tcMar>
+              <w:top w:type="dxa" w:w="60"/>
+              <w:left w:type="dxa" w:w="80"/>
+              <w:bottom w:type="dxa" w:w="60"/>
+              <w:right w:type="dxa" w:w="80"/>
+            </w:tcMar>
+          </w:tcPr>
+          <w:p>
+            <w:pPr>
+              <w:keepNext w:val="false"/>
+              <w:spacing w:after="0" w:before="0" w:line="250" w:lineRule="auto"/>
+            </w:pPr>
+            <w:r>
+              <w:rPr>
+                <w:rFonts w:ascii="Arial" w:cs="Arial" w:eastAsia="Arial" w:hAnsi="Arial"/>
+                <w:b w:val="false"/>
+                <w:bCs w:val="false"/>
+                <w:i w:val="false"/>
+                <w:iCs w:val="false"/>
+                <w:color w:val="000000"/>
+                <w:sz w:val="18"/>
+                <w:szCs w:val="18"/>
+              </w:rPr>
+              <w:t xml:space="preserve">EBITDA to finance costs</w:t>
+            </w:r>
+          </w:p>
+        </w:tc>
+        <w:tc>
+          <w:tcPr>
+            <w:tcW w:type="dxa" w:w="3502"/>
+            <w:tcBorders>
+              <w:top w:val="single" w:color="888888" w:sz="4"/>
+              <w:left w:val="single" w:color="888888" w:sz="4"/>
+              <w:bottom w:val="single" w:color="888888" w:sz="4"/>
+              <w:right w:val="single" w:color="888888" w:sz="4"/>
+            </w:tcBorders>
+            <w:tcMar>
+              <w:top w:type="dxa" w:w="60"/>
+              <w:left w:type="dxa" w:w="80"/>
+              <w:bottom w:type="dxa" w:w="60"/>
+              <w:right w:type="dxa" w:w="80"/>
+            </w:tcMar>
+          </w:tcPr>
+          <w:p>
+            <w:pPr>
+              <w:keepNext w:val="false"/>
+              <w:spacing w:after="0" w:before="0" w:line="250" w:lineRule="auto"/>
+            </w:pPr>
+            <w:r>
+              <w:rPr>
+                <w:rFonts w:ascii="Arial" w:cs="Arial" w:eastAsia="Arial" w:hAnsi="Arial"/>
+                <w:b w:val="false"/>
+                <w:bCs w:val="false"/>
+                <w:i w:val="false"/>
+                <w:iCs w:val="false"/>
+                <w:color w:val="000000"/>
+                <w:sz w:val="18"/>
+                <w:szCs w:val="18"/>
+              </w:rPr>
+              <w:t xml:space="preserve">2.98 times</w:t>
+            </w:r>
+          </w:p>
+        </w:tc>
+        <w:tc>
+          <w:tcPr>
+            <w:tcW w:type="dxa" w:w="3708"/>
+            <w:tcBorders>
+              <w:top w:val="single" w:color="888888" w:sz="4"/>
+              <w:left w:val="single" w:color="888888" w:sz="4"/>
+              <w:bottom w:val="single" w:color="888888" w:sz="4"/>
+              <w:right w:val="single" w:color="888888" w:sz="4"/>
+            </w:tcBorders>
+            <w:tcMar>
+              <w:top w:type="dxa" w:w="60"/>
+              <w:left w:type="dxa" w:w="80"/>
+              <w:bottom w:type="dxa" w:w="60"/>
+              <w:right w:type="dxa" w:w="80"/>
+            </w:tcMar>
+          </w:tcPr>
+          <w:p>
+            <w:pPr>
+              <w:keepNext w:val="false"/>
+              <w:spacing w:after="0" w:before="0" w:line="250" w:lineRule="auto"/>
+            </w:pPr>
+            <w:r>
+              <w:rPr>
+                <w:rFonts w:ascii="Arial" w:cs="Arial" w:eastAsia="Arial" w:hAnsi="Arial"/>
+                <w:b w:val="false"/>
+                <w:bCs w:val="false"/>
+                <w:i w:val="false"/>
+                <w:iCs w:val="false"/>
+                <w:color w:val="000000"/>
+                <w:sz w:val="18"/>
+                <w:szCs w:val="18"/>
+              </w:rPr>
+              <w:t xml:space="preserve">Calculated: 1 116 / 375</w:t>
+            </w:r>
+          </w:p>
+        </w:tc>
+      </w:tr>
+      <w:tr>
+        <w:tc>
+          <w:tcPr>
+            <w:tcW w:type="dxa" w:w="3090"/>
+            <w:tcBorders>
+              <w:top w:val="single" w:color="888888" w:sz="4"/>
+              <w:left w:val="single" w:color="888888" w:sz="4"/>
+              <w:bottom w:val="single" w:color="888888" w:sz="4"/>
+              <w:right w:val="single" w:color="888888" w:sz="4"/>
+            </w:tcBorders>
+            <w:tcMar>
+              <w:top w:type="dxa" w:w="60"/>
+              <w:left w:type="dxa" w:w="80"/>
+              <w:bottom w:type="dxa" w:w="60"/>
+              <w:right w:type="dxa" w:w="80"/>
+            </w:tcMar>
+          </w:tcPr>
+          <w:p>
+            <w:pPr>
+              <w:keepNext w:val="false"/>
+              <w:spacing w:after="0" w:before="0" w:line="250" w:lineRule="auto"/>
+            </w:pPr>
+            <w:r>
+              <w:rPr>
+                <w:rFonts w:ascii="Arial" w:cs="Arial" w:eastAsia="Arial" w:hAnsi="Arial"/>
+                <w:b w:val="false"/>
+                <w:bCs w:val="false"/>
+                <w:i w:val="false"/>
+                <w:iCs w:val="false"/>
+                <w:color w:val="000000"/>
+                <w:sz w:val="18"/>
+                <w:szCs w:val="18"/>
+              </w:rPr>
+              <w:t xml:space="preserve">Installed IT capacity</w:t>
+            </w:r>
+          </w:p>
+        </w:tc>
+        <w:tc>
+          <w:tcPr>
+            <w:tcW w:type="dxa" w:w="3502"/>
+            <w:tcBorders>
+              <w:top w:val="single" w:color="888888" w:sz="4"/>
+              <w:left w:val="single" w:color="888888" w:sz="4"/>
+              <w:bottom w:val="single" w:color="888888" w:sz="4"/>
+              <w:right w:val="single" w:color="888888" w:sz="4"/>
+            </w:tcBorders>
+            <w:tcMar>
+              <w:top w:type="dxa" w:w="60"/>
+              <w:left w:type="dxa" w:w="80"/>
+              <w:bottom w:type="dxa" w:w="60"/>
+              <w:right w:type="dxa" w:w="80"/>
+            </w:tcMar>
+          </w:tcPr>
+          <w:p>
+            <w:pPr>
+              <w:keepNext w:val="false"/>
+              <w:spacing w:after="0" w:before="0" w:line="250" w:lineRule="auto"/>
+            </w:pPr>
+            <w:r>
+              <w:rPr>
+                <w:rFonts w:ascii="Arial" w:cs="Arial" w:eastAsia="Arial" w:hAnsi="Arial"/>
+                <w:b w:val="false"/>
+                <w:bCs w:val="false"/>
+                <w:i w:val="false"/>
+                <w:iCs w:val="false"/>
+                <w:color w:val="000000"/>
+                <w:sz w:val="18"/>
+                <w:szCs w:val="18"/>
+              </w:rPr>
+              <w:t xml:space="preserve">45MW</w:t>
+            </w:r>
+          </w:p>
+        </w:tc>
+        <w:tc>
+          <w:tcPr>
+            <w:tcW w:type="dxa" w:w="3708"/>
+            <w:tcBorders>
+              <w:top w:val="single" w:color="888888" w:sz="4"/>
+              <w:left w:val="single" w:color="888888" w:sz="4"/>
+              <w:bottom w:val="single" w:color="888888" w:sz="4"/>
+              <w:right w:val="single" w:color="888888" w:sz="4"/>
+            </w:tcBorders>
+            <w:tcMar>
+              <w:top w:type="dxa" w:w="60"/>
+              <w:left w:type="dxa" w:w="80"/>
+              <w:bottom w:type="dxa" w:w="60"/>
+              <w:right w:type="dxa" w:w="80"/>
+            </w:tcMar>
+          </w:tcPr>
+          <w:p>
+            <w:pPr>
+              <w:keepNext w:val="false"/>
+              <w:spacing w:after="0" w:before="0" w:line="250" w:lineRule="auto"/>
+            </w:pPr>
+            <w:r>
+              <w:rPr>
+                <w:rFonts w:ascii="Arial" w:cs="Arial" w:eastAsia="Arial" w:hAnsi="Arial"/>
+                <w:b w:val="false"/>
+                <w:bCs w:val="false"/>
+                <w:i w:val="false"/>
+                <w:iCs w:val="false"/>
+                <w:color w:val="000000"/>
+                <w:sz w:val="18"/>
+                <w:szCs w:val="18"/>
+              </w:rPr>
+              <w:t xml:space="preserve">Doc 2, p4 and Doc 5, p14</w:t>
+            </w:r>
+          </w:p>
+        </w:tc>
+      </w:tr>
+      <w:tr>
+        <w:tc>
+          <w:tcPr>
+            <w:tcW w:type="dxa" w:w="3090"/>
+            <w:tcBorders>
+              <w:top w:val="single" w:color="888888" w:sz="4"/>
+              <w:left w:val="single" w:color="888888" w:sz="4"/>
+              <w:bottom w:val="single" w:color="888888" w:sz="4"/>
+              <w:right w:val="single" w:color="888888" w:sz="4"/>
+            </w:tcBorders>
+            <w:tcMar>
+              <w:top w:type="dxa" w:w="60"/>
+              <w:left w:type="dxa" w:w="80"/>
+              <w:bottom w:type="dxa" w:w="60"/>
+              <w:right w:type="dxa" w:w="80"/>
+            </w:tcMar>
+          </w:tcPr>
+          <w:p>
+            <w:pPr>
+              <w:keepNext w:val="false"/>
+              <w:spacing w:after="0" w:before="0" w:line="250" w:lineRule="auto"/>
+            </w:pPr>
+            <w:r>
+              <w:rPr>
+                <w:rFonts w:ascii="Arial" w:cs="Arial" w:eastAsia="Arial" w:hAnsi="Arial"/>
+                <w:b w:val="false"/>
+                <w:bCs w:val="false"/>
+                <w:i w:val="false"/>
+                <w:iCs w:val="false"/>
+                <w:color w:val="000000"/>
+                <w:sz w:val="18"/>
+                <w:szCs w:val="18"/>
+              </w:rPr>
+              <w:t xml:space="preserve">Capital under consideration</w:t>
+            </w:r>
+          </w:p>
+        </w:tc>
+        <w:tc>
+          <w:tcPr>
+            <w:tcW w:type="dxa" w:w="3502"/>
+            <w:tcBorders>
+              <w:top w:val="single" w:color="888888" w:sz="4"/>
+              <w:left w:val="single" w:color="888888" w:sz="4"/>
+              <w:bottom w:val="single" w:color="888888" w:sz="4"/>
+              <w:right w:val="single" w:color="888888" w:sz="4"/>
+            </w:tcBorders>
+            <w:tcMar>
+              <w:top w:type="dxa" w:w="60"/>
+              <w:left w:type="dxa" w:w="80"/>
+              <w:bottom w:type="dxa" w:w="60"/>
+              <w:right w:type="dxa" w:w="80"/>
+            </w:tcMar>
+          </w:tcPr>
+          <w:p>
+            <w:pPr>
+              <w:keepNext w:val="false"/>
+              <w:spacing w:after="0" w:before="0" w:line="250" w:lineRule="auto"/>
+            </w:pPr>
+            <w:r>
+              <w:rPr>
+                <w:rFonts w:ascii="Arial" w:cs="Arial" w:eastAsia="Arial" w:hAnsi="Arial"/>
+                <w:b w:val="false"/>
+                <w:bCs w:val="false"/>
+                <w:i w:val="false"/>
+                <w:iCs w:val="false"/>
+                <w:color w:val="000000"/>
+                <w:sz w:val="18"/>
+                <w:szCs w:val="18"/>
+              </w:rPr>
+              <w:t xml:space="preserve">R3–5bn over five years</w:t>
+            </w:r>
+          </w:p>
+        </w:tc>
+        <w:tc>
+          <w:tcPr>
+            <w:tcW w:type="dxa" w:w="3708"/>
+            <w:tcBorders>
+              <w:top w:val="single" w:color="888888" w:sz="4"/>
+              <w:left w:val="single" w:color="888888" w:sz="4"/>
+              <w:bottom w:val="single" w:color="888888" w:sz="4"/>
+              <w:right w:val="single" w:color="888888" w:sz="4"/>
+            </w:tcBorders>
+            <w:tcMar>
+              <w:top w:type="dxa" w:w="60"/>
+              <w:left w:type="dxa" w:w="80"/>
+              <w:bottom w:type="dxa" w:w="60"/>
+              <w:right w:type="dxa" w:w="80"/>
+            </w:tcMar>
+          </w:tcPr>
+          <w:p>
+            <w:pPr>
+              <w:keepNext w:val="false"/>
+              <w:spacing w:after="0" w:before="0" w:line="250" w:lineRule="auto"/>
+            </w:pPr>
+            <w:r>
+              <w:rPr>
+                <w:rFonts w:ascii="Arial" w:cs="Arial" w:eastAsia="Arial" w:hAnsi="Arial"/>
+                <w:b w:val="false"/>
+                <w:bCs w:val="false"/>
+                <w:i w:val="false"/>
+                <w:iCs w:val="false"/>
+                <w:color w:val="000000"/>
+                <w:sz w:val="18"/>
+                <w:szCs w:val="18"/>
+              </w:rPr>
+              <w:t xml:space="preserve">Doc 3, p8</w:t>
+            </w:r>
+          </w:p>
+        </w:tc>
+      </w:tr>
+      <w:tr>
+        <w:tc>
+          <w:tcPr>
+            <w:tcW w:type="dxa" w:w="3090"/>
+            <w:tcBorders>
+              <w:top w:val="single" w:color="888888" w:sz="4"/>
+              <w:left w:val="single" w:color="888888" w:sz="4"/>
+              <w:bottom w:val="single" w:color="888888" w:sz="4"/>
+              <w:right w:val="single" w:color="888888" w:sz="4"/>
+            </w:tcBorders>
+            <w:tcMar>
+              <w:top w:type="dxa" w:w="60"/>
+              <w:left w:type="dxa" w:w="80"/>
+              <w:bottom w:type="dxa" w:w="60"/>
+              <w:right w:type="dxa" w:w="80"/>
+            </w:tcMar>
+          </w:tcPr>
+          <w:p>
+            <w:pPr>
+              <w:keepNext w:val="false"/>
+              <w:spacing w:after="0" w:before="0" w:line="250" w:lineRule="auto"/>
+            </w:pPr>
+            <w:r>
+              <w:rPr>
+                <w:rFonts w:ascii="Arial" w:cs="Arial" w:eastAsia="Arial" w:hAnsi="Arial"/>
+                <w:b w:val="false"/>
+                <w:bCs w:val="false"/>
+                <w:i w:val="false"/>
+                <w:iCs w:val="false"/>
+                <w:color w:val="000000"/>
+                <w:sz w:val="18"/>
+                <w:szCs w:val="18"/>
+              </w:rPr>
+              <w:t xml:space="preserve">Year end</w:t>
+            </w:r>
+          </w:p>
+        </w:tc>
+        <w:tc>
+          <w:tcPr>
+            <w:tcW w:type="dxa" w:w="3502"/>
+            <w:tcBorders>
+              <w:top w:val="single" w:color="888888" w:sz="4"/>
+              <w:left w:val="single" w:color="888888" w:sz="4"/>
+              <w:bottom w:val="single" w:color="888888" w:sz="4"/>
+              <w:right w:val="single" w:color="888888" w:sz="4"/>
+            </w:tcBorders>
+            <w:tcMar>
+              <w:top w:type="dxa" w:w="60"/>
+              <w:left w:type="dxa" w:w="80"/>
+              <w:bottom w:type="dxa" w:w="60"/>
+              <w:right w:type="dxa" w:w="80"/>
+            </w:tcMar>
+          </w:tcPr>
+          <w:p>
+            <w:pPr>
+              <w:keepNext w:val="false"/>
+              <w:spacing w:after="0" w:before="0" w:line="250" w:lineRule="auto"/>
+            </w:pPr>
+            <w:r>
+              <w:rPr>
+                <w:rFonts w:ascii="Arial" w:cs="Arial" w:eastAsia="Arial" w:hAnsi="Arial"/>
+                <w:b w:val="false"/>
+                <w:bCs w:val="false"/>
+                <w:i w:val="false"/>
+                <w:iCs w:val="false"/>
+                <w:color w:val="000000"/>
+                <w:sz w:val="18"/>
+                <w:szCs w:val="18"/>
+              </w:rPr>
+              <w:t xml:space="preserve">30 June</w:t>
+            </w:r>
+          </w:p>
+        </w:tc>
+        <w:tc>
+          <w:tcPr>
+            <w:tcW w:type="dxa" w:w="3708"/>
+            <w:tcBorders>
+              <w:top w:val="single" w:color="888888" w:sz="4"/>
+              <w:left w:val="single" w:color="888888" w:sz="4"/>
+              <w:bottom w:val="single" w:color="888888" w:sz="4"/>
+              <w:right w:val="single" w:color="888888" w:sz="4"/>
+            </w:tcBorders>
+            <w:tcMar>
+              <w:top w:type="dxa" w:w="60"/>
+              <w:left w:type="dxa" w:w="80"/>
+              <w:bottom w:type="dxa" w:w="60"/>
+              <w:right w:type="dxa" w:w="80"/>
+            </w:tcMar>
+          </w:tcPr>
+          <w:p>
+            <w:pPr>
+              <w:keepNext w:val="false"/>
+              <w:spacing w:after="0" w:before="0" w:line="250" w:lineRule="auto"/>
+            </w:pPr>
+            <w:r>
+              <w:rPr>
+                <w:rFonts w:ascii="Arial" w:cs="Arial" w:eastAsia="Arial" w:hAnsi="Arial"/>
+                <w:b w:val="false"/>
+                <w:bCs w:val="false"/>
+                <w:i w:val="false"/>
+                <w:iCs w:val="false"/>
+                <w:color w:val="000000"/>
+                <w:sz w:val="18"/>
+                <w:szCs w:val="18"/>
+              </w:rPr>
+              <w:t xml:space="preserve">Doc 5, p14, “Year ended 30 June 2026”</w:t>
+            </w:r>
+          </w:p>
+        </w:tc>
+      </w:tr>
+      <w:tr>
+        <w:tc>
+          <w:tcPr>
+            <w:tcW w:type="dxa" w:w="3090"/>
+            <w:tcBorders>
+              <w:top w:val="single" w:color="888888" w:sz="4"/>
+              <w:left w:val="single" w:color="888888" w:sz="4"/>
+              <w:bottom w:val="single" w:color="888888" w:sz="4"/>
+              <w:right w:val="single" w:color="888888" w:sz="4"/>
+            </w:tcBorders>
+            <w:tcMar>
+              <w:top w:type="dxa" w:w="60"/>
+              <w:left w:type="dxa" w:w="80"/>
+              <w:bottom w:type="dxa" w:w="60"/>
+              <w:right w:type="dxa" w:w="80"/>
+            </w:tcMar>
+          </w:tcPr>
+          <w:p>
+            <w:pPr>
+              <w:keepNext w:val="false"/>
+              <w:spacing w:after="0" w:before="0" w:line="250" w:lineRule="auto"/>
+            </w:pPr>
+            <w:r>
+              <w:rPr>
+                <w:rFonts w:ascii="Arial" w:cs="Arial" w:eastAsia="Arial" w:hAnsi="Arial"/>
+                <w:b w:val="false"/>
+                <w:bCs w:val="false"/>
+                <w:i w:val="false"/>
+                <w:iCs w:val="false"/>
+                <w:color w:val="000000"/>
+                <w:sz w:val="18"/>
+                <w:szCs w:val="18"/>
+              </w:rPr>
+              <w:t xml:space="preserve">Auditors</w:t>
+            </w:r>
+          </w:p>
+        </w:tc>
+        <w:tc>
+          <w:tcPr>
+            <w:tcW w:type="dxa" w:w="3502"/>
+            <w:tcBorders>
+              <w:top w:val="single" w:color="888888" w:sz="4"/>
+              <w:left w:val="single" w:color="888888" w:sz="4"/>
+              <w:bottom w:val="single" w:color="888888" w:sz="4"/>
+              <w:right w:val="single" w:color="888888" w:sz="4"/>
+            </w:tcBorders>
+            <w:tcMar>
+              <w:top w:type="dxa" w:w="60"/>
+              <w:left w:type="dxa" w:w="80"/>
+              <w:bottom w:type="dxa" w:w="60"/>
+              <w:right w:type="dxa" w:w="80"/>
+            </w:tcMar>
+          </w:tcPr>
+          <w:p>
+            <w:pPr>
+              <w:keepNext w:val="false"/>
+              <w:spacing w:after="0" w:before="0" w:line="250" w:lineRule="auto"/>
+            </w:pPr>
+            <w:r>
+              <w:rPr>
+                <w:rFonts w:ascii="Arial" w:cs="Arial" w:eastAsia="Arial" w:hAnsi="Arial"/>
+                <w:b w:val="false"/>
+                <w:bCs w:val="false"/>
+                <w:i w:val="false"/>
+                <w:iCs w:val="false"/>
+                <w:color w:val="000000"/>
+                <w:sz w:val="18"/>
+                <w:szCs w:val="18"/>
+              </w:rPr>
+              <w:t xml:space="preserve">KZL Inc</w:t>
+            </w:r>
+          </w:p>
+        </w:tc>
+        <w:tc>
+          <w:tcPr>
+            <w:tcW w:type="dxa" w:w="3708"/>
+            <w:tcBorders>
+              <w:top w:val="single" w:color="888888" w:sz="4"/>
+              <w:left w:val="single" w:color="888888" w:sz="4"/>
+              <w:bottom w:val="single" w:color="888888" w:sz="4"/>
+              <w:right w:val="single" w:color="888888" w:sz="4"/>
+            </w:tcBorders>
+            <w:tcMar>
+              <w:top w:type="dxa" w:w="60"/>
+              <w:left w:type="dxa" w:w="80"/>
+              <w:bottom w:type="dxa" w:w="60"/>
+              <w:right w:type="dxa" w:w="80"/>
+            </w:tcMar>
+          </w:tcPr>
+          <w:p>
+            <w:pPr>
+              <w:keepNext w:val="false"/>
+              <w:spacing w:after="0" w:before="0" w:line="250" w:lineRule="auto"/>
+            </w:pPr>
+            <w:r>
+              <w:rPr>
+                <w:rFonts w:ascii="Arial" w:cs="Arial" w:eastAsia="Arial" w:hAnsi="Arial"/>
+                <w:b w:val="false"/>
+                <w:bCs w:val="false"/>
+                <w:i w:val="false"/>
+                <w:iCs w:val="false"/>
+                <w:color w:val="000000"/>
+                <w:sz w:val="18"/>
+                <w:szCs w:val="18"/>
+              </w:rPr>
+              <w:t xml:space="preserve">Doc 2, p4</w:t>
+            </w:r>
+          </w:p>
+        </w:tc>
+      </w:tr>
+    </w:tbl>
+    <w:p>
+      <w:pPr>
+        <w:keepNext w:val="false"/>
+        <w:spacing w:after="0" w:before="0" w:line="250" w:lineRule="auto"/>
+      </w:pPr>
+      <w:r>
+        <w:rPr>
+          <w:rFonts w:ascii="Arial" w:cs="Arial" w:eastAsia="Arial" w:hAnsi="Arial"/>
+          <w:sz w:val="12"/>
+          <w:szCs w:val="12"/>
+        </w:rPr>
+        <w:t xml:space="preserve"/>
+      </w:r>
+    </w:p>
+    <w:p>
+      <w:pPr>
+        <w:keepNext/>
+        <w:spacing w:after="70" w:before="200" w:line="250" w:lineRule="auto"/>
+      </w:pPr>
+      <w:r>
+        <w:rPr>
+          <w:rFonts w:ascii="Arial" w:cs="Arial" w:eastAsia="Arial" w:hAnsi="Arial"/>
+          <w:b/>
+          <w:bCs/>
+          <w:i w:val="false"/>
+          <w:iCs w:val="false"/>
+          <w:color w:val="000000"/>
+          <w:sz w:val="22"/>
+          <w:szCs w:val="22"/>
+        </w:rPr>
+        <w:t xml:space="preserve">E5. What the pre-release actually says about the renewable options</w:t>
+      </w:r>
+    </w:p>
+    <w:p>
+      <w:pPr>
+        <w:keepNext w:val="false"/>
+        <w:spacing w:after="100" w:before="0" w:line="250" w:lineRule="auto"/>
+      </w:pPr>
+      <w:r>
+        <w:rPr>
+          <w:rFonts w:ascii="Arial" w:cs="Arial" w:eastAsia="Arial" w:hAnsi="Arial"/>
+          <w:b w:val="false"/>
+          <w:bCs w:val="false"/>
+          <w:i/>
+          <w:iCs/>
+          <w:color w:val="000000"/>
+          <w:sz w:val="18"/>
+          <w:szCs w:val="18"/>
+        </w:rPr>
+        <w:t xml:space="preserve">Quoted so that the group can see exactly how little we have been given, and stop inferring beyond it.</w:t>
+      </w:r>
+    </w:p>
+    <w:p>
+      <w:pPr>
+        <w:pStyle w:val="ListParagraph"/>
+        <w:numPr>
+          <w:ilvl w:val="0"/>
+          <w:numId w:val="2"/>
+        </w:numPr>
+        <w:spacing w:after="50" w:before="0" w:line="250" w:lineRule="auto"/>
+      </w:pPr>
+      <w:r>
+        <w:rPr>
+          <w:rFonts w:ascii="Arial" w:cs="Arial" w:eastAsia="Arial" w:hAnsi="Arial"/>
+          <w:b/>
+          <w:bCs/>
+          <w:i w:val="false"/>
+          <w:iCs w:val="false"/>
+          <w:color w:val="000000"/>
+          <w:sz w:val="19"/>
+          <w:szCs w:val="19"/>
+        </w:rPr>
+        <w:t xml:space="preserve">Additional PPAs:</w:t>
+      </w:r>
+      <w:r>
+        <w:rPr>
+          <w:rFonts w:ascii="Arial" w:cs="Arial" w:eastAsia="Arial" w:hAnsi="Arial"/>
+          <w:b w:val="false"/>
+          <w:bCs w:val="false"/>
+          <w:i w:val="false"/>
+          <w:iCs w:val="false"/>
+          <w:color w:val="000000"/>
+          <w:sz w:val="19"/>
+          <w:szCs w:val="19"/>
+        </w:rPr>
+        <w:t xml:space="preserve"> “Purchase renewable electricity from an independent producer. May require limited upfront capital. Price, volume and supply terms are agreed contractually. Flexibility depends on the terms of the agreement.”</w:t>
+      </w:r>
+    </w:p>
+    <w:p>
+      <w:pPr>
+        <w:pStyle w:val="ListParagraph"/>
+        <w:numPr>
+          <w:ilvl w:val="0"/>
+          <w:numId w:val="2"/>
+        </w:numPr>
+        <w:spacing w:after="50" w:before="0" w:line="250" w:lineRule="auto"/>
+      </w:pPr>
+      <w:r>
+        <w:rPr>
+          <w:rFonts w:ascii="Arial" w:cs="Arial" w:eastAsia="Arial" w:hAnsi="Arial"/>
+          <w:b/>
+          <w:bCs/>
+          <w:i w:val="false"/>
+          <w:iCs w:val="false"/>
+          <w:color w:val="000000"/>
+          <w:sz w:val="19"/>
+          <w:szCs w:val="19"/>
+        </w:rPr>
+        <w:t xml:space="preserve">Direct investment:</w:t>
+      </w:r>
+      <w:r>
+        <w:rPr>
+          <w:rFonts w:ascii="Arial" w:cs="Arial" w:eastAsia="Arial" w:hAnsi="Arial"/>
+          <w:b w:val="false"/>
+          <w:bCs w:val="false"/>
+          <w:i w:val="false"/>
+          <w:iCs w:val="false"/>
+          <w:color w:val="000000"/>
+          <w:sz w:val="19"/>
+          <w:szCs w:val="19"/>
+        </w:rPr>
+        <w:t xml:space="preserve"> “Invest in a renewable energy project, potentially with an experienced technical partner. Requires upfront capital and an appropriate funding structure. Axion participates in the risks and returns of the project. Greater involvement in construction, operations and governance.”</w:t>
+      </w:r>
+    </w:p>
+    <w:p>
+      <w:pPr>
+        <w:pStyle w:val="ListParagraph"/>
+        <w:numPr>
+          <w:ilvl w:val="0"/>
+          <w:numId w:val="2"/>
+        </w:numPr>
+        <w:spacing w:after="50" w:before="0" w:line="250" w:lineRule="auto"/>
+      </w:pPr>
+      <w:r>
+        <w:rPr>
+          <w:rFonts w:ascii="Arial" w:cs="Arial" w:eastAsia="Arial" w:hAnsi="Arial"/>
+          <w:b/>
+          <w:bCs/>
+          <w:i w:val="false"/>
+          <w:iCs w:val="false"/>
+          <w:color w:val="000000"/>
+          <w:sz w:val="19"/>
+          <w:szCs w:val="19"/>
+        </w:rPr>
+        <w:t xml:space="preserve">Wheeling:</w:t>
+      </w:r>
+      <w:r>
+        <w:rPr>
+          <w:rFonts w:ascii="Arial" w:cs="Arial" w:eastAsia="Arial" w:hAnsi="Arial"/>
+          <w:b w:val="false"/>
+          <w:bCs w:val="false"/>
+          <w:i w:val="false"/>
+          <w:iCs w:val="false"/>
+          <w:color w:val="000000"/>
+          <w:sz w:val="19"/>
+          <w:szCs w:val="19"/>
+        </w:rPr>
+        <w:t xml:space="preserve"> “Land and network constraints may limit renewable generation at a data centre site. Electricity may instead be generated elsewhere and supplied through the electricity network under a wheeling arrangement.” Considerations listed: “Network and wheeling charges | Transmission losses | Curtailment | Electricity generated but not used”.</w:t>
+      </w:r>
+    </w:p>
+    <w:p>
+      <w:pPr>
+        <w:pStyle w:val="ListParagraph"/>
+        <w:numPr>
+          <w:ilvl w:val="0"/>
+          <w:numId w:val="2"/>
+        </w:numPr>
+        <w:spacing w:after="50" w:before="0" w:line="250" w:lineRule="auto"/>
+      </w:pPr>
+      <w:r>
+        <w:rPr>
+          <w:rFonts w:ascii="Arial" w:cs="Arial" w:eastAsia="Arial" w:hAnsi="Arial"/>
+          <w:b/>
+          <w:bCs/>
+          <w:i w:val="false"/>
+          <w:iCs w:val="false"/>
+          <w:color w:val="000000"/>
+          <w:sz w:val="19"/>
+          <w:szCs w:val="19"/>
+        </w:rPr>
+        <w:t xml:space="preserve">Offtake agreements:</w:t>
+      </w:r>
+      <w:r>
+        <w:rPr>
+          <w:rFonts w:ascii="Arial" w:cs="Arial" w:eastAsia="Arial" w:hAnsi="Arial"/>
+          <w:b w:val="false"/>
+          <w:bCs w:val="false"/>
+          <w:i w:val="false"/>
+          <w:iCs w:val="false"/>
+          <w:color w:val="000000"/>
+          <w:sz w:val="19"/>
+          <w:szCs w:val="19"/>
+        </w:rPr>
+        <w:t xml:space="preserve"> four benefits each paired with a consideration, including “Purchase commitments may begin before the new facility is fully utilised”.</w:t>
+      </w:r>
+    </w:p>
+    <w:p>
+      <w:pPr>
+        <w:pStyle w:val="ListParagraph"/>
+        <w:numPr>
+          <w:ilvl w:val="0"/>
+          <w:numId w:val="2"/>
+        </w:numPr>
+        <w:spacing w:after="50" w:before="0" w:line="250" w:lineRule="auto"/>
+      </w:pPr>
+      <w:r>
+        <w:rPr>
+          <w:rFonts w:ascii="Arial" w:cs="Arial" w:eastAsia="Arial" w:hAnsi="Arial"/>
+          <w:b/>
+          <w:bCs/>
+          <w:i w:val="false"/>
+          <w:iCs w:val="false"/>
+          <w:color w:val="000000"/>
+          <w:sz w:val="19"/>
+          <w:szCs w:val="19"/>
+        </w:rPr>
+        <w:t xml:space="preserve">Resilience:</w:t>
+      </w:r>
+      <w:r>
+        <w:rPr>
+          <w:rFonts w:ascii="Arial" w:cs="Arial" w:eastAsia="Arial" w:hAnsi="Arial"/>
+          <w:b w:val="false"/>
+          <w:bCs w:val="false"/>
+          <w:i w:val="false"/>
+          <w:iCs w:val="false"/>
+          <w:color w:val="000000"/>
+          <w:sz w:val="19"/>
+          <w:szCs w:val="19"/>
+        </w:rPr>
+        <w:t xml:space="preserve"> “Axion’s data centres will continue to require grid connections, UPS and battery infrastructure, and backup generation.”</w:t>
+      </w:r>
+    </w:p>
+    <w:p>
+      <w:pPr>
+        <w:pStyle w:val="ListParagraph"/>
+        <w:numPr>
+          <w:ilvl w:val="0"/>
+          <w:numId w:val="2"/>
+        </w:numPr>
+        <w:spacing w:after="50" w:before="0" w:line="250" w:lineRule="auto"/>
+      </w:pPr>
+      <w:r>
+        <w:rPr>
+          <w:rFonts w:ascii="Arial" w:cs="Arial" w:eastAsia="Arial" w:hAnsi="Arial"/>
+          <w:b/>
+          <w:bCs/>
+          <w:i w:val="false"/>
+          <w:iCs w:val="false"/>
+          <w:color w:val="000000"/>
+          <w:sz w:val="19"/>
+          <w:szCs w:val="19"/>
+        </w:rPr>
+        <w:t xml:space="preserve">The tax instruction itself (Doc 7, p18):</w:t>
+      </w:r>
+      <w:r>
+        <w:rPr>
+          <w:rFonts w:ascii="Arial" w:cs="Arial" w:eastAsia="Arial" w:hAnsi="Arial"/>
+          <w:b w:val="false"/>
+          <w:bCs w:val="false"/>
+          <w:i w:val="false"/>
+          <w:iCs w:val="false"/>
+          <w:color w:val="000000"/>
+          <w:sz w:val="19"/>
+          <w:szCs w:val="19"/>
+        </w:rPr>
+        <w:t xml:space="preserve"> “Given the role renewable energy is likely to play in our future plans, it would also be useful to familiarise yourself with the related income tax considerations. The SARS Guide on the Allowances and Deductions Relating to Assets Used in the Generation of Electricity from Specified Sources of Renewable Energy is a useful place to start.”</w:t>
+      </w:r>
+    </w:p>
+    <w:p>
+      <w:pPr>
+        <w:pStyle w:val="ListParagraph"/>
+        <w:numPr>
+          <w:ilvl w:val="0"/>
+          <w:numId w:val="2"/>
+        </w:numPr>
+        <w:spacing w:after="50" w:before="0" w:line="250" w:lineRule="auto"/>
+      </w:pPr>
+      <w:r>
+        <w:rPr>
+          <w:rFonts w:ascii="Arial" w:cs="Arial" w:eastAsia="Arial" w:hAnsi="Arial"/>
+          <w:b w:val="false"/>
+          <w:bCs w:val="false"/>
+          <w:i w:val="false"/>
+          <w:iCs w:val="false"/>
+          <w:color w:val="0070C0"/>
+          <w:sz w:val="19"/>
+          <w:szCs w:val="19"/>
+        </w:rPr>
+        <w:t xml:space="preserve">Note what is </w:t>
+      </w:r>
+      <w:r>
+        <w:rPr>
+          <w:rFonts w:ascii="Arial" w:cs="Arial" w:eastAsia="Arial" w:hAnsi="Arial"/>
+          <w:b/>
+          <w:bCs/>
+          <w:i w:val="false"/>
+          <w:iCs w:val="false"/>
+          <w:color w:val="0070C0"/>
+          <w:sz w:val="19"/>
+          <w:szCs w:val="19"/>
+        </w:rPr>
+        <w:t xml:space="preserve">absent</w:t>
+      </w:r>
+      <w:r>
+        <w:rPr>
+          <w:rFonts w:ascii="Arial" w:cs="Arial" w:eastAsia="Arial" w:hAnsi="Arial"/>
+          <w:b w:val="false"/>
+          <w:bCs w:val="false"/>
+          <w:i w:val="false"/>
+          <w:iCs w:val="false"/>
+          <w:color w:val="0070C0"/>
+          <w:sz w:val="19"/>
+          <w:szCs w:val="19"/>
+        </w:rPr>
+        <w:t xml:space="preserve">: no capacity, no cost, no counterparty, no contract term, no pricing, no ownership structure and no indication of which option is preferred. That is deliberate. The facts arrive on the day, and our job in the pre-release period is to know the law well enough to apply it to whatever those facts turn out to be.</w:t>
       </w:r>
     </w:p>
     <w:sectPr>
